--- a/LAB2/LAB02_BùiNgôQuangLý_1250080112_CNPM2_PPPTPMHDT.docx
+++ b/LAB2/LAB02_BùiNgôQuangLý_1250080112_CNPM2_PPPTPMHDT.docx
@@ -13228,6 +13228,7 @@
       </w:pPr>
       <w:r>
         <w:rPr>
+          <w:noProof/>
           <w:color w:val="263238"/>
           <w:sz w:val="24"/>
           <w:szCs w:val="24"/>
@@ -13998,6 +13999,7 @@
               <w:bottom w:w="100" w:type="dxa"/>
               <w:right w:w="100" w:type="dxa"/>
             </w:tcMar>
+            <w:vAlign w:val="center"/>
           </w:tcPr>
           <w:p>
             <w:pPr>
@@ -14013,17 +14015,17 @@
               <w:ind w:left="120"/>
               <w:rPr>
                 <w:color w:val="000000"/>
-                <w:sz w:val="24"/>
-                <w:szCs w:val="24"/>
-              </w:rPr>
-            </w:pPr>
-            <w:r>
-              <w:rPr>
-                <w:color w:val="000000"/>
-                <w:sz w:val="24"/>
-                <w:szCs w:val="24"/>
-              </w:rPr>
-              <w:t xml:space="preserve">lblTitle </w:t>
+                <w:sz w:val="25"/>
+                <w:szCs w:val="25"/>
+              </w:rPr>
+            </w:pPr>
+            <w:r>
+              <w:rPr>
+                <w:color w:val="000000"/>
+                <w:sz w:val="25"/>
+                <w:szCs w:val="25"/>
+              </w:rPr>
+              <w:t>btnBack</w:t>
             </w:r>
           </w:p>
         </w:tc>
@@ -14036,6 +14038,7 @@
               <w:bottom w:w="100" w:type="dxa"/>
               <w:right w:w="100" w:type="dxa"/>
             </w:tcMar>
+            <w:vAlign w:val="center"/>
           </w:tcPr>
           <w:p>
             <w:pPr>
@@ -14051,17 +14054,17 @@
               <w:ind w:left="123"/>
               <w:rPr>
                 <w:color w:val="000000"/>
-                <w:sz w:val="24"/>
-                <w:szCs w:val="24"/>
-              </w:rPr>
-            </w:pPr>
-            <w:r>
-              <w:rPr>
-                <w:color w:val="000000"/>
-                <w:sz w:val="24"/>
-                <w:szCs w:val="24"/>
-              </w:rPr>
-              <w:t xml:space="preserve">Label </w:t>
+                <w:sz w:val="25"/>
+                <w:szCs w:val="25"/>
+              </w:rPr>
+            </w:pPr>
+            <w:r>
+              <w:rPr>
+                <w:color w:val="000000"/>
+                <w:sz w:val="25"/>
+                <w:szCs w:val="25"/>
+              </w:rPr>
+              <w:t>Button</w:t>
             </w:r>
           </w:p>
         </w:tc>
@@ -14074,6 +14077,7 @@
               <w:bottom w:w="100" w:type="dxa"/>
               <w:right w:w="100" w:type="dxa"/>
             </w:tcMar>
+            <w:vAlign w:val="center"/>
           </w:tcPr>
           <w:p>
             <w:pPr>
@@ -14089,17 +14093,17 @@
               <w:ind w:left="111"/>
               <w:rPr>
                 <w:color w:val="000000"/>
-                <w:sz w:val="24"/>
-                <w:szCs w:val="24"/>
-              </w:rPr>
-            </w:pPr>
-            <w:r>
-              <w:rPr>
-                <w:color w:val="000000"/>
-                <w:sz w:val="24"/>
-                <w:szCs w:val="24"/>
-              </w:rPr>
-              <w:t>Tiêu đề hệ thống</w:t>
+                <w:sz w:val="25"/>
+                <w:szCs w:val="25"/>
+              </w:rPr>
+            </w:pPr>
+            <w:r>
+              <w:rPr>
+                <w:color w:val="000000"/>
+                <w:sz w:val="25"/>
+                <w:szCs w:val="25"/>
+              </w:rPr>
+              <w:t>Trở về trang trước</w:t>
             </w:r>
           </w:p>
         </w:tc>
@@ -14117,6 +14121,7 @@
               <w:bottom w:w="100" w:type="dxa"/>
               <w:right w:w="100" w:type="dxa"/>
             </w:tcMar>
+            <w:vAlign w:val="center"/>
           </w:tcPr>
           <w:p>
             <w:pPr>
@@ -14132,17 +14137,17 @@
               <w:ind w:left="120"/>
               <w:rPr>
                 <w:color w:val="000000"/>
-                <w:sz w:val="24"/>
-                <w:szCs w:val="24"/>
-              </w:rPr>
-            </w:pPr>
-            <w:r>
-              <w:rPr>
-                <w:color w:val="000000"/>
-                <w:sz w:val="24"/>
-                <w:szCs w:val="24"/>
-              </w:rPr>
-              <w:t>btnBack</w:t>
+                <w:sz w:val="25"/>
+                <w:szCs w:val="25"/>
+              </w:rPr>
+            </w:pPr>
+            <w:r>
+              <w:rPr>
+                <w:color w:val="000000"/>
+                <w:sz w:val="25"/>
+                <w:szCs w:val="25"/>
+              </w:rPr>
+              <w:t>btnForward</w:t>
             </w:r>
           </w:p>
         </w:tc>
@@ -14155,6 +14160,7 @@
               <w:bottom w:w="100" w:type="dxa"/>
               <w:right w:w="100" w:type="dxa"/>
             </w:tcMar>
+            <w:vAlign w:val="center"/>
           </w:tcPr>
           <w:p>
             <w:pPr>
@@ -14170,15 +14176,15 @@
               <w:ind w:left="123"/>
               <w:rPr>
                 <w:color w:val="000000"/>
-                <w:sz w:val="24"/>
-                <w:szCs w:val="24"/>
-              </w:rPr>
-            </w:pPr>
-            <w:r>
-              <w:rPr>
-                <w:color w:val="000000"/>
-                <w:sz w:val="24"/>
-                <w:szCs w:val="24"/>
+                <w:sz w:val="25"/>
+                <w:szCs w:val="25"/>
+              </w:rPr>
+            </w:pPr>
+            <w:r>
+              <w:rPr>
+                <w:color w:val="000000"/>
+                <w:sz w:val="25"/>
+                <w:szCs w:val="25"/>
               </w:rPr>
               <w:t>Button</w:t>
             </w:r>
@@ -14193,6 +14199,7 @@
               <w:bottom w:w="100" w:type="dxa"/>
               <w:right w:w="100" w:type="dxa"/>
             </w:tcMar>
+            <w:vAlign w:val="center"/>
           </w:tcPr>
           <w:p>
             <w:pPr>
@@ -14208,157 +14215,17 @@
               <w:ind w:left="111"/>
               <w:rPr>
                 <w:color w:val="000000"/>
-                <w:sz w:val="24"/>
-                <w:szCs w:val="24"/>
-                <w:lang w:val="vi-VN"/>
-              </w:rPr>
-            </w:pPr>
-            <w:r>
-              <w:rPr>
-                <w:color w:val="000000"/>
-                <w:sz w:val="24"/>
-                <w:szCs w:val="24"/>
-              </w:rPr>
-              <w:t>Quay</w:t>
-            </w:r>
-            <w:r>
-              <w:rPr>
-                <w:color w:val="000000"/>
-                <w:sz w:val="24"/>
-                <w:szCs w:val="24"/>
-                <w:lang w:val="vi-VN"/>
-              </w:rPr>
-              <w:t xml:space="preserve"> lại trang trước</w:t>
-            </w:r>
-          </w:p>
-        </w:tc>
-      </w:tr>
-      <w:tr>
-        <w:trPr>
-          <w:trHeight w:val="463"/>
-        </w:trPr>
-        <w:tc>
-          <w:tcPr>
-            <w:tcW w:w="2403" w:type="dxa"/>
-            <w:tcMar>
-              <w:top w:w="100" w:type="dxa"/>
-              <w:left w:w="100" w:type="dxa"/>
-              <w:bottom w:w="100" w:type="dxa"/>
-              <w:right w:w="100" w:type="dxa"/>
-            </w:tcMar>
-          </w:tcPr>
-          <w:p>
-            <w:pPr>
-              <w:widowControl w:val="0"/>
-              <w:pBdr>
-                <w:top w:val="nil"/>
-                <w:left w:val="nil"/>
-                <w:bottom w:val="nil"/>
-                <w:right w:val="nil"/>
-                <w:between w:val="nil"/>
-              </w:pBdr>
-              <w:spacing w:line="240" w:lineRule="auto"/>
-              <w:ind w:left="120"/>
-              <w:rPr>
-                <w:color w:val="000000"/>
-                <w:sz w:val="24"/>
-                <w:szCs w:val="24"/>
-              </w:rPr>
-            </w:pPr>
-            <w:r>
-              <w:rPr>
-                <w:color w:val="000000"/>
-                <w:sz w:val="24"/>
-                <w:szCs w:val="24"/>
-              </w:rPr>
-              <w:lastRenderedPageBreak/>
-              <w:t>btnFoward</w:t>
-            </w:r>
-          </w:p>
-        </w:tc>
-        <w:tc>
-          <w:tcPr>
-            <w:tcW w:w="3160" w:type="dxa"/>
-            <w:tcMar>
-              <w:top w:w="100" w:type="dxa"/>
-              <w:left w:w="100" w:type="dxa"/>
-              <w:bottom w:w="100" w:type="dxa"/>
-              <w:right w:w="100" w:type="dxa"/>
-            </w:tcMar>
-          </w:tcPr>
-          <w:p>
-            <w:pPr>
-              <w:widowControl w:val="0"/>
-              <w:pBdr>
-                <w:top w:val="nil"/>
-                <w:left w:val="nil"/>
-                <w:bottom w:val="nil"/>
-                <w:right w:val="nil"/>
-                <w:between w:val="nil"/>
-              </w:pBdr>
-              <w:spacing w:line="240" w:lineRule="auto"/>
-              <w:ind w:left="123"/>
-              <w:rPr>
-                <w:color w:val="000000"/>
-                <w:sz w:val="24"/>
-                <w:szCs w:val="24"/>
-              </w:rPr>
-            </w:pPr>
-            <w:r>
-              <w:rPr>
-                <w:color w:val="000000"/>
-                <w:sz w:val="24"/>
-                <w:szCs w:val="24"/>
-              </w:rPr>
-              <w:t>Button</w:t>
-            </w:r>
-          </w:p>
-        </w:tc>
-        <w:tc>
-          <w:tcPr>
-            <w:tcW w:w="4945" w:type="dxa"/>
-            <w:tcMar>
-              <w:top w:w="100" w:type="dxa"/>
-              <w:left w:w="100" w:type="dxa"/>
-              <w:bottom w:w="100" w:type="dxa"/>
-              <w:right w:w="100" w:type="dxa"/>
-            </w:tcMar>
-          </w:tcPr>
-          <w:p>
-            <w:pPr>
-              <w:widowControl w:val="0"/>
-              <w:pBdr>
-                <w:top w:val="nil"/>
-                <w:left w:val="nil"/>
-                <w:bottom w:val="nil"/>
-                <w:right w:val="nil"/>
-                <w:between w:val="nil"/>
-              </w:pBdr>
-              <w:spacing w:line="240" w:lineRule="auto"/>
-              <w:ind w:left="111"/>
-              <w:rPr>
-                <w:color w:val="000000"/>
-                <w:sz w:val="24"/>
-                <w:szCs w:val="24"/>
-                <w:lang w:val="vi-VN"/>
-              </w:rPr>
-            </w:pPr>
-            <w:r>
-              <w:rPr>
-                <w:color w:val="000000"/>
-                <w:sz w:val="24"/>
-                <w:szCs w:val="24"/>
-              </w:rPr>
-              <w:t>Tiến</w:t>
-            </w:r>
-            <w:r>
-              <w:rPr>
-                <w:color w:val="000000"/>
-                <w:sz w:val="24"/>
-                <w:szCs w:val="24"/>
-                <w:lang w:val="vi-VN"/>
-              </w:rPr>
-              <w:t xml:space="preserve"> lên trang sau</w:t>
+                <w:sz w:val="25"/>
+                <w:szCs w:val="25"/>
+              </w:rPr>
+            </w:pPr>
+            <w:r>
+              <w:rPr>
+                <w:color w:val="000000"/>
+                <w:sz w:val="25"/>
+                <w:szCs w:val="25"/>
+              </w:rPr>
+              <w:t>Tiến tới trang sau</w:t>
             </w:r>
           </w:p>
         </w:tc>
@@ -14376,6 +14243,7 @@
               <w:bottom w:w="100" w:type="dxa"/>
               <w:right w:w="100" w:type="dxa"/>
             </w:tcMar>
+            <w:vAlign w:val="center"/>
           </w:tcPr>
           <w:p>
             <w:pPr>
@@ -14391,17 +14259,18 @@
               <w:ind w:left="121"/>
               <w:rPr>
                 <w:color w:val="000000"/>
-                <w:sz w:val="24"/>
-                <w:szCs w:val="24"/>
-              </w:rPr>
-            </w:pPr>
-            <w:r>
-              <w:rPr>
-                <w:color w:val="000000"/>
-                <w:sz w:val="24"/>
-                <w:szCs w:val="24"/>
-              </w:rPr>
-              <w:t xml:space="preserve">btnDanhMuc </w:t>
+                <w:sz w:val="25"/>
+                <w:szCs w:val="25"/>
+              </w:rPr>
+            </w:pPr>
+            <w:r>
+              <w:rPr>
+                <w:color w:val="000000"/>
+                <w:sz w:val="25"/>
+                <w:szCs w:val="25"/>
+              </w:rPr>
+              <w:lastRenderedPageBreak/>
+              <w:t>lblTitle</w:t>
             </w:r>
           </w:p>
         </w:tc>
@@ -14414,6 +14283,7 @@
               <w:bottom w:w="100" w:type="dxa"/>
               <w:right w:w="100" w:type="dxa"/>
             </w:tcMar>
+            <w:vAlign w:val="center"/>
           </w:tcPr>
           <w:p>
             <w:pPr>
@@ -14429,17 +14299,17 @@
               <w:ind w:left="123"/>
               <w:rPr>
                 <w:color w:val="000000"/>
-                <w:sz w:val="24"/>
-                <w:szCs w:val="24"/>
-              </w:rPr>
-            </w:pPr>
-            <w:r>
-              <w:rPr>
-                <w:color w:val="000000"/>
-                <w:sz w:val="24"/>
-                <w:szCs w:val="24"/>
-              </w:rPr>
-              <w:t xml:space="preserve">Button </w:t>
+                <w:sz w:val="25"/>
+                <w:szCs w:val="25"/>
+              </w:rPr>
+            </w:pPr>
+            <w:r>
+              <w:rPr>
+                <w:color w:val="000000"/>
+                <w:sz w:val="25"/>
+                <w:szCs w:val="25"/>
+              </w:rPr>
+              <w:t>Label</w:t>
             </w:r>
           </w:p>
         </w:tc>
@@ -14452,6 +14322,7 @@
               <w:bottom w:w="100" w:type="dxa"/>
               <w:right w:w="100" w:type="dxa"/>
             </w:tcMar>
+            <w:vAlign w:val="center"/>
           </w:tcPr>
           <w:p>
             <w:pPr>
@@ -14467,17 +14338,17 @@
               <w:ind w:left="123"/>
               <w:rPr>
                 <w:color w:val="000000"/>
-                <w:sz w:val="24"/>
-                <w:szCs w:val="24"/>
-              </w:rPr>
-            </w:pPr>
-            <w:r>
-              <w:rPr>
-                <w:color w:val="000000"/>
-                <w:sz w:val="24"/>
-                <w:szCs w:val="24"/>
-              </w:rPr>
-              <w:t>Mở danh mục/nhân viên</w:t>
+                <w:sz w:val="25"/>
+                <w:szCs w:val="25"/>
+              </w:rPr>
+            </w:pPr>
+            <w:r>
+              <w:rPr>
+                <w:color w:val="000000"/>
+                <w:sz w:val="25"/>
+                <w:szCs w:val="25"/>
+              </w:rPr>
+              <w:t>Tiêu đề trang</w:t>
             </w:r>
           </w:p>
         </w:tc>
@@ -14495,6 +14366,7 @@
               <w:bottom w:w="100" w:type="dxa"/>
               <w:right w:w="100" w:type="dxa"/>
             </w:tcMar>
+            <w:vAlign w:val="center"/>
           </w:tcPr>
           <w:p>
             <w:pPr>
@@ -14510,17 +14382,17 @@
               <w:ind w:left="121"/>
               <w:rPr>
                 <w:color w:val="000000"/>
-                <w:sz w:val="24"/>
-                <w:szCs w:val="24"/>
-              </w:rPr>
-            </w:pPr>
-            <w:r>
-              <w:rPr>
-                <w:color w:val="000000"/>
-                <w:sz w:val="24"/>
-                <w:szCs w:val="24"/>
-              </w:rPr>
-              <w:t xml:space="preserve">btnSach </w:t>
+                <w:sz w:val="25"/>
+                <w:szCs w:val="25"/>
+              </w:rPr>
+            </w:pPr>
+            <w:r>
+              <w:rPr>
+                <w:color w:val="000000"/>
+                <w:sz w:val="25"/>
+                <w:szCs w:val="25"/>
+              </w:rPr>
+              <w:t>btnDanhMuc</w:t>
             </w:r>
           </w:p>
         </w:tc>
@@ -14533,6 +14405,7 @@
               <w:bottom w:w="100" w:type="dxa"/>
               <w:right w:w="100" w:type="dxa"/>
             </w:tcMar>
+            <w:vAlign w:val="center"/>
           </w:tcPr>
           <w:p>
             <w:pPr>
@@ -14548,17 +14421,17 @@
               <w:ind w:left="123"/>
               <w:rPr>
                 <w:color w:val="000000"/>
-                <w:sz w:val="24"/>
-                <w:szCs w:val="24"/>
-              </w:rPr>
-            </w:pPr>
-            <w:r>
-              <w:rPr>
-                <w:color w:val="000000"/>
-                <w:sz w:val="24"/>
-                <w:szCs w:val="24"/>
-              </w:rPr>
-              <w:t xml:space="preserve">Button </w:t>
+                <w:sz w:val="25"/>
+                <w:szCs w:val="25"/>
+              </w:rPr>
+            </w:pPr>
+            <w:r>
+              <w:rPr>
+                <w:color w:val="000000"/>
+                <w:sz w:val="25"/>
+                <w:szCs w:val="25"/>
+              </w:rPr>
+              <w:t>Button</w:t>
             </w:r>
           </w:p>
         </w:tc>
@@ -14571,6 +14444,7 @@
               <w:bottom w:w="100" w:type="dxa"/>
               <w:right w:w="100" w:type="dxa"/>
             </w:tcMar>
+            <w:vAlign w:val="center"/>
           </w:tcPr>
           <w:p>
             <w:pPr>
@@ -14586,17 +14460,17 @@
               <w:ind w:left="123"/>
               <w:rPr>
                 <w:color w:val="000000"/>
-                <w:sz w:val="24"/>
-                <w:szCs w:val="24"/>
-              </w:rPr>
-            </w:pPr>
-            <w:r>
-              <w:rPr>
-                <w:color w:val="000000"/>
-                <w:sz w:val="24"/>
-                <w:szCs w:val="24"/>
-              </w:rPr>
-              <w:t>Mở quản lý sách</w:t>
+                <w:sz w:val="25"/>
+                <w:szCs w:val="25"/>
+              </w:rPr>
+            </w:pPr>
+            <w:r>
+              <w:rPr>
+                <w:color w:val="000000"/>
+                <w:sz w:val="25"/>
+                <w:szCs w:val="25"/>
+              </w:rPr>
+              <w:t>Quản lý Danh mục / Nhân viên</w:t>
             </w:r>
           </w:p>
         </w:tc>
@@ -14614,6 +14488,7 @@
               <w:bottom w:w="100" w:type="dxa"/>
               <w:right w:w="100" w:type="dxa"/>
             </w:tcMar>
+            <w:vAlign w:val="center"/>
           </w:tcPr>
           <w:p>
             <w:pPr>
@@ -14629,17 +14504,17 @@
               <w:ind w:left="121"/>
               <w:rPr>
                 <w:color w:val="000000"/>
-                <w:sz w:val="24"/>
-                <w:szCs w:val="24"/>
-              </w:rPr>
-            </w:pPr>
-            <w:r>
-              <w:rPr>
-                <w:color w:val="000000"/>
-                <w:sz w:val="24"/>
-                <w:szCs w:val="24"/>
-              </w:rPr>
-              <w:t xml:space="preserve">btnDocGia </w:t>
+                <w:sz w:val="25"/>
+                <w:szCs w:val="25"/>
+              </w:rPr>
+            </w:pPr>
+            <w:r>
+              <w:rPr>
+                <w:color w:val="000000"/>
+                <w:sz w:val="25"/>
+                <w:szCs w:val="25"/>
+              </w:rPr>
+              <w:t>btnSach</w:t>
             </w:r>
           </w:p>
         </w:tc>
@@ -14652,6 +14527,7 @@
               <w:bottom w:w="100" w:type="dxa"/>
               <w:right w:w="100" w:type="dxa"/>
             </w:tcMar>
+            <w:vAlign w:val="center"/>
           </w:tcPr>
           <w:p>
             <w:pPr>
@@ -14667,17 +14543,17 @@
               <w:ind w:left="123"/>
               <w:rPr>
                 <w:color w:val="000000"/>
-                <w:sz w:val="24"/>
-                <w:szCs w:val="24"/>
-              </w:rPr>
-            </w:pPr>
-            <w:r>
-              <w:rPr>
-                <w:color w:val="000000"/>
-                <w:sz w:val="24"/>
-                <w:szCs w:val="24"/>
-              </w:rPr>
-              <w:t xml:space="preserve">Button </w:t>
+                <w:sz w:val="25"/>
+                <w:szCs w:val="25"/>
+              </w:rPr>
+            </w:pPr>
+            <w:r>
+              <w:rPr>
+                <w:color w:val="000000"/>
+                <w:sz w:val="25"/>
+                <w:szCs w:val="25"/>
+              </w:rPr>
+              <w:t>Button</w:t>
             </w:r>
           </w:p>
         </w:tc>
@@ -14690,6 +14566,7 @@
               <w:bottom w:w="100" w:type="dxa"/>
               <w:right w:w="100" w:type="dxa"/>
             </w:tcMar>
+            <w:vAlign w:val="center"/>
           </w:tcPr>
           <w:p>
             <w:pPr>
@@ -14705,17 +14582,17 @@
               <w:ind w:left="123"/>
               <w:rPr>
                 <w:color w:val="000000"/>
-                <w:sz w:val="24"/>
-                <w:szCs w:val="24"/>
-              </w:rPr>
-            </w:pPr>
-            <w:r>
-              <w:rPr>
-                <w:color w:val="000000"/>
-                <w:sz w:val="24"/>
-                <w:szCs w:val="24"/>
-              </w:rPr>
-              <w:t>Mở độc giả/thẻ</w:t>
+                <w:sz w:val="25"/>
+                <w:szCs w:val="25"/>
+              </w:rPr>
+            </w:pPr>
+            <w:r>
+              <w:rPr>
+                <w:color w:val="000000"/>
+                <w:sz w:val="25"/>
+                <w:szCs w:val="25"/>
+              </w:rPr>
+              <w:t>Quản lý Sách</w:t>
             </w:r>
           </w:p>
         </w:tc>
@@ -14733,6 +14610,7 @@
               <w:bottom w:w="100" w:type="dxa"/>
               <w:right w:w="100" w:type="dxa"/>
             </w:tcMar>
+            <w:vAlign w:val="center"/>
           </w:tcPr>
           <w:p>
             <w:pPr>
@@ -14748,17 +14626,17 @@
               <w:ind w:left="121"/>
               <w:rPr>
                 <w:color w:val="000000"/>
-                <w:sz w:val="24"/>
-                <w:szCs w:val="24"/>
-              </w:rPr>
-            </w:pPr>
-            <w:r>
-              <w:rPr>
-                <w:color w:val="000000"/>
-                <w:sz w:val="24"/>
-                <w:szCs w:val="24"/>
-              </w:rPr>
-              <w:t xml:space="preserve">btnMuonTra </w:t>
+                <w:sz w:val="25"/>
+                <w:szCs w:val="25"/>
+              </w:rPr>
+            </w:pPr>
+            <w:r>
+              <w:rPr>
+                <w:color w:val="000000"/>
+                <w:sz w:val="25"/>
+                <w:szCs w:val="25"/>
+              </w:rPr>
+              <w:t>btnDocGia</w:t>
             </w:r>
           </w:p>
         </w:tc>
@@ -14771,6 +14649,7 @@
               <w:bottom w:w="100" w:type="dxa"/>
               <w:right w:w="100" w:type="dxa"/>
             </w:tcMar>
+            <w:vAlign w:val="center"/>
           </w:tcPr>
           <w:p>
             <w:pPr>
@@ -14786,17 +14665,17 @@
               <w:ind w:left="123"/>
               <w:rPr>
                 <w:color w:val="000000"/>
-                <w:sz w:val="24"/>
-                <w:szCs w:val="24"/>
-              </w:rPr>
-            </w:pPr>
-            <w:r>
-              <w:rPr>
-                <w:color w:val="000000"/>
-                <w:sz w:val="24"/>
-                <w:szCs w:val="24"/>
-              </w:rPr>
-              <w:t xml:space="preserve">Button </w:t>
+                <w:sz w:val="25"/>
+                <w:szCs w:val="25"/>
+              </w:rPr>
+            </w:pPr>
+            <w:r>
+              <w:rPr>
+                <w:color w:val="000000"/>
+                <w:sz w:val="25"/>
+                <w:szCs w:val="25"/>
+              </w:rPr>
+              <w:t>Button</w:t>
             </w:r>
           </w:p>
         </w:tc>
@@ -14809,6 +14688,7 @@
               <w:bottom w:w="100" w:type="dxa"/>
               <w:right w:w="100" w:type="dxa"/>
             </w:tcMar>
+            <w:vAlign w:val="center"/>
           </w:tcPr>
           <w:p>
             <w:pPr>
@@ -14824,17 +14704,17 @@
               <w:ind w:left="123"/>
               <w:rPr>
                 <w:color w:val="000000"/>
-                <w:sz w:val="24"/>
-                <w:szCs w:val="24"/>
-              </w:rPr>
-            </w:pPr>
-            <w:r>
-              <w:rPr>
-                <w:color w:val="000000"/>
-                <w:sz w:val="24"/>
-                <w:szCs w:val="24"/>
-              </w:rPr>
-              <w:t>Mở mượn-trả</w:t>
+                <w:sz w:val="25"/>
+                <w:szCs w:val="25"/>
+              </w:rPr>
+            </w:pPr>
+            <w:r>
+              <w:rPr>
+                <w:color w:val="000000"/>
+                <w:sz w:val="25"/>
+                <w:szCs w:val="25"/>
+              </w:rPr>
+              <w:t>Quản lý Độc giả / Thẻ</w:t>
             </w:r>
           </w:p>
         </w:tc>
@@ -14852,6 +14732,7 @@
               <w:bottom w:w="100" w:type="dxa"/>
               <w:right w:w="100" w:type="dxa"/>
             </w:tcMar>
+            <w:vAlign w:val="center"/>
           </w:tcPr>
           <w:p>
             <w:pPr>
@@ -14867,17 +14748,17 @@
               <w:ind w:left="121"/>
               <w:rPr>
                 <w:color w:val="000000"/>
-                <w:sz w:val="24"/>
-                <w:szCs w:val="24"/>
-              </w:rPr>
-            </w:pPr>
-            <w:r>
-              <w:rPr>
-                <w:color w:val="000000"/>
-                <w:sz w:val="24"/>
-                <w:szCs w:val="24"/>
-              </w:rPr>
-              <w:t xml:space="preserve">btnThongKe </w:t>
+                <w:sz w:val="25"/>
+                <w:szCs w:val="25"/>
+              </w:rPr>
+            </w:pPr>
+            <w:r>
+              <w:rPr>
+                <w:color w:val="000000"/>
+                <w:sz w:val="25"/>
+                <w:szCs w:val="25"/>
+              </w:rPr>
+              <w:t>btnMuonTra</w:t>
             </w:r>
           </w:p>
         </w:tc>
@@ -14890,6 +14771,7 @@
               <w:bottom w:w="100" w:type="dxa"/>
               <w:right w:w="100" w:type="dxa"/>
             </w:tcMar>
+            <w:vAlign w:val="center"/>
           </w:tcPr>
           <w:p>
             <w:pPr>
@@ -14905,17 +14787,17 @@
               <w:ind w:left="123"/>
               <w:rPr>
                 <w:color w:val="000000"/>
-                <w:sz w:val="24"/>
-                <w:szCs w:val="24"/>
-              </w:rPr>
-            </w:pPr>
-            <w:r>
-              <w:rPr>
-                <w:color w:val="000000"/>
-                <w:sz w:val="24"/>
-                <w:szCs w:val="24"/>
-              </w:rPr>
-              <w:t xml:space="preserve">Button </w:t>
+                <w:sz w:val="25"/>
+                <w:szCs w:val="25"/>
+              </w:rPr>
+            </w:pPr>
+            <w:r>
+              <w:rPr>
+                <w:color w:val="000000"/>
+                <w:sz w:val="25"/>
+                <w:szCs w:val="25"/>
+              </w:rPr>
+              <w:t>Button</w:t>
             </w:r>
           </w:p>
         </w:tc>
@@ -14928,6 +14810,7 @@
               <w:bottom w:w="100" w:type="dxa"/>
               <w:right w:w="100" w:type="dxa"/>
             </w:tcMar>
+            <w:vAlign w:val="center"/>
           </w:tcPr>
           <w:p>
             <w:pPr>
@@ -14943,17 +14826,17 @@
               <w:ind w:left="123"/>
               <w:rPr>
                 <w:color w:val="000000"/>
-                <w:sz w:val="24"/>
-                <w:szCs w:val="24"/>
-              </w:rPr>
-            </w:pPr>
-            <w:r>
-              <w:rPr>
-                <w:color w:val="000000"/>
-                <w:sz w:val="24"/>
-                <w:szCs w:val="24"/>
-              </w:rPr>
-              <w:t>Mở thống kê</w:t>
+                <w:sz w:val="25"/>
+                <w:szCs w:val="25"/>
+              </w:rPr>
+            </w:pPr>
+            <w:r>
+              <w:rPr>
+                <w:color w:val="000000"/>
+                <w:sz w:val="25"/>
+                <w:szCs w:val="25"/>
+              </w:rPr>
+              <w:t>Quản lý Mượn - Trả sách</w:t>
             </w:r>
           </w:p>
         </w:tc>
@@ -14971,6 +14854,7 @@
               <w:bottom w:w="100" w:type="dxa"/>
               <w:right w:w="100" w:type="dxa"/>
             </w:tcMar>
+            <w:vAlign w:val="center"/>
           </w:tcPr>
           <w:p>
             <w:pPr>
@@ -14986,17 +14870,17 @@
               <w:ind w:left="121"/>
               <w:rPr>
                 <w:color w:val="000000"/>
-                <w:sz w:val="24"/>
-                <w:szCs w:val="24"/>
-              </w:rPr>
-            </w:pPr>
-            <w:r>
-              <w:rPr>
-                <w:color w:val="000000"/>
-                <w:sz w:val="24"/>
-                <w:szCs w:val="24"/>
-              </w:rPr>
-              <w:t xml:space="preserve">btnThoat </w:t>
+                <w:sz w:val="25"/>
+                <w:szCs w:val="25"/>
+              </w:rPr>
+            </w:pPr>
+            <w:r>
+              <w:rPr>
+                <w:color w:val="000000"/>
+                <w:sz w:val="25"/>
+                <w:szCs w:val="25"/>
+              </w:rPr>
+              <w:t>btnThongKe</w:t>
             </w:r>
           </w:p>
         </w:tc>
@@ -15009,6 +14893,7 @@
               <w:bottom w:w="100" w:type="dxa"/>
               <w:right w:w="100" w:type="dxa"/>
             </w:tcMar>
+            <w:vAlign w:val="center"/>
           </w:tcPr>
           <w:p>
             <w:pPr>
@@ -15024,17 +14909,17 @@
               <w:ind w:left="123"/>
               <w:rPr>
                 <w:color w:val="000000"/>
-                <w:sz w:val="24"/>
-                <w:szCs w:val="24"/>
-              </w:rPr>
-            </w:pPr>
-            <w:r>
-              <w:rPr>
-                <w:color w:val="000000"/>
-                <w:sz w:val="24"/>
-                <w:szCs w:val="24"/>
-              </w:rPr>
-              <w:t xml:space="preserve">Button </w:t>
+                <w:sz w:val="25"/>
+                <w:szCs w:val="25"/>
+              </w:rPr>
+            </w:pPr>
+            <w:r>
+              <w:rPr>
+                <w:color w:val="000000"/>
+                <w:sz w:val="25"/>
+                <w:szCs w:val="25"/>
+              </w:rPr>
+              <w:t>Button</w:t>
             </w:r>
           </w:p>
         </w:tc>
@@ -15047,6 +14932,7 @@
               <w:bottom w:w="100" w:type="dxa"/>
               <w:right w:w="100" w:type="dxa"/>
             </w:tcMar>
+            <w:vAlign w:val="center"/>
           </w:tcPr>
           <w:p>
             <w:pPr>
@@ -15062,17 +14948,138 @@
               <w:ind w:left="106"/>
               <w:rPr>
                 <w:color w:val="000000"/>
-                <w:sz w:val="24"/>
-                <w:szCs w:val="24"/>
-              </w:rPr>
-            </w:pPr>
-            <w:r>
-              <w:rPr>
-                <w:color w:val="000000"/>
-                <w:sz w:val="24"/>
-                <w:szCs w:val="24"/>
-              </w:rPr>
-              <w:t>Xác nhận và thoát</w:t>
+                <w:sz w:val="25"/>
+                <w:szCs w:val="25"/>
+              </w:rPr>
+            </w:pPr>
+            <w:r>
+              <w:rPr>
+                <w:color w:val="000000"/>
+                <w:sz w:val="25"/>
+                <w:szCs w:val="25"/>
+              </w:rPr>
+              <w:t>Xem Thống kê</w:t>
+            </w:r>
+          </w:p>
+        </w:tc>
+      </w:tr>
+      <w:tr>
+        <w:trPr>
+          <w:trHeight w:val="462"/>
+        </w:trPr>
+        <w:tc>
+          <w:tcPr>
+            <w:tcW w:w="2403" w:type="dxa"/>
+            <w:tcMar>
+              <w:top w:w="100" w:type="dxa"/>
+              <w:left w:w="100" w:type="dxa"/>
+              <w:bottom w:w="100" w:type="dxa"/>
+              <w:right w:w="100" w:type="dxa"/>
+            </w:tcMar>
+          </w:tcPr>
+          <w:p>
+            <w:pPr>
+              <w:widowControl w:val="0"/>
+              <w:pBdr>
+                <w:top w:val="nil"/>
+                <w:left w:val="nil"/>
+                <w:bottom w:val="nil"/>
+                <w:right w:val="nil"/>
+                <w:between w:val="nil"/>
+              </w:pBdr>
+              <w:spacing w:line="240" w:lineRule="auto"/>
+              <w:ind w:left="121"/>
+              <w:rPr>
+                <w:color w:val="000000"/>
+                <w:sz w:val="25"/>
+                <w:szCs w:val="25"/>
+                <w:lang w:val="vi-VN"/>
+              </w:rPr>
+            </w:pPr>
+            <w:r>
+              <w:rPr>
+                <w:color w:val="000000"/>
+                <w:sz w:val="25"/>
+                <w:szCs w:val="25"/>
+              </w:rPr>
+              <w:t>btnThoat</w:t>
+            </w:r>
+          </w:p>
+        </w:tc>
+        <w:tc>
+          <w:tcPr>
+            <w:tcW w:w="3160" w:type="dxa"/>
+            <w:tcMar>
+              <w:top w:w="100" w:type="dxa"/>
+              <w:left w:w="100" w:type="dxa"/>
+              <w:bottom w:w="100" w:type="dxa"/>
+              <w:right w:w="100" w:type="dxa"/>
+            </w:tcMar>
+          </w:tcPr>
+          <w:p>
+            <w:pPr>
+              <w:widowControl w:val="0"/>
+              <w:pBdr>
+                <w:top w:val="nil"/>
+                <w:left w:val="nil"/>
+                <w:bottom w:val="nil"/>
+                <w:right w:val="nil"/>
+                <w:between w:val="nil"/>
+              </w:pBdr>
+              <w:spacing w:line="240" w:lineRule="auto"/>
+              <w:ind w:left="123"/>
+              <w:rPr>
+                <w:color w:val="000000"/>
+                <w:sz w:val="25"/>
+                <w:szCs w:val="25"/>
+                <w:lang w:val="vi-VN"/>
+              </w:rPr>
+            </w:pPr>
+            <w:r>
+              <w:rPr>
+                <w:color w:val="000000"/>
+                <w:sz w:val="25"/>
+                <w:szCs w:val="25"/>
+              </w:rPr>
+              <w:t>Button</w:t>
+            </w:r>
+          </w:p>
+        </w:tc>
+        <w:tc>
+          <w:tcPr>
+            <w:tcW w:w="4945" w:type="dxa"/>
+            <w:tcMar>
+              <w:top w:w="100" w:type="dxa"/>
+              <w:left w:w="100" w:type="dxa"/>
+              <w:bottom w:w="100" w:type="dxa"/>
+              <w:right w:w="100" w:type="dxa"/>
+            </w:tcMar>
+          </w:tcPr>
+          <w:p>
+            <w:pPr>
+              <w:widowControl w:val="0"/>
+              <w:pBdr>
+                <w:top w:val="nil"/>
+                <w:left w:val="nil"/>
+                <w:bottom w:val="nil"/>
+                <w:right w:val="nil"/>
+                <w:between w:val="nil"/>
+              </w:pBdr>
+              <w:spacing w:line="240" w:lineRule="auto"/>
+              <w:ind w:left="106"/>
+              <w:rPr>
+                <w:color w:val="000000"/>
+                <w:sz w:val="25"/>
+                <w:szCs w:val="25"/>
+              </w:rPr>
+            </w:pPr>
+            <w:r>
+              <w:rPr>
+                <w:color w:val="000000"/>
+                <w:sz w:val="25"/>
+                <w:szCs w:val="25"/>
+              </w:rPr>
+              <w:t>Thoát ứng dụng</w:t>
             </w:r>
           </w:p>
         </w:tc>
@@ -15187,10 +15194,10 @@
           <w:szCs w:val="28"/>
         </w:rPr>
         <w:drawing>
-          <wp:inline distT="0" distB="0" distL="0" distR="0" wp14:anchorId="7C7EDF53" wp14:editId="2A4A6BB7">
-            <wp:extent cx="6598285" cy="4010025"/>
-            <wp:effectExtent l="0" t="0" r="0" b="9525"/>
-            <wp:docPr id="1870665370" name="Picture 1"/>
+          <wp:inline distT="0" distB="0" distL="0" distR="0" wp14:anchorId="6360AA0B" wp14:editId="7A009B4F">
+            <wp:extent cx="6598285" cy="4042410"/>
+            <wp:effectExtent l="0" t="0" r="0" b="0"/>
+            <wp:docPr id="1176482146" name="Picture 1"/>
             <wp:cNvGraphicFramePr>
               <a:graphicFrameLocks xmlns:a="http://schemas.openxmlformats.org/drawingml/2006/main" noChangeAspect="1"/>
             </wp:cNvGraphicFramePr>
@@ -15198,7 +15205,7 @@
               <a:graphicData uri="http://schemas.openxmlformats.org/drawingml/2006/picture">
                 <pic:pic xmlns:pic="http://schemas.openxmlformats.org/drawingml/2006/picture">
                   <pic:nvPicPr>
-                    <pic:cNvPr id="1870665370" name=""/>
+                    <pic:cNvPr id="1176482146" name=""/>
                     <pic:cNvPicPr/>
                   </pic:nvPicPr>
                   <pic:blipFill>
@@ -15210,7 +15217,7 @@
                   <pic:spPr>
                     <a:xfrm>
                       <a:off x="0" y="0"/>
-                      <a:ext cx="6598285" cy="4010025"/>
+                      <a:ext cx="6598285" cy="4042410"/>
                     </a:xfrm>
                     <a:prstGeom prst="rect">
                       <a:avLst/>
@@ -15863,7 +15870,7 @@
         </w:trPr>
         <w:tc>
           <w:tcPr>
-            <w:tcW w:w="3027" w:type="dxa"/>
+            <w:tcW w:w="3028" w:type="dxa"/>
             <w:tcMar>
               <w:top w:w="100" w:type="dxa"/>
               <w:left w:w="100" w:type="dxa"/>
@@ -16000,13 +16007,14 @@
         </w:trPr>
         <w:tc>
           <w:tcPr>
-            <w:tcW w:w="3027" w:type="dxa"/>
-            <w:tcMar>
-              <w:top w:w="100" w:type="dxa"/>
-              <w:left w:w="100" w:type="dxa"/>
-              <w:bottom w:w="100" w:type="dxa"/>
-              <w:right w:w="100" w:type="dxa"/>
-            </w:tcMar>
+            <w:tcW w:w="3028" w:type="dxa"/>
+            <w:tcMar>
+              <w:top w:w="100" w:type="dxa"/>
+              <w:left w:w="100" w:type="dxa"/>
+              <w:bottom w:w="100" w:type="dxa"/>
+              <w:right w:w="100" w:type="dxa"/>
+            </w:tcMar>
+            <w:vAlign w:val="center"/>
           </w:tcPr>
           <w:p>
             <w:pPr>
@@ -16028,23 +16036,65 @@
             </w:pPr>
             <w:r>
               <w:rPr>
+                <w:rStyle w:val="HTMLCode"/>
+                <w:rFonts w:ascii="Arial" w:eastAsia="Arial" w:hAnsi="Arial" w:cs="Arial"/>
+                <w:color w:val="1F1F1F"/>
+                <w:sz w:val="23"/>
+                <w:szCs w:val="23"/>
+                <w:bdr w:val="none" w:sz="0" w:space="0" w:color="auto" w:frame="1"/>
+              </w:rPr>
+              <w:t>txtMa</w:t>
+            </w:r>
+          </w:p>
+        </w:tc>
+        <w:tc>
+          <w:tcPr>
+            <w:tcW w:w="2419" w:type="dxa"/>
+            <w:tcMar>
+              <w:top w:w="100" w:type="dxa"/>
+              <w:left w:w="100" w:type="dxa"/>
+              <w:bottom w:w="100" w:type="dxa"/>
+              <w:right w:w="100" w:type="dxa"/>
+            </w:tcMar>
+            <w:vAlign w:val="center"/>
+          </w:tcPr>
+          <w:p>
+            <w:pPr>
+              <w:widowControl w:val="0"/>
+              <w:pBdr>
+                <w:top w:val="nil"/>
+                <w:left w:val="nil"/>
+                <w:bottom w:val="nil"/>
+                <w:right w:val="nil"/>
+                <w:between w:val="nil"/>
+              </w:pBdr>
+              <w:spacing w:line="240" w:lineRule="auto"/>
+              <w:ind w:left="111"/>
+              <w:rPr>
                 <w:color w:val="000000"/>
                 <w:sz w:val="24"/>
                 <w:szCs w:val="24"/>
               </w:rPr>
-              <w:t xml:space="preserve">txtMa </w:t>
-            </w:r>
-          </w:p>
-        </w:tc>
-        <w:tc>
-          <w:tcPr>
-            <w:tcW w:w="2419" w:type="dxa"/>
-            <w:tcMar>
-              <w:top w:w="100" w:type="dxa"/>
-              <w:left w:w="100" w:type="dxa"/>
-              <w:bottom w:w="100" w:type="dxa"/>
-              <w:right w:w="100" w:type="dxa"/>
-            </w:tcMar>
+            </w:pPr>
+            <w:r>
+              <w:rPr>
+                <w:color w:val="1F1F1F"/>
+                <w:bdr w:val="none" w:sz="0" w:space="0" w:color="auto" w:frame="1"/>
+              </w:rPr>
+              <w:t>TextBox</w:t>
+            </w:r>
+          </w:p>
+        </w:tc>
+        <w:tc>
+          <w:tcPr>
+            <w:tcW w:w="4841" w:type="dxa"/>
+            <w:tcMar>
+              <w:top w:w="100" w:type="dxa"/>
+              <w:left w:w="100" w:type="dxa"/>
+              <w:bottom w:w="100" w:type="dxa"/>
+              <w:right w:w="100" w:type="dxa"/>
+            </w:tcMar>
+            <w:vAlign w:val="center"/>
           </w:tcPr>
           <w:p>
             <w:pPr>
@@ -16066,47 +16116,8 @@
             </w:pPr>
             <w:r>
               <w:rPr>
-                <w:color w:val="000000"/>
-                <w:sz w:val="24"/>
-                <w:szCs w:val="24"/>
-              </w:rPr>
-              <w:t xml:space="preserve">TextBox </w:t>
-            </w:r>
-          </w:p>
-        </w:tc>
-        <w:tc>
-          <w:tcPr>
-            <w:tcW w:w="4841" w:type="dxa"/>
-            <w:tcMar>
-              <w:top w:w="100" w:type="dxa"/>
-              <w:left w:w="100" w:type="dxa"/>
-              <w:bottom w:w="100" w:type="dxa"/>
-              <w:right w:w="100" w:type="dxa"/>
-            </w:tcMar>
-          </w:tcPr>
-          <w:p>
-            <w:pPr>
-              <w:widowControl w:val="0"/>
-              <w:pBdr>
-                <w:top w:val="nil"/>
-                <w:left w:val="nil"/>
-                <w:bottom w:val="nil"/>
-                <w:right w:val="nil"/>
-                <w:between w:val="nil"/>
-              </w:pBdr>
-              <w:spacing w:line="240" w:lineRule="auto"/>
-              <w:ind w:left="123"/>
-              <w:rPr>
-                <w:color w:val="000000"/>
-                <w:sz w:val="24"/>
-                <w:szCs w:val="24"/>
-              </w:rPr>
-            </w:pPr>
-            <w:r>
-              <w:rPr>
-                <w:color w:val="000000"/>
-                <w:sz w:val="24"/>
-                <w:szCs w:val="24"/>
+                <w:color w:val="1F1F1F"/>
+                <w:bdr w:val="none" w:sz="0" w:space="0" w:color="auto" w:frame="1"/>
               </w:rPr>
               <w:t>Mã đầu sách</w:t>
             </w:r>
@@ -16119,26 +16130,27 @@
         </w:trPr>
         <w:tc>
           <w:tcPr>
-            <w:tcW w:w="3027" w:type="dxa"/>
-            <w:tcMar>
-              <w:top w:w="100" w:type="dxa"/>
-              <w:left w:w="100" w:type="dxa"/>
-              <w:bottom w:w="100" w:type="dxa"/>
-              <w:right w:w="100" w:type="dxa"/>
-            </w:tcMar>
-          </w:tcPr>
-          <w:p>
-            <w:pPr>
-              <w:widowControl w:val="0"/>
-              <w:pBdr>
-                <w:top w:val="nil"/>
-                <w:left w:val="nil"/>
-                <w:bottom w:val="nil"/>
-                <w:right w:val="nil"/>
-                <w:between w:val="nil"/>
-              </w:pBdr>
-              <w:spacing w:line="240" w:lineRule="auto"/>
-              <w:ind w:left="109"/>
+            <w:tcW w:w="3028" w:type="dxa"/>
+            <w:tcMar>
+              <w:top w:w="100" w:type="dxa"/>
+              <w:left w:w="100" w:type="dxa"/>
+              <w:bottom w:w="100" w:type="dxa"/>
+              <w:right w:w="100" w:type="dxa"/>
+            </w:tcMar>
+            <w:vAlign w:val="center"/>
+          </w:tcPr>
+          <w:p>
+            <w:pPr>
+              <w:widowControl w:val="0"/>
+              <w:pBdr>
+                <w:top w:val="nil"/>
+                <w:left w:val="nil"/>
+                <w:bottom w:val="nil"/>
+                <w:right w:val="nil"/>
+                <w:between w:val="nil"/>
+              </w:pBdr>
+              <w:spacing w:line="240" w:lineRule="auto"/>
+              <w:ind w:left="121"/>
               <w:rPr>
                 <w:color w:val="000000"/>
                 <w:sz w:val="24"/>
@@ -16147,36 +16159,78 @@
             </w:pPr>
             <w:r>
               <w:rPr>
+                <w:rStyle w:val="HTMLCode"/>
+                <w:rFonts w:ascii="Arial" w:eastAsia="Arial" w:hAnsi="Arial" w:cs="Arial"/>
+                <w:color w:val="1F1F1F"/>
+                <w:sz w:val="23"/>
+                <w:szCs w:val="23"/>
+                <w:bdr w:val="none" w:sz="0" w:space="0" w:color="auto" w:frame="1"/>
+              </w:rPr>
+              <w:t>txtTen</w:t>
+            </w:r>
+          </w:p>
+        </w:tc>
+        <w:tc>
+          <w:tcPr>
+            <w:tcW w:w="2419" w:type="dxa"/>
+            <w:tcMar>
+              <w:top w:w="100" w:type="dxa"/>
+              <w:left w:w="100" w:type="dxa"/>
+              <w:bottom w:w="100" w:type="dxa"/>
+              <w:right w:w="100" w:type="dxa"/>
+            </w:tcMar>
+            <w:vAlign w:val="center"/>
+          </w:tcPr>
+          <w:p>
+            <w:pPr>
+              <w:widowControl w:val="0"/>
+              <w:pBdr>
+                <w:top w:val="nil"/>
+                <w:left w:val="nil"/>
+                <w:bottom w:val="nil"/>
+                <w:right w:val="nil"/>
+                <w:between w:val="nil"/>
+              </w:pBdr>
+              <w:spacing w:line="240" w:lineRule="auto"/>
+              <w:ind w:left="123"/>
+              <w:rPr>
                 <w:color w:val="000000"/>
                 <w:sz w:val="24"/>
                 <w:szCs w:val="24"/>
               </w:rPr>
-              <w:t xml:space="preserve">txtTen </w:t>
-            </w:r>
-          </w:p>
-        </w:tc>
-        <w:tc>
-          <w:tcPr>
-            <w:tcW w:w="2419" w:type="dxa"/>
-            <w:tcMar>
-              <w:top w:w="100" w:type="dxa"/>
-              <w:left w:w="100" w:type="dxa"/>
-              <w:bottom w:w="100" w:type="dxa"/>
-              <w:right w:w="100" w:type="dxa"/>
-            </w:tcMar>
-          </w:tcPr>
-          <w:p>
-            <w:pPr>
-              <w:widowControl w:val="0"/>
-              <w:pBdr>
-                <w:top w:val="nil"/>
-                <w:left w:val="nil"/>
-                <w:bottom w:val="nil"/>
-                <w:right w:val="nil"/>
-                <w:between w:val="nil"/>
-              </w:pBdr>
-              <w:spacing w:line="240" w:lineRule="auto"/>
-              <w:ind w:left="111"/>
+            </w:pPr>
+            <w:r>
+              <w:rPr>
+                <w:color w:val="1F1F1F"/>
+                <w:bdr w:val="none" w:sz="0" w:space="0" w:color="auto" w:frame="1"/>
+              </w:rPr>
+              <w:t>TextBox</w:t>
+            </w:r>
+          </w:p>
+        </w:tc>
+        <w:tc>
+          <w:tcPr>
+            <w:tcW w:w="4841" w:type="dxa"/>
+            <w:tcMar>
+              <w:top w:w="100" w:type="dxa"/>
+              <w:left w:w="100" w:type="dxa"/>
+              <w:bottom w:w="100" w:type="dxa"/>
+              <w:right w:w="100" w:type="dxa"/>
+            </w:tcMar>
+            <w:vAlign w:val="center"/>
+          </w:tcPr>
+          <w:p>
+            <w:pPr>
+              <w:widowControl w:val="0"/>
+              <w:pBdr>
+                <w:top w:val="nil"/>
+                <w:left w:val="nil"/>
+                <w:bottom w:val="nil"/>
+                <w:right w:val="nil"/>
+                <w:between w:val="nil"/>
+              </w:pBdr>
+              <w:spacing w:line="240" w:lineRule="auto"/>
+              <w:ind w:left="123"/>
               <w:rPr>
                 <w:color w:val="000000"/>
                 <w:sz w:val="24"/>
@@ -16185,47 +16239,8 @@
             </w:pPr>
             <w:r>
               <w:rPr>
-                <w:color w:val="000000"/>
-                <w:sz w:val="24"/>
-                <w:szCs w:val="24"/>
-              </w:rPr>
-              <w:t xml:space="preserve">TextBox </w:t>
-            </w:r>
-          </w:p>
-        </w:tc>
-        <w:tc>
-          <w:tcPr>
-            <w:tcW w:w="4841" w:type="dxa"/>
-            <w:tcMar>
-              <w:top w:w="100" w:type="dxa"/>
-              <w:left w:w="100" w:type="dxa"/>
-              <w:bottom w:w="100" w:type="dxa"/>
-              <w:right w:w="100" w:type="dxa"/>
-            </w:tcMar>
-          </w:tcPr>
-          <w:p>
-            <w:pPr>
-              <w:widowControl w:val="0"/>
-              <w:pBdr>
-                <w:top w:val="nil"/>
-                <w:left w:val="nil"/>
-                <w:bottom w:val="nil"/>
-                <w:right w:val="nil"/>
-                <w:between w:val="nil"/>
-              </w:pBdr>
-              <w:spacing w:line="240" w:lineRule="auto"/>
-              <w:ind w:left="111"/>
-              <w:rPr>
-                <w:color w:val="000000"/>
-                <w:sz w:val="24"/>
-                <w:szCs w:val="24"/>
-              </w:rPr>
-            </w:pPr>
-            <w:r>
-              <w:rPr>
-                <w:color w:val="000000"/>
-                <w:sz w:val="24"/>
-                <w:szCs w:val="24"/>
+                <w:color w:val="1F1F1F"/>
+                <w:bdr w:val="none" w:sz="0" w:space="0" w:color="auto" w:frame="1"/>
               </w:rPr>
               <w:t>Tên sách</w:t>
             </w:r>
@@ -16238,13 +16253,14 @@
         </w:trPr>
         <w:tc>
           <w:tcPr>
-            <w:tcW w:w="3027" w:type="dxa"/>
-            <w:tcMar>
-              <w:top w:w="100" w:type="dxa"/>
-              <w:left w:w="100" w:type="dxa"/>
-              <w:bottom w:w="100" w:type="dxa"/>
-              <w:right w:w="100" w:type="dxa"/>
-            </w:tcMar>
+            <w:tcW w:w="3028" w:type="dxa"/>
+            <w:tcMar>
+              <w:top w:w="100" w:type="dxa"/>
+              <w:left w:w="100" w:type="dxa"/>
+              <w:bottom w:w="100" w:type="dxa"/>
+              <w:right w:w="100" w:type="dxa"/>
+            </w:tcMar>
+            <w:vAlign w:val="center"/>
           </w:tcPr>
           <w:p>
             <w:pPr>
@@ -16266,36 +16282,78 @@
             </w:pPr>
             <w:r>
               <w:rPr>
+                <w:rStyle w:val="HTMLCode"/>
+                <w:rFonts w:ascii="Arial" w:eastAsia="Arial" w:hAnsi="Arial" w:cs="Arial"/>
+                <w:color w:val="1F1F1F"/>
+                <w:sz w:val="23"/>
+                <w:szCs w:val="23"/>
+                <w:bdr w:val="none" w:sz="0" w:space="0" w:color="auto" w:frame="1"/>
+              </w:rPr>
+              <w:t>numNam</w:t>
+            </w:r>
+          </w:p>
+        </w:tc>
+        <w:tc>
+          <w:tcPr>
+            <w:tcW w:w="2419" w:type="dxa"/>
+            <w:tcMar>
+              <w:top w:w="100" w:type="dxa"/>
+              <w:left w:w="100" w:type="dxa"/>
+              <w:bottom w:w="100" w:type="dxa"/>
+              <w:right w:w="100" w:type="dxa"/>
+            </w:tcMar>
+            <w:vAlign w:val="center"/>
+          </w:tcPr>
+          <w:p>
+            <w:pPr>
+              <w:widowControl w:val="0"/>
+              <w:pBdr>
+                <w:top w:val="nil"/>
+                <w:left w:val="nil"/>
+                <w:bottom w:val="nil"/>
+                <w:right w:val="nil"/>
+                <w:between w:val="nil"/>
+              </w:pBdr>
+              <w:spacing w:line="240" w:lineRule="auto"/>
+              <w:ind w:left="123"/>
+              <w:rPr>
                 <w:color w:val="000000"/>
                 <w:sz w:val="24"/>
                 <w:szCs w:val="24"/>
               </w:rPr>
-              <w:t xml:space="preserve">numNam </w:t>
-            </w:r>
-          </w:p>
-        </w:tc>
-        <w:tc>
-          <w:tcPr>
-            <w:tcW w:w="2419" w:type="dxa"/>
-            <w:tcMar>
-              <w:top w:w="100" w:type="dxa"/>
-              <w:left w:w="100" w:type="dxa"/>
-              <w:bottom w:w="100" w:type="dxa"/>
-              <w:right w:w="100" w:type="dxa"/>
-            </w:tcMar>
-          </w:tcPr>
-          <w:p>
-            <w:pPr>
-              <w:widowControl w:val="0"/>
-              <w:pBdr>
-                <w:top w:val="nil"/>
-                <w:left w:val="nil"/>
-                <w:bottom w:val="nil"/>
-                <w:right w:val="nil"/>
-                <w:between w:val="nil"/>
-              </w:pBdr>
-              <w:spacing w:line="240" w:lineRule="auto"/>
-              <w:ind w:left="123"/>
+            </w:pPr>
+            <w:r>
+              <w:rPr>
+                <w:color w:val="1F1F1F"/>
+                <w:bdr w:val="none" w:sz="0" w:space="0" w:color="auto" w:frame="1"/>
+              </w:rPr>
+              <w:t>NumericUpDown</w:t>
+            </w:r>
+          </w:p>
+        </w:tc>
+        <w:tc>
+          <w:tcPr>
+            <w:tcW w:w="4841" w:type="dxa"/>
+            <w:tcMar>
+              <w:top w:w="100" w:type="dxa"/>
+              <w:left w:w="100" w:type="dxa"/>
+              <w:bottom w:w="100" w:type="dxa"/>
+              <w:right w:w="100" w:type="dxa"/>
+            </w:tcMar>
+            <w:vAlign w:val="center"/>
+          </w:tcPr>
+          <w:p>
+            <w:pPr>
+              <w:widowControl w:val="0"/>
+              <w:pBdr>
+                <w:top w:val="nil"/>
+                <w:left w:val="nil"/>
+                <w:bottom w:val="nil"/>
+                <w:right w:val="nil"/>
+                <w:between w:val="nil"/>
+              </w:pBdr>
+              <w:spacing w:line="240" w:lineRule="auto"/>
+              <w:ind w:left="116"/>
               <w:rPr>
                 <w:color w:val="000000"/>
                 <w:sz w:val="24"/>
@@ -16304,36 +16362,83 @@
             </w:pPr>
             <w:r>
               <w:rPr>
+                <w:color w:val="1F1F1F"/>
+                <w:bdr w:val="none" w:sz="0" w:space="0" w:color="auto" w:frame="1"/>
+              </w:rPr>
+              <w:t>Năm xuất bản</w:t>
+            </w:r>
+          </w:p>
+        </w:tc>
+      </w:tr>
+      <w:tr>
+        <w:trPr>
+          <w:trHeight w:val="467"/>
+        </w:trPr>
+        <w:tc>
+          <w:tcPr>
+            <w:tcW w:w="3028" w:type="dxa"/>
+            <w:tcMar>
+              <w:top w:w="100" w:type="dxa"/>
+              <w:left w:w="100" w:type="dxa"/>
+              <w:bottom w:w="100" w:type="dxa"/>
+              <w:right w:w="100" w:type="dxa"/>
+            </w:tcMar>
+            <w:vAlign w:val="center"/>
+          </w:tcPr>
+          <w:p>
+            <w:pPr>
+              <w:widowControl w:val="0"/>
+              <w:pBdr>
+                <w:top w:val="nil"/>
+                <w:left w:val="nil"/>
+                <w:bottom w:val="nil"/>
+                <w:right w:val="nil"/>
+                <w:between w:val="nil"/>
+              </w:pBdr>
+              <w:spacing w:line="240" w:lineRule="auto"/>
+              <w:ind w:left="114"/>
+              <w:rPr>
                 <w:color w:val="000000"/>
                 <w:sz w:val="24"/>
                 <w:szCs w:val="24"/>
               </w:rPr>
-              <w:t xml:space="preserve">NumericUpDown </w:t>
-            </w:r>
-          </w:p>
-        </w:tc>
-        <w:tc>
-          <w:tcPr>
-            <w:tcW w:w="4841" w:type="dxa"/>
-            <w:tcMar>
-              <w:top w:w="100" w:type="dxa"/>
-              <w:left w:w="100" w:type="dxa"/>
-              <w:bottom w:w="100" w:type="dxa"/>
-              <w:right w:w="100" w:type="dxa"/>
-            </w:tcMar>
-          </w:tcPr>
-          <w:p>
-            <w:pPr>
-              <w:widowControl w:val="0"/>
-              <w:pBdr>
-                <w:top w:val="nil"/>
-                <w:left w:val="nil"/>
-                <w:bottom w:val="nil"/>
-                <w:right w:val="nil"/>
-                <w:between w:val="nil"/>
-              </w:pBdr>
-              <w:spacing w:line="240" w:lineRule="auto"/>
-              <w:ind w:left="123"/>
+            </w:pPr>
+            <w:r>
+              <w:rPr>
+                <w:rStyle w:val="HTMLCode"/>
+                <w:rFonts w:ascii="Arial" w:eastAsia="Arial" w:hAnsi="Arial" w:cs="Arial"/>
+                <w:color w:val="1F1F1F"/>
+                <w:sz w:val="23"/>
+                <w:szCs w:val="23"/>
+                <w:bdr w:val="none" w:sz="0" w:space="0" w:color="auto" w:frame="1"/>
+              </w:rPr>
+              <w:t>numSoLuong</w:t>
+            </w:r>
+          </w:p>
+        </w:tc>
+        <w:tc>
+          <w:tcPr>
+            <w:tcW w:w="2419" w:type="dxa"/>
+            <w:tcMar>
+              <w:top w:w="100" w:type="dxa"/>
+              <w:left w:w="100" w:type="dxa"/>
+              <w:bottom w:w="100" w:type="dxa"/>
+              <w:right w:w="100" w:type="dxa"/>
+            </w:tcMar>
+            <w:vAlign w:val="center"/>
+          </w:tcPr>
+          <w:p>
+            <w:pPr>
+              <w:widowControl w:val="0"/>
+              <w:pBdr>
+                <w:top w:val="nil"/>
+                <w:left w:val="nil"/>
+                <w:bottom w:val="nil"/>
+                <w:right w:val="nil"/>
+                <w:between w:val="nil"/>
+              </w:pBdr>
+              <w:spacing w:line="240" w:lineRule="auto"/>
+              <w:ind w:left="117"/>
               <w:rPr>
                 <w:color w:val="000000"/>
                 <w:sz w:val="24"/>
@@ -16342,11 +16447,48 @@
             </w:pPr>
             <w:r>
               <w:rPr>
+                <w:color w:val="1F1F1F"/>
+                <w:bdr w:val="none" w:sz="0" w:space="0" w:color="auto" w:frame="1"/>
+              </w:rPr>
+              <w:t>NumericUpDown</w:t>
+            </w:r>
+          </w:p>
+        </w:tc>
+        <w:tc>
+          <w:tcPr>
+            <w:tcW w:w="4841" w:type="dxa"/>
+            <w:tcMar>
+              <w:top w:w="100" w:type="dxa"/>
+              <w:left w:w="100" w:type="dxa"/>
+              <w:bottom w:w="100" w:type="dxa"/>
+              <w:right w:w="100" w:type="dxa"/>
+            </w:tcMar>
+            <w:vAlign w:val="center"/>
+          </w:tcPr>
+          <w:p>
+            <w:pPr>
+              <w:widowControl w:val="0"/>
+              <w:pBdr>
+                <w:top w:val="nil"/>
+                <w:left w:val="nil"/>
+                <w:bottom w:val="nil"/>
+                <w:right w:val="nil"/>
+                <w:between w:val="nil"/>
+              </w:pBdr>
+              <w:spacing w:line="240" w:lineRule="auto"/>
+              <w:ind w:left="111"/>
+              <w:rPr>
                 <w:color w:val="000000"/>
                 <w:sz w:val="24"/>
                 <w:szCs w:val="24"/>
               </w:rPr>
-              <w:t>Năm xuất bản</w:t>
+            </w:pPr>
+            <w:r>
+              <w:rPr>
+                <w:color w:val="1F1F1F"/>
+                <w:bdr w:val="none" w:sz="0" w:space="0" w:color="auto" w:frame="1"/>
+              </w:rPr>
+              <w:t>Số lượng hiện có</w:t>
             </w:r>
           </w:p>
         </w:tc>
@@ -16357,26 +16499,27 @@
         </w:trPr>
         <w:tc>
           <w:tcPr>
-            <w:tcW w:w="3027" w:type="dxa"/>
-            <w:tcMar>
-              <w:top w:w="100" w:type="dxa"/>
-              <w:left w:w="100" w:type="dxa"/>
-              <w:bottom w:w="100" w:type="dxa"/>
-              <w:right w:w="100" w:type="dxa"/>
-            </w:tcMar>
-          </w:tcPr>
-          <w:p>
-            <w:pPr>
-              <w:widowControl w:val="0"/>
-              <w:pBdr>
-                <w:top w:val="nil"/>
-                <w:left w:val="nil"/>
-                <w:bottom w:val="nil"/>
-                <w:right w:val="nil"/>
-                <w:between w:val="nil"/>
-              </w:pBdr>
-              <w:spacing w:line="240" w:lineRule="auto"/>
-              <w:ind w:left="121"/>
+            <w:tcW w:w="3028" w:type="dxa"/>
+            <w:tcMar>
+              <w:top w:w="100" w:type="dxa"/>
+              <w:left w:w="100" w:type="dxa"/>
+              <w:bottom w:w="100" w:type="dxa"/>
+              <w:right w:w="100" w:type="dxa"/>
+            </w:tcMar>
+            <w:vAlign w:val="center"/>
+          </w:tcPr>
+          <w:p>
+            <w:pPr>
+              <w:widowControl w:val="0"/>
+              <w:pBdr>
+                <w:top w:val="nil"/>
+                <w:left w:val="nil"/>
+                <w:bottom w:val="nil"/>
+                <w:right w:val="nil"/>
+                <w:between w:val="nil"/>
+              </w:pBdr>
+              <w:spacing w:line="240" w:lineRule="auto"/>
+              <w:ind w:left="114"/>
               <w:rPr>
                 <w:color w:val="000000"/>
                 <w:sz w:val="24"/>
@@ -16385,23 +16528,65 @@
             </w:pPr>
             <w:r>
               <w:rPr>
+                <w:rStyle w:val="HTMLCode"/>
+                <w:rFonts w:ascii="Arial" w:eastAsia="Arial" w:hAnsi="Arial" w:cs="Arial"/>
+                <w:color w:val="1F1F1F"/>
+                <w:sz w:val="23"/>
+                <w:szCs w:val="23"/>
+                <w:bdr w:val="none" w:sz="0" w:space="0" w:color="auto" w:frame="1"/>
+              </w:rPr>
+              <w:t>cboTheLoai</w:t>
+            </w:r>
+          </w:p>
+        </w:tc>
+        <w:tc>
+          <w:tcPr>
+            <w:tcW w:w="2419" w:type="dxa"/>
+            <w:tcMar>
+              <w:top w:w="100" w:type="dxa"/>
+              <w:left w:w="100" w:type="dxa"/>
+              <w:bottom w:w="100" w:type="dxa"/>
+              <w:right w:w="100" w:type="dxa"/>
+            </w:tcMar>
+            <w:vAlign w:val="center"/>
+          </w:tcPr>
+          <w:p>
+            <w:pPr>
+              <w:widowControl w:val="0"/>
+              <w:pBdr>
+                <w:top w:val="nil"/>
+                <w:left w:val="nil"/>
+                <w:bottom w:val="nil"/>
+                <w:right w:val="nil"/>
+                <w:between w:val="nil"/>
+              </w:pBdr>
+              <w:spacing w:line="240" w:lineRule="auto"/>
+              <w:ind w:left="117"/>
+              <w:rPr>
                 <w:color w:val="000000"/>
                 <w:sz w:val="24"/>
                 <w:szCs w:val="24"/>
               </w:rPr>
-              <w:t xml:space="preserve">numSoLuong </w:t>
-            </w:r>
-          </w:p>
-        </w:tc>
-        <w:tc>
-          <w:tcPr>
-            <w:tcW w:w="2419" w:type="dxa"/>
-            <w:tcMar>
-              <w:top w:w="100" w:type="dxa"/>
-              <w:left w:w="100" w:type="dxa"/>
-              <w:bottom w:w="100" w:type="dxa"/>
-              <w:right w:w="100" w:type="dxa"/>
-            </w:tcMar>
+            </w:pPr>
+            <w:r>
+              <w:rPr>
+                <w:color w:val="1F1F1F"/>
+                <w:bdr w:val="none" w:sz="0" w:space="0" w:color="auto" w:frame="1"/>
+              </w:rPr>
+              <w:t>ComboBox</w:t>
+            </w:r>
+          </w:p>
+        </w:tc>
+        <w:tc>
+          <w:tcPr>
+            <w:tcW w:w="4841" w:type="dxa"/>
+            <w:tcMar>
+              <w:top w:w="100" w:type="dxa"/>
+              <w:left w:w="100" w:type="dxa"/>
+              <w:bottom w:w="100" w:type="dxa"/>
+              <w:right w:w="100" w:type="dxa"/>
+            </w:tcMar>
+            <w:vAlign w:val="center"/>
           </w:tcPr>
           <w:p>
             <w:pPr>
@@ -16423,287 +16608,10 @@
             </w:pPr>
             <w:r>
               <w:rPr>
-                <w:color w:val="000000"/>
-                <w:sz w:val="24"/>
-                <w:szCs w:val="24"/>
-              </w:rPr>
-              <w:t xml:space="preserve">NumericUpDown </w:t>
-            </w:r>
-          </w:p>
-        </w:tc>
-        <w:tc>
-          <w:tcPr>
-            <w:tcW w:w="4841" w:type="dxa"/>
-            <w:tcMar>
-              <w:top w:w="100" w:type="dxa"/>
-              <w:left w:w="100" w:type="dxa"/>
-              <w:bottom w:w="100" w:type="dxa"/>
-              <w:right w:w="100" w:type="dxa"/>
-            </w:tcMar>
-          </w:tcPr>
-          <w:p>
-            <w:pPr>
-              <w:widowControl w:val="0"/>
-              <w:pBdr>
-                <w:top w:val="nil"/>
-                <w:left w:val="nil"/>
-                <w:bottom w:val="nil"/>
-                <w:right w:val="nil"/>
-                <w:between w:val="nil"/>
-              </w:pBdr>
-              <w:spacing w:line="240" w:lineRule="auto"/>
-              <w:ind w:left="116"/>
-              <w:rPr>
-                <w:color w:val="000000"/>
-                <w:sz w:val="24"/>
-                <w:szCs w:val="24"/>
-              </w:rPr>
-            </w:pPr>
-            <w:r>
-              <w:rPr>
-                <w:color w:val="000000"/>
-                <w:sz w:val="24"/>
-                <w:szCs w:val="24"/>
-              </w:rPr>
-              <w:t>Số lượng hiện có</w:t>
-            </w:r>
-          </w:p>
-        </w:tc>
-      </w:tr>
-      <w:tr>
-        <w:trPr>
-          <w:trHeight w:val="467"/>
-        </w:trPr>
-        <w:tc>
-          <w:tcPr>
-            <w:tcW w:w="3027" w:type="dxa"/>
-            <w:tcMar>
-              <w:top w:w="100" w:type="dxa"/>
-              <w:left w:w="100" w:type="dxa"/>
-              <w:bottom w:w="100" w:type="dxa"/>
-              <w:right w:w="100" w:type="dxa"/>
-            </w:tcMar>
-          </w:tcPr>
-          <w:p>
-            <w:pPr>
-              <w:widowControl w:val="0"/>
-              <w:pBdr>
-                <w:top w:val="nil"/>
-                <w:left w:val="nil"/>
-                <w:bottom w:val="nil"/>
-                <w:right w:val="nil"/>
-                <w:between w:val="nil"/>
-              </w:pBdr>
-              <w:spacing w:line="240" w:lineRule="auto"/>
-              <w:ind w:left="114"/>
-              <w:rPr>
-                <w:color w:val="000000"/>
-                <w:sz w:val="24"/>
-                <w:szCs w:val="24"/>
-              </w:rPr>
-            </w:pPr>
-            <w:r>
-              <w:rPr>
-                <w:color w:val="000000"/>
-                <w:sz w:val="24"/>
-                <w:szCs w:val="24"/>
-              </w:rPr>
-              <w:t xml:space="preserve">cboTheLoai </w:t>
-            </w:r>
-          </w:p>
-        </w:tc>
-        <w:tc>
-          <w:tcPr>
-            <w:tcW w:w="2419" w:type="dxa"/>
-            <w:tcMar>
-              <w:top w:w="100" w:type="dxa"/>
-              <w:left w:w="100" w:type="dxa"/>
-              <w:bottom w:w="100" w:type="dxa"/>
-              <w:right w:w="100" w:type="dxa"/>
-            </w:tcMar>
-          </w:tcPr>
-          <w:p>
-            <w:pPr>
-              <w:widowControl w:val="0"/>
-              <w:pBdr>
-                <w:top w:val="nil"/>
-                <w:left w:val="nil"/>
-                <w:bottom w:val="nil"/>
-                <w:right w:val="nil"/>
-                <w:between w:val="nil"/>
-              </w:pBdr>
-              <w:spacing w:line="240" w:lineRule="auto"/>
-              <w:ind w:left="117"/>
-              <w:rPr>
-                <w:color w:val="000000"/>
-                <w:sz w:val="24"/>
-                <w:szCs w:val="24"/>
-              </w:rPr>
-            </w:pPr>
-            <w:r>
-              <w:rPr>
-                <w:color w:val="000000"/>
-                <w:sz w:val="24"/>
-                <w:szCs w:val="24"/>
-              </w:rPr>
-              <w:t xml:space="preserve">ComboBox </w:t>
-            </w:r>
-          </w:p>
-        </w:tc>
-        <w:tc>
-          <w:tcPr>
-            <w:tcW w:w="4841" w:type="dxa"/>
-            <w:tcMar>
-              <w:top w:w="100" w:type="dxa"/>
-              <w:left w:w="100" w:type="dxa"/>
-              <w:bottom w:w="100" w:type="dxa"/>
-              <w:right w:w="100" w:type="dxa"/>
-            </w:tcMar>
-          </w:tcPr>
-          <w:p>
-            <w:pPr>
-              <w:widowControl w:val="0"/>
-              <w:pBdr>
-                <w:top w:val="nil"/>
-                <w:left w:val="nil"/>
-                <w:bottom w:val="nil"/>
-                <w:right w:val="nil"/>
-                <w:between w:val="nil"/>
-              </w:pBdr>
-              <w:spacing w:line="240" w:lineRule="auto"/>
-              <w:ind w:left="111"/>
-              <w:rPr>
-                <w:color w:val="000000"/>
-                <w:sz w:val="24"/>
-                <w:szCs w:val="24"/>
-              </w:rPr>
-            </w:pPr>
-            <w:r>
-              <w:rPr>
-                <w:color w:val="000000"/>
-                <w:sz w:val="24"/>
-                <w:szCs w:val="24"/>
-              </w:rPr>
-              <w:t>Thể loại</w:t>
-            </w:r>
-          </w:p>
-        </w:tc>
-      </w:tr>
-      <w:tr>
-        <w:trPr>
-          <w:trHeight w:val="465"/>
-        </w:trPr>
-        <w:tc>
-          <w:tcPr>
-            <w:tcW w:w="3027" w:type="dxa"/>
-            <w:tcMar>
-              <w:top w:w="100" w:type="dxa"/>
-              <w:left w:w="100" w:type="dxa"/>
-              <w:bottom w:w="100" w:type="dxa"/>
-              <w:right w:w="100" w:type="dxa"/>
-            </w:tcMar>
-          </w:tcPr>
-          <w:p>
-            <w:pPr>
-              <w:widowControl w:val="0"/>
-              <w:pBdr>
-                <w:top w:val="nil"/>
-                <w:left w:val="nil"/>
-                <w:bottom w:val="nil"/>
-                <w:right w:val="nil"/>
-                <w:between w:val="nil"/>
-              </w:pBdr>
-              <w:spacing w:line="240" w:lineRule="auto"/>
-              <w:ind w:left="114"/>
-              <w:rPr>
-                <w:color w:val="000000"/>
-                <w:sz w:val="24"/>
-                <w:szCs w:val="24"/>
-              </w:rPr>
-            </w:pPr>
-            <w:r>
-              <w:rPr>
-                <w:color w:val="000000"/>
-                <w:sz w:val="24"/>
-                <w:szCs w:val="24"/>
-              </w:rPr>
-              <w:t xml:space="preserve">cboNXB </w:t>
-            </w:r>
-          </w:p>
-        </w:tc>
-        <w:tc>
-          <w:tcPr>
-            <w:tcW w:w="2419" w:type="dxa"/>
-            <w:tcMar>
-              <w:top w:w="100" w:type="dxa"/>
-              <w:left w:w="100" w:type="dxa"/>
-              <w:bottom w:w="100" w:type="dxa"/>
-              <w:right w:w="100" w:type="dxa"/>
-            </w:tcMar>
-          </w:tcPr>
-          <w:p>
-            <w:pPr>
-              <w:widowControl w:val="0"/>
-              <w:pBdr>
-                <w:top w:val="nil"/>
-                <w:left w:val="nil"/>
-                <w:bottom w:val="nil"/>
-                <w:right w:val="nil"/>
-                <w:between w:val="nil"/>
-              </w:pBdr>
-              <w:spacing w:line="240" w:lineRule="auto"/>
-              <w:ind w:left="117"/>
-              <w:rPr>
-                <w:color w:val="000000"/>
-                <w:sz w:val="24"/>
-                <w:szCs w:val="24"/>
-              </w:rPr>
-            </w:pPr>
-            <w:r>
-              <w:rPr>
-                <w:color w:val="000000"/>
-                <w:sz w:val="24"/>
-                <w:szCs w:val="24"/>
-              </w:rPr>
-              <w:t xml:space="preserve">ComboBox </w:t>
-            </w:r>
-          </w:p>
-        </w:tc>
-        <w:tc>
-          <w:tcPr>
-            <w:tcW w:w="4841" w:type="dxa"/>
-            <w:tcMar>
-              <w:top w:w="100" w:type="dxa"/>
-              <w:left w:w="100" w:type="dxa"/>
-              <w:bottom w:w="100" w:type="dxa"/>
-              <w:right w:w="100" w:type="dxa"/>
-            </w:tcMar>
-          </w:tcPr>
-          <w:p>
-            <w:pPr>
-              <w:widowControl w:val="0"/>
-              <w:pBdr>
-                <w:top w:val="nil"/>
-                <w:left w:val="nil"/>
-                <w:bottom w:val="nil"/>
-                <w:right w:val="nil"/>
-                <w:between w:val="nil"/>
-              </w:pBdr>
-              <w:spacing w:line="240" w:lineRule="auto"/>
-              <w:ind w:left="123"/>
-              <w:rPr>
-                <w:color w:val="000000"/>
-                <w:sz w:val="24"/>
-                <w:szCs w:val="24"/>
-              </w:rPr>
-            </w:pPr>
-            <w:r>
-              <w:rPr>
-                <w:color w:val="000000"/>
-                <w:sz w:val="24"/>
-                <w:szCs w:val="24"/>
-              </w:rPr>
-              <w:t>Mã NXB</w:t>
+                <w:color w:val="1F1F1F"/>
+                <w:bdr w:val="none" w:sz="0" w:space="0" w:color="auto" w:frame="1"/>
+              </w:rPr>
+              <w:t>Thể loại sách</w:t>
             </w:r>
           </w:p>
         </w:tc>
@@ -16714,13 +16622,14 @@
         </w:trPr>
         <w:tc>
           <w:tcPr>
-            <w:tcW w:w="3027" w:type="dxa"/>
-            <w:tcMar>
-              <w:top w:w="100" w:type="dxa"/>
-              <w:left w:w="100" w:type="dxa"/>
-              <w:bottom w:w="100" w:type="dxa"/>
-              <w:right w:w="100" w:type="dxa"/>
-            </w:tcMar>
+            <w:tcW w:w="3028" w:type="dxa"/>
+            <w:tcMar>
+              <w:top w:w="100" w:type="dxa"/>
+              <w:left w:w="100" w:type="dxa"/>
+              <w:bottom w:w="100" w:type="dxa"/>
+              <w:right w:w="100" w:type="dxa"/>
+            </w:tcMar>
+            <w:vAlign w:val="center"/>
           </w:tcPr>
           <w:p>
             <w:pPr>
@@ -16742,23 +16651,65 @@
             </w:pPr>
             <w:r>
               <w:rPr>
+                <w:rStyle w:val="HTMLCode"/>
+                <w:rFonts w:ascii="Arial" w:eastAsia="Arial" w:hAnsi="Arial" w:cs="Arial"/>
+                <w:color w:val="1F1F1F"/>
+                <w:sz w:val="23"/>
+                <w:szCs w:val="23"/>
+                <w:bdr w:val="none" w:sz="0" w:space="0" w:color="auto" w:frame="1"/>
+              </w:rPr>
+              <w:t>cboNXB</w:t>
+            </w:r>
+          </w:p>
+        </w:tc>
+        <w:tc>
+          <w:tcPr>
+            <w:tcW w:w="2419" w:type="dxa"/>
+            <w:tcMar>
+              <w:top w:w="100" w:type="dxa"/>
+              <w:left w:w="100" w:type="dxa"/>
+              <w:bottom w:w="100" w:type="dxa"/>
+              <w:right w:w="100" w:type="dxa"/>
+            </w:tcMar>
+            <w:vAlign w:val="center"/>
+          </w:tcPr>
+          <w:p>
+            <w:pPr>
+              <w:widowControl w:val="0"/>
+              <w:pBdr>
+                <w:top w:val="nil"/>
+                <w:left w:val="nil"/>
+                <w:bottom w:val="nil"/>
+                <w:right w:val="nil"/>
+                <w:between w:val="nil"/>
+              </w:pBdr>
+              <w:spacing w:line="240" w:lineRule="auto"/>
+              <w:ind w:left="124"/>
+              <w:rPr>
                 <w:color w:val="000000"/>
                 <w:sz w:val="24"/>
                 <w:szCs w:val="24"/>
               </w:rPr>
-              <w:t xml:space="preserve">dgvSach </w:t>
-            </w:r>
-          </w:p>
-        </w:tc>
-        <w:tc>
-          <w:tcPr>
-            <w:tcW w:w="2419" w:type="dxa"/>
-            <w:tcMar>
-              <w:top w:w="100" w:type="dxa"/>
-              <w:left w:w="100" w:type="dxa"/>
-              <w:bottom w:w="100" w:type="dxa"/>
-              <w:right w:w="100" w:type="dxa"/>
-            </w:tcMar>
+            </w:pPr>
+            <w:r>
+              <w:rPr>
+                <w:color w:val="1F1F1F"/>
+                <w:bdr w:val="none" w:sz="0" w:space="0" w:color="auto" w:frame="1"/>
+              </w:rPr>
+              <w:t>ComboBox</w:t>
+            </w:r>
+          </w:p>
+        </w:tc>
+        <w:tc>
+          <w:tcPr>
+            <w:tcW w:w="4841" w:type="dxa"/>
+            <w:tcMar>
+              <w:top w:w="100" w:type="dxa"/>
+              <w:left w:w="100" w:type="dxa"/>
+              <w:bottom w:w="100" w:type="dxa"/>
+              <w:right w:w="100" w:type="dxa"/>
+            </w:tcMar>
+            <w:vAlign w:val="center"/>
           </w:tcPr>
           <w:p>
             <w:pPr>
@@ -16780,11 +16731,97 @@
             </w:pPr>
             <w:r>
               <w:rPr>
-                <w:color w:val="000000"/>
-                <w:sz w:val="24"/>
-                <w:szCs w:val="24"/>
-              </w:rPr>
-              <w:t xml:space="preserve">DataGridView </w:t>
+                <w:color w:val="1F1F1F"/>
+                <w:bdr w:val="none" w:sz="0" w:space="0" w:color="auto" w:frame="1"/>
+              </w:rPr>
+              <w:t>Mã nhà xuất bản</w:t>
+            </w:r>
+          </w:p>
+        </w:tc>
+      </w:tr>
+      <w:tr>
+        <w:trPr>
+          <w:trHeight w:val="466"/>
+        </w:trPr>
+        <w:tc>
+          <w:tcPr>
+            <w:tcW w:w="3028" w:type="dxa"/>
+            <w:tcMar>
+              <w:top w:w="100" w:type="dxa"/>
+              <w:left w:w="100" w:type="dxa"/>
+              <w:bottom w:w="100" w:type="dxa"/>
+              <w:right w:w="100" w:type="dxa"/>
+            </w:tcMar>
+            <w:vAlign w:val="center"/>
+          </w:tcPr>
+          <w:p>
+            <w:pPr>
+              <w:widowControl w:val="0"/>
+              <w:pBdr>
+                <w:top w:val="nil"/>
+                <w:left w:val="nil"/>
+                <w:bottom w:val="nil"/>
+                <w:right w:val="nil"/>
+                <w:between w:val="nil"/>
+              </w:pBdr>
+              <w:spacing w:line="240" w:lineRule="auto"/>
+              <w:ind w:left="113"/>
+              <w:rPr>
+                <w:rStyle w:val="HTMLCode"/>
+                <w:rFonts w:ascii="Arial" w:eastAsia="Arial" w:hAnsi="Arial" w:cs="Arial"/>
+                <w:color w:val="1F1F1F"/>
+                <w:sz w:val="23"/>
+                <w:szCs w:val="23"/>
+                <w:bdr w:val="none" w:sz="0" w:space="0" w:color="auto" w:frame="1"/>
+              </w:rPr>
+            </w:pPr>
+            <w:r>
+              <w:rPr>
+                <w:rStyle w:val="HTMLCode"/>
+                <w:rFonts w:ascii="Arial" w:eastAsia="Arial" w:hAnsi="Arial" w:cs="Arial"/>
+                <w:color w:val="1F1F1F"/>
+                <w:sz w:val="23"/>
+                <w:szCs w:val="23"/>
+                <w:bdr w:val="none" w:sz="0" w:space="0" w:color="auto" w:frame="1"/>
+              </w:rPr>
+              <w:t>btnThem</w:t>
+            </w:r>
+          </w:p>
+        </w:tc>
+        <w:tc>
+          <w:tcPr>
+            <w:tcW w:w="2419" w:type="dxa"/>
+            <w:tcMar>
+              <w:top w:w="100" w:type="dxa"/>
+              <w:left w:w="100" w:type="dxa"/>
+              <w:bottom w:w="100" w:type="dxa"/>
+              <w:right w:w="100" w:type="dxa"/>
+            </w:tcMar>
+            <w:vAlign w:val="center"/>
+          </w:tcPr>
+          <w:p>
+            <w:pPr>
+              <w:widowControl w:val="0"/>
+              <w:pBdr>
+                <w:top w:val="nil"/>
+                <w:left w:val="nil"/>
+                <w:bottom w:val="nil"/>
+                <w:right w:val="nil"/>
+                <w:between w:val="nil"/>
+              </w:pBdr>
+              <w:spacing w:line="240" w:lineRule="auto"/>
+              <w:ind w:left="124"/>
+              <w:rPr>
+                <w:color w:val="1F1F1F"/>
+                <w:bdr w:val="none" w:sz="0" w:space="0" w:color="auto" w:frame="1"/>
+              </w:rPr>
+            </w:pPr>
+            <w:r>
+              <w:rPr>
+                <w:color w:val="1F1F1F"/>
+                <w:bdr w:val="none" w:sz="0" w:space="0" w:color="auto" w:frame="1"/>
+              </w:rPr>
+              <w:t>Button</w:t>
             </w:r>
           </w:p>
         </w:tc>
@@ -16797,6 +16834,7 @@
               <w:bottom w:w="100" w:type="dxa"/>
               <w:right w:w="100" w:type="dxa"/>
             </w:tcMar>
+            <w:vAlign w:val="center"/>
           </w:tcPr>
           <w:p>
             <w:pPr>
@@ -16811,18 +16849,636 @@
               <w:spacing w:line="240" w:lineRule="auto"/>
               <w:ind w:left="124"/>
               <w:rPr>
-                <w:color w:val="000000"/>
-                <w:sz w:val="24"/>
-                <w:szCs w:val="24"/>
-              </w:rPr>
-            </w:pPr>
-            <w:r>
-              <w:rPr>
-                <w:color w:val="000000"/>
-                <w:sz w:val="24"/>
-                <w:szCs w:val="24"/>
-              </w:rPr>
-              <w:t>Danh sách</w:t>
+                <w:color w:val="1F1F1F"/>
+                <w:bdr w:val="none" w:sz="0" w:space="0" w:color="auto" w:frame="1"/>
+              </w:rPr>
+            </w:pPr>
+            <w:r>
+              <w:rPr>
+                <w:color w:val="1F1F1F"/>
+                <w:bdr w:val="none" w:sz="0" w:space="0" w:color="auto" w:frame="1"/>
+              </w:rPr>
+              <w:t>Thêm sách mới</w:t>
+            </w:r>
+          </w:p>
+        </w:tc>
+      </w:tr>
+      <w:tr>
+        <w:trPr>
+          <w:trHeight w:val="466"/>
+        </w:trPr>
+        <w:tc>
+          <w:tcPr>
+            <w:tcW w:w="3028" w:type="dxa"/>
+            <w:tcMar>
+              <w:top w:w="100" w:type="dxa"/>
+              <w:left w:w="100" w:type="dxa"/>
+              <w:bottom w:w="100" w:type="dxa"/>
+              <w:right w:w="100" w:type="dxa"/>
+            </w:tcMar>
+            <w:vAlign w:val="center"/>
+          </w:tcPr>
+          <w:p>
+            <w:pPr>
+              <w:widowControl w:val="0"/>
+              <w:pBdr>
+                <w:top w:val="nil"/>
+                <w:left w:val="nil"/>
+                <w:bottom w:val="nil"/>
+                <w:right w:val="nil"/>
+                <w:between w:val="nil"/>
+              </w:pBdr>
+              <w:spacing w:line="240" w:lineRule="auto"/>
+              <w:ind w:left="113"/>
+              <w:rPr>
+                <w:rStyle w:val="HTMLCode"/>
+                <w:rFonts w:ascii="Arial" w:eastAsia="Arial" w:hAnsi="Arial" w:cs="Arial"/>
+                <w:color w:val="1F1F1F"/>
+                <w:sz w:val="23"/>
+                <w:szCs w:val="23"/>
+                <w:bdr w:val="none" w:sz="0" w:space="0" w:color="auto" w:frame="1"/>
+              </w:rPr>
+            </w:pPr>
+            <w:r>
+              <w:rPr>
+                <w:rStyle w:val="HTMLCode"/>
+                <w:rFonts w:ascii="Arial" w:eastAsia="Arial" w:hAnsi="Arial" w:cs="Arial"/>
+                <w:color w:val="1F1F1F"/>
+                <w:sz w:val="23"/>
+                <w:szCs w:val="23"/>
+                <w:bdr w:val="none" w:sz="0" w:space="0" w:color="auto" w:frame="1"/>
+              </w:rPr>
+              <w:t>btnSua</w:t>
+            </w:r>
+          </w:p>
+        </w:tc>
+        <w:tc>
+          <w:tcPr>
+            <w:tcW w:w="2419" w:type="dxa"/>
+            <w:tcMar>
+              <w:top w:w="100" w:type="dxa"/>
+              <w:left w:w="100" w:type="dxa"/>
+              <w:bottom w:w="100" w:type="dxa"/>
+              <w:right w:w="100" w:type="dxa"/>
+            </w:tcMar>
+            <w:vAlign w:val="center"/>
+          </w:tcPr>
+          <w:p>
+            <w:pPr>
+              <w:widowControl w:val="0"/>
+              <w:pBdr>
+                <w:top w:val="nil"/>
+                <w:left w:val="nil"/>
+                <w:bottom w:val="nil"/>
+                <w:right w:val="nil"/>
+                <w:between w:val="nil"/>
+              </w:pBdr>
+              <w:spacing w:line="240" w:lineRule="auto"/>
+              <w:ind w:left="124"/>
+              <w:rPr>
+                <w:color w:val="1F1F1F"/>
+                <w:bdr w:val="none" w:sz="0" w:space="0" w:color="auto" w:frame="1"/>
+              </w:rPr>
+            </w:pPr>
+            <w:r>
+              <w:rPr>
+                <w:color w:val="1F1F1F"/>
+                <w:bdr w:val="none" w:sz="0" w:space="0" w:color="auto" w:frame="1"/>
+              </w:rPr>
+              <w:t>Button</w:t>
+            </w:r>
+          </w:p>
+        </w:tc>
+        <w:tc>
+          <w:tcPr>
+            <w:tcW w:w="4841" w:type="dxa"/>
+            <w:tcMar>
+              <w:top w:w="100" w:type="dxa"/>
+              <w:left w:w="100" w:type="dxa"/>
+              <w:bottom w:w="100" w:type="dxa"/>
+              <w:right w:w="100" w:type="dxa"/>
+            </w:tcMar>
+            <w:vAlign w:val="center"/>
+          </w:tcPr>
+          <w:p>
+            <w:pPr>
+              <w:widowControl w:val="0"/>
+              <w:pBdr>
+                <w:top w:val="nil"/>
+                <w:left w:val="nil"/>
+                <w:bottom w:val="nil"/>
+                <w:right w:val="nil"/>
+                <w:between w:val="nil"/>
+              </w:pBdr>
+              <w:spacing w:line="240" w:lineRule="auto"/>
+              <w:ind w:left="124"/>
+              <w:rPr>
+                <w:color w:val="1F1F1F"/>
+                <w:bdr w:val="none" w:sz="0" w:space="0" w:color="auto" w:frame="1"/>
+              </w:rPr>
+            </w:pPr>
+            <w:r>
+              <w:rPr>
+                <w:color w:val="1F1F1F"/>
+                <w:bdr w:val="none" w:sz="0" w:space="0" w:color="auto" w:frame="1"/>
+              </w:rPr>
+              <w:t>Sửa thông tin sách</w:t>
+            </w:r>
+          </w:p>
+        </w:tc>
+      </w:tr>
+      <w:tr>
+        <w:trPr>
+          <w:trHeight w:val="466"/>
+        </w:trPr>
+        <w:tc>
+          <w:tcPr>
+            <w:tcW w:w="3028" w:type="dxa"/>
+            <w:tcMar>
+              <w:top w:w="100" w:type="dxa"/>
+              <w:left w:w="100" w:type="dxa"/>
+              <w:bottom w:w="100" w:type="dxa"/>
+              <w:right w:w="100" w:type="dxa"/>
+            </w:tcMar>
+            <w:vAlign w:val="center"/>
+          </w:tcPr>
+          <w:p>
+            <w:pPr>
+              <w:widowControl w:val="0"/>
+              <w:pBdr>
+                <w:top w:val="nil"/>
+                <w:left w:val="nil"/>
+                <w:bottom w:val="nil"/>
+                <w:right w:val="nil"/>
+                <w:between w:val="nil"/>
+              </w:pBdr>
+              <w:spacing w:line="240" w:lineRule="auto"/>
+              <w:ind w:left="113"/>
+              <w:rPr>
+                <w:rStyle w:val="HTMLCode"/>
+                <w:rFonts w:ascii="Arial" w:eastAsia="Arial" w:hAnsi="Arial" w:cs="Arial"/>
+                <w:color w:val="1F1F1F"/>
+                <w:sz w:val="23"/>
+                <w:szCs w:val="23"/>
+                <w:bdr w:val="none" w:sz="0" w:space="0" w:color="auto" w:frame="1"/>
+              </w:rPr>
+            </w:pPr>
+            <w:r>
+              <w:rPr>
+                <w:rStyle w:val="HTMLCode"/>
+                <w:rFonts w:ascii="Arial" w:eastAsia="Arial" w:hAnsi="Arial" w:cs="Arial"/>
+                <w:color w:val="1F1F1F"/>
+                <w:sz w:val="23"/>
+                <w:szCs w:val="23"/>
+                <w:bdr w:val="none" w:sz="0" w:space="0" w:color="auto" w:frame="1"/>
+              </w:rPr>
+              <w:t>btnXoa</w:t>
+            </w:r>
+          </w:p>
+        </w:tc>
+        <w:tc>
+          <w:tcPr>
+            <w:tcW w:w="2419" w:type="dxa"/>
+            <w:tcMar>
+              <w:top w:w="100" w:type="dxa"/>
+              <w:left w:w="100" w:type="dxa"/>
+              <w:bottom w:w="100" w:type="dxa"/>
+              <w:right w:w="100" w:type="dxa"/>
+            </w:tcMar>
+            <w:vAlign w:val="center"/>
+          </w:tcPr>
+          <w:p>
+            <w:pPr>
+              <w:widowControl w:val="0"/>
+              <w:pBdr>
+                <w:top w:val="nil"/>
+                <w:left w:val="nil"/>
+                <w:bottom w:val="nil"/>
+                <w:right w:val="nil"/>
+                <w:between w:val="nil"/>
+              </w:pBdr>
+              <w:spacing w:line="240" w:lineRule="auto"/>
+              <w:ind w:left="124"/>
+              <w:rPr>
+                <w:color w:val="1F1F1F"/>
+                <w:bdr w:val="none" w:sz="0" w:space="0" w:color="auto" w:frame="1"/>
+              </w:rPr>
+            </w:pPr>
+            <w:r>
+              <w:rPr>
+                <w:color w:val="1F1F1F"/>
+                <w:bdr w:val="none" w:sz="0" w:space="0" w:color="auto" w:frame="1"/>
+              </w:rPr>
+              <w:t>Button</w:t>
+            </w:r>
+          </w:p>
+        </w:tc>
+        <w:tc>
+          <w:tcPr>
+            <w:tcW w:w="4841" w:type="dxa"/>
+            <w:tcMar>
+              <w:top w:w="100" w:type="dxa"/>
+              <w:left w:w="100" w:type="dxa"/>
+              <w:bottom w:w="100" w:type="dxa"/>
+              <w:right w:w="100" w:type="dxa"/>
+            </w:tcMar>
+            <w:vAlign w:val="center"/>
+          </w:tcPr>
+          <w:p>
+            <w:pPr>
+              <w:widowControl w:val="0"/>
+              <w:pBdr>
+                <w:top w:val="nil"/>
+                <w:left w:val="nil"/>
+                <w:bottom w:val="nil"/>
+                <w:right w:val="nil"/>
+                <w:between w:val="nil"/>
+              </w:pBdr>
+              <w:spacing w:line="240" w:lineRule="auto"/>
+              <w:ind w:left="124"/>
+              <w:rPr>
+                <w:color w:val="1F1F1F"/>
+                <w:bdr w:val="none" w:sz="0" w:space="0" w:color="auto" w:frame="1"/>
+              </w:rPr>
+            </w:pPr>
+            <w:r>
+              <w:rPr>
+                <w:color w:val="1F1F1F"/>
+                <w:bdr w:val="none" w:sz="0" w:space="0" w:color="auto" w:frame="1"/>
+              </w:rPr>
+              <w:t>Xóa sách</w:t>
+            </w:r>
+          </w:p>
+        </w:tc>
+      </w:tr>
+      <w:tr>
+        <w:trPr>
+          <w:trHeight w:val="466"/>
+        </w:trPr>
+        <w:tc>
+          <w:tcPr>
+            <w:tcW w:w="3028" w:type="dxa"/>
+            <w:tcMar>
+              <w:top w:w="100" w:type="dxa"/>
+              <w:left w:w="100" w:type="dxa"/>
+              <w:bottom w:w="100" w:type="dxa"/>
+              <w:right w:w="100" w:type="dxa"/>
+            </w:tcMar>
+            <w:vAlign w:val="center"/>
+          </w:tcPr>
+          <w:p>
+            <w:pPr>
+              <w:widowControl w:val="0"/>
+              <w:pBdr>
+                <w:top w:val="nil"/>
+                <w:left w:val="nil"/>
+                <w:bottom w:val="nil"/>
+                <w:right w:val="nil"/>
+                <w:between w:val="nil"/>
+              </w:pBdr>
+              <w:spacing w:line="240" w:lineRule="auto"/>
+              <w:ind w:left="113"/>
+              <w:rPr>
+                <w:rStyle w:val="HTMLCode"/>
+                <w:rFonts w:ascii="Arial" w:eastAsia="Arial" w:hAnsi="Arial" w:cs="Arial"/>
+                <w:color w:val="1F1F1F"/>
+                <w:sz w:val="23"/>
+                <w:szCs w:val="23"/>
+                <w:bdr w:val="none" w:sz="0" w:space="0" w:color="auto" w:frame="1"/>
+              </w:rPr>
+            </w:pPr>
+            <w:r>
+              <w:rPr>
+                <w:rStyle w:val="HTMLCode"/>
+                <w:rFonts w:ascii="Arial" w:eastAsia="Arial" w:hAnsi="Arial" w:cs="Arial"/>
+                <w:color w:val="1F1F1F"/>
+                <w:sz w:val="23"/>
+                <w:szCs w:val="23"/>
+                <w:bdr w:val="none" w:sz="0" w:space="0" w:color="auto" w:frame="1"/>
+              </w:rPr>
+              <w:t>btnLuu</w:t>
+            </w:r>
+          </w:p>
+        </w:tc>
+        <w:tc>
+          <w:tcPr>
+            <w:tcW w:w="2419" w:type="dxa"/>
+            <w:tcMar>
+              <w:top w:w="100" w:type="dxa"/>
+              <w:left w:w="100" w:type="dxa"/>
+              <w:bottom w:w="100" w:type="dxa"/>
+              <w:right w:w="100" w:type="dxa"/>
+            </w:tcMar>
+            <w:vAlign w:val="center"/>
+          </w:tcPr>
+          <w:p>
+            <w:pPr>
+              <w:widowControl w:val="0"/>
+              <w:pBdr>
+                <w:top w:val="nil"/>
+                <w:left w:val="nil"/>
+                <w:bottom w:val="nil"/>
+                <w:right w:val="nil"/>
+                <w:between w:val="nil"/>
+              </w:pBdr>
+              <w:spacing w:line="240" w:lineRule="auto"/>
+              <w:ind w:left="124"/>
+              <w:rPr>
+                <w:color w:val="1F1F1F"/>
+                <w:bdr w:val="none" w:sz="0" w:space="0" w:color="auto" w:frame="1"/>
+              </w:rPr>
+            </w:pPr>
+            <w:r>
+              <w:rPr>
+                <w:color w:val="1F1F1F"/>
+                <w:bdr w:val="none" w:sz="0" w:space="0" w:color="auto" w:frame="1"/>
+              </w:rPr>
+              <w:t>Button</w:t>
+            </w:r>
+          </w:p>
+        </w:tc>
+        <w:tc>
+          <w:tcPr>
+            <w:tcW w:w="4841" w:type="dxa"/>
+            <w:tcMar>
+              <w:top w:w="100" w:type="dxa"/>
+              <w:left w:w="100" w:type="dxa"/>
+              <w:bottom w:w="100" w:type="dxa"/>
+              <w:right w:w="100" w:type="dxa"/>
+            </w:tcMar>
+            <w:vAlign w:val="center"/>
+          </w:tcPr>
+          <w:p>
+            <w:pPr>
+              <w:widowControl w:val="0"/>
+              <w:pBdr>
+                <w:top w:val="nil"/>
+                <w:left w:val="nil"/>
+                <w:bottom w:val="nil"/>
+                <w:right w:val="nil"/>
+                <w:between w:val="nil"/>
+              </w:pBdr>
+              <w:spacing w:line="240" w:lineRule="auto"/>
+              <w:ind w:left="124"/>
+              <w:rPr>
+                <w:color w:val="1F1F1F"/>
+                <w:bdr w:val="none" w:sz="0" w:space="0" w:color="auto" w:frame="1"/>
+              </w:rPr>
+            </w:pPr>
+            <w:r>
+              <w:rPr>
+                <w:color w:val="1F1F1F"/>
+                <w:bdr w:val="none" w:sz="0" w:space="0" w:color="auto" w:frame="1"/>
+              </w:rPr>
+              <w:t>Lưu dữ liệu</w:t>
+            </w:r>
+          </w:p>
+        </w:tc>
+      </w:tr>
+      <w:tr>
+        <w:trPr>
+          <w:trHeight w:val="466"/>
+        </w:trPr>
+        <w:tc>
+          <w:tcPr>
+            <w:tcW w:w="3028" w:type="dxa"/>
+            <w:tcMar>
+              <w:top w:w="100" w:type="dxa"/>
+              <w:left w:w="100" w:type="dxa"/>
+              <w:bottom w:w="100" w:type="dxa"/>
+              <w:right w:w="100" w:type="dxa"/>
+            </w:tcMar>
+            <w:vAlign w:val="center"/>
+          </w:tcPr>
+          <w:p>
+            <w:pPr>
+              <w:widowControl w:val="0"/>
+              <w:pBdr>
+                <w:top w:val="nil"/>
+                <w:left w:val="nil"/>
+                <w:bottom w:val="nil"/>
+                <w:right w:val="nil"/>
+                <w:between w:val="nil"/>
+              </w:pBdr>
+              <w:spacing w:line="240" w:lineRule="auto"/>
+              <w:ind w:left="113"/>
+              <w:rPr>
+                <w:rStyle w:val="HTMLCode"/>
+                <w:rFonts w:ascii="Arial" w:eastAsia="Arial" w:hAnsi="Arial" w:cs="Arial"/>
+                <w:color w:val="1F1F1F"/>
+                <w:sz w:val="23"/>
+                <w:szCs w:val="23"/>
+                <w:bdr w:val="none" w:sz="0" w:space="0" w:color="auto" w:frame="1"/>
+              </w:rPr>
+            </w:pPr>
+            <w:r>
+              <w:rPr>
+                <w:rStyle w:val="HTMLCode"/>
+                <w:rFonts w:ascii="Arial" w:eastAsia="Arial" w:hAnsi="Arial" w:cs="Arial"/>
+                <w:color w:val="1F1F1F"/>
+                <w:sz w:val="23"/>
+                <w:szCs w:val="23"/>
+                <w:bdr w:val="none" w:sz="0" w:space="0" w:color="auto" w:frame="1"/>
+              </w:rPr>
+              <w:t>btnHuy</w:t>
+            </w:r>
+          </w:p>
+        </w:tc>
+        <w:tc>
+          <w:tcPr>
+            <w:tcW w:w="2419" w:type="dxa"/>
+            <w:tcMar>
+              <w:top w:w="100" w:type="dxa"/>
+              <w:left w:w="100" w:type="dxa"/>
+              <w:bottom w:w="100" w:type="dxa"/>
+              <w:right w:w="100" w:type="dxa"/>
+            </w:tcMar>
+            <w:vAlign w:val="center"/>
+          </w:tcPr>
+          <w:p>
+            <w:pPr>
+              <w:widowControl w:val="0"/>
+              <w:pBdr>
+                <w:top w:val="nil"/>
+                <w:left w:val="nil"/>
+                <w:bottom w:val="nil"/>
+                <w:right w:val="nil"/>
+                <w:between w:val="nil"/>
+              </w:pBdr>
+              <w:spacing w:line="240" w:lineRule="auto"/>
+              <w:ind w:left="124"/>
+              <w:rPr>
+                <w:color w:val="1F1F1F"/>
+                <w:bdr w:val="none" w:sz="0" w:space="0" w:color="auto" w:frame="1"/>
+              </w:rPr>
+            </w:pPr>
+            <w:r>
+              <w:rPr>
+                <w:color w:val="1F1F1F"/>
+                <w:bdr w:val="none" w:sz="0" w:space="0" w:color="auto" w:frame="1"/>
+              </w:rPr>
+              <w:t>Button</w:t>
+            </w:r>
+          </w:p>
+        </w:tc>
+        <w:tc>
+          <w:tcPr>
+            <w:tcW w:w="4841" w:type="dxa"/>
+            <w:tcMar>
+              <w:top w:w="100" w:type="dxa"/>
+              <w:left w:w="100" w:type="dxa"/>
+              <w:bottom w:w="100" w:type="dxa"/>
+              <w:right w:w="100" w:type="dxa"/>
+            </w:tcMar>
+            <w:vAlign w:val="center"/>
+          </w:tcPr>
+          <w:p>
+            <w:pPr>
+              <w:widowControl w:val="0"/>
+              <w:pBdr>
+                <w:top w:val="nil"/>
+                <w:left w:val="nil"/>
+                <w:bottom w:val="nil"/>
+                <w:right w:val="nil"/>
+                <w:between w:val="nil"/>
+              </w:pBdr>
+              <w:spacing w:line="240" w:lineRule="auto"/>
+              <w:ind w:left="124"/>
+              <w:rPr>
+                <w:color w:val="1F1F1F"/>
+                <w:bdr w:val="none" w:sz="0" w:space="0" w:color="auto" w:frame="1"/>
+              </w:rPr>
+            </w:pPr>
+            <w:r>
+              <w:rPr>
+                <w:color w:val="1F1F1F"/>
+                <w:bdr w:val="none" w:sz="0" w:space="0" w:color="auto" w:frame="1"/>
+              </w:rPr>
+              <w:t>Hủy thao tác</w:t>
+            </w:r>
+          </w:p>
+        </w:tc>
+      </w:tr>
+      <w:tr>
+        <w:trPr>
+          <w:trHeight w:val="466"/>
+        </w:trPr>
+        <w:tc>
+          <w:tcPr>
+            <w:tcW w:w="3028" w:type="dxa"/>
+            <w:tcMar>
+              <w:top w:w="100" w:type="dxa"/>
+              <w:left w:w="100" w:type="dxa"/>
+              <w:bottom w:w="100" w:type="dxa"/>
+              <w:right w:w="100" w:type="dxa"/>
+            </w:tcMar>
+            <w:vAlign w:val="center"/>
+          </w:tcPr>
+          <w:p>
+            <w:pPr>
+              <w:widowControl w:val="0"/>
+              <w:pBdr>
+                <w:top w:val="nil"/>
+                <w:left w:val="nil"/>
+                <w:bottom w:val="nil"/>
+                <w:right w:val="nil"/>
+                <w:between w:val="nil"/>
+              </w:pBdr>
+              <w:spacing w:line="240" w:lineRule="auto"/>
+              <w:ind w:left="113"/>
+              <w:rPr>
+                <w:rStyle w:val="HTMLCode"/>
+                <w:rFonts w:ascii="Arial" w:eastAsia="Arial" w:hAnsi="Arial" w:cs="Arial"/>
+                <w:color w:val="1F1F1F"/>
+                <w:sz w:val="23"/>
+                <w:szCs w:val="23"/>
+                <w:bdr w:val="none" w:sz="0" w:space="0" w:color="auto" w:frame="1"/>
+              </w:rPr>
+            </w:pPr>
+            <w:r>
+              <w:rPr>
+                <w:rStyle w:val="HTMLCode"/>
+                <w:rFonts w:ascii="Arial" w:eastAsia="Arial" w:hAnsi="Arial" w:cs="Arial"/>
+                <w:color w:val="1F1F1F"/>
+                <w:sz w:val="23"/>
+                <w:szCs w:val="23"/>
+                <w:bdr w:val="none" w:sz="0" w:space="0" w:color="auto" w:frame="1"/>
+              </w:rPr>
+              <w:t>dgvSach</w:t>
+            </w:r>
+          </w:p>
+        </w:tc>
+        <w:tc>
+          <w:tcPr>
+            <w:tcW w:w="2419" w:type="dxa"/>
+            <w:tcMar>
+              <w:top w:w="100" w:type="dxa"/>
+              <w:left w:w="100" w:type="dxa"/>
+              <w:bottom w:w="100" w:type="dxa"/>
+              <w:right w:w="100" w:type="dxa"/>
+            </w:tcMar>
+            <w:vAlign w:val="center"/>
+          </w:tcPr>
+          <w:p>
+            <w:pPr>
+              <w:widowControl w:val="0"/>
+              <w:pBdr>
+                <w:top w:val="nil"/>
+                <w:left w:val="nil"/>
+                <w:bottom w:val="nil"/>
+                <w:right w:val="nil"/>
+                <w:between w:val="nil"/>
+              </w:pBdr>
+              <w:spacing w:line="240" w:lineRule="auto"/>
+              <w:ind w:left="124"/>
+              <w:rPr>
+                <w:color w:val="1F1F1F"/>
+                <w:bdr w:val="none" w:sz="0" w:space="0" w:color="auto" w:frame="1"/>
+              </w:rPr>
+            </w:pPr>
+            <w:r>
+              <w:rPr>
+                <w:color w:val="1F1F1F"/>
+                <w:bdr w:val="none" w:sz="0" w:space="0" w:color="auto" w:frame="1"/>
+              </w:rPr>
+              <w:t>DataGridView</w:t>
+            </w:r>
+          </w:p>
+        </w:tc>
+        <w:tc>
+          <w:tcPr>
+            <w:tcW w:w="4841" w:type="dxa"/>
+            <w:tcMar>
+              <w:top w:w="100" w:type="dxa"/>
+              <w:left w:w="100" w:type="dxa"/>
+              <w:bottom w:w="100" w:type="dxa"/>
+              <w:right w:w="100" w:type="dxa"/>
+            </w:tcMar>
+            <w:vAlign w:val="center"/>
+          </w:tcPr>
+          <w:p>
+            <w:pPr>
+              <w:widowControl w:val="0"/>
+              <w:pBdr>
+                <w:top w:val="nil"/>
+                <w:left w:val="nil"/>
+                <w:bottom w:val="nil"/>
+                <w:right w:val="nil"/>
+                <w:between w:val="nil"/>
+              </w:pBdr>
+              <w:spacing w:line="240" w:lineRule="auto"/>
+              <w:ind w:left="124"/>
+              <w:rPr>
+                <w:color w:val="1F1F1F"/>
+                <w:bdr w:val="none" w:sz="0" w:space="0" w:color="auto" w:frame="1"/>
+              </w:rPr>
+            </w:pPr>
+            <w:r>
+              <w:rPr>
+                <w:color w:val="1F1F1F"/>
+                <w:bdr w:val="none" w:sz="0" w:space="0" w:color="auto" w:frame="1"/>
+              </w:rPr>
+              <w:t>Danh sách thông tin sách</w:t>
             </w:r>
           </w:p>
         </w:tc>
@@ -16854,7 +17510,121 @@
           <w:between w:val="nil"/>
         </w:pBdr>
         <w:rPr>
-          <w:color w:val="000000"/>
+          <w:b/>
+          <w:bCs/>
+          <w:color w:val="1F4E78"/>
+          <w:sz w:val="24"/>
+          <w:szCs w:val="24"/>
+          <w:lang w:val="vi-VN"/>
+        </w:rPr>
+      </w:pPr>
+      <w:r>
+        <w:rPr>
+          <w:b/>
+          <w:bCs/>
+          <w:color w:val="1F4E78"/>
+          <w:sz w:val="24"/>
+          <w:szCs w:val="24"/>
+        </w:rPr>
+        <w:t>Kết nối database</w:t>
+      </w:r>
+      <w:r>
+        <w:rPr>
+          <w:b/>
+          <w:bCs/>
+          <w:color w:val="1F4E78"/>
+          <w:sz w:val="24"/>
+          <w:szCs w:val="24"/>
+          <w:lang w:val="vi-VN"/>
+        </w:rPr>
+        <w:t xml:space="preserve"> với FrmSach</w:t>
+      </w:r>
+    </w:p>
+    <w:p>
+      <w:pPr>
+        <w:widowControl w:val="0"/>
+        <w:pBdr>
+          <w:top w:val="nil"/>
+          <w:left w:val="nil"/>
+          <w:bottom w:val="nil"/>
+          <w:right w:val="nil"/>
+          <w:between w:val="nil"/>
+        </w:pBdr>
+        <w:rPr>
+          <w:b/>
+          <w:bCs/>
+          <w:color w:val="1F4E78"/>
+          <w:sz w:val="24"/>
+          <w:szCs w:val="24"/>
+          <w:lang w:val="vi-VN"/>
+        </w:rPr>
+      </w:pPr>
+      <w:r>
+        <w:rPr>
+          <w:b/>
+          <w:bCs/>
+          <w:color w:val="1F4E78"/>
+          <w:sz w:val="24"/>
+          <w:szCs w:val="24"/>
+          <w:lang w:val="vi-VN"/>
+        </w:rPr>
+        <w:lastRenderedPageBreak/>
+        <w:drawing>
+          <wp:inline distT="0" distB="0" distL="0" distR="0" wp14:anchorId="00866F18" wp14:editId="1A3895DC">
+            <wp:extent cx="6598285" cy="5128895"/>
+            <wp:effectExtent l="0" t="0" r="0" b="0"/>
+            <wp:docPr id="96510989" name="Picture 1"/>
+            <wp:cNvGraphicFramePr>
+              <a:graphicFrameLocks xmlns:a="http://schemas.openxmlformats.org/drawingml/2006/main" noChangeAspect="1"/>
+            </wp:cNvGraphicFramePr>
+            <a:graphic xmlns:a="http://schemas.openxmlformats.org/drawingml/2006/main">
+              <a:graphicData uri="http://schemas.openxmlformats.org/drawingml/2006/picture">
+                <pic:pic xmlns:pic="http://schemas.openxmlformats.org/drawingml/2006/picture">
+                  <pic:nvPicPr>
+                    <pic:cNvPr id="96510989" name=""/>
+                    <pic:cNvPicPr/>
+                  </pic:nvPicPr>
+                  <pic:blipFill>
+                    <a:blip r:embed="rId21"/>
+                    <a:stretch>
+                      <a:fillRect/>
+                    </a:stretch>
+                  </pic:blipFill>
+                  <pic:spPr>
+                    <a:xfrm>
+                      <a:off x="0" y="0"/>
+                      <a:ext cx="6598285" cy="5128895"/>
+                    </a:xfrm>
+                    <a:prstGeom prst="rect">
+                      <a:avLst/>
+                    </a:prstGeom>
+                  </pic:spPr>
+                </pic:pic>
+              </a:graphicData>
+            </a:graphic>
+          </wp:inline>
+        </w:drawing>
+      </w:r>
+    </w:p>
+    <w:p>
+      <w:pPr>
+        <w:widowControl w:val="0"/>
+        <w:pBdr>
+          <w:top w:val="nil"/>
+          <w:left w:val="nil"/>
+          <w:bottom w:val="nil"/>
+          <w:right w:val="nil"/>
+          <w:between w:val="nil"/>
+        </w:pBdr>
+        <w:spacing w:line="240" w:lineRule="auto"/>
+        <w:ind w:left="166"/>
+        <w:rPr>
+          <w:b/>
+          <w:bCs/>
+          <w:color w:val="1F4E78"/>
+          <w:sz w:val="24"/>
+          <w:szCs w:val="24"/>
+          <w:lang w:val="vi-VN"/>
         </w:rPr>
       </w:pPr>
     </w:p>
@@ -16913,14 +17683,19 @@
       </w:pPr>
       <w:r>
         <w:rPr>
-          <w:noProof/>
+          <w:b/>
+          <w:bCs/>
+          <w:color w:val="1F4E78"/>
+          <w:sz w:val="24"/>
+          <w:szCs w:val="24"/>
+          <w:lang w:val="vi-VN"/>
         </w:rPr>
         <w:lastRenderedPageBreak/>
         <w:drawing>
-          <wp:inline distT="0" distB="0" distL="0" distR="0" wp14:anchorId="45C5E771" wp14:editId="1B604221">
-            <wp:extent cx="6598285" cy="4032250"/>
-            <wp:effectExtent l="0" t="0" r="0" b="6350"/>
-            <wp:docPr id="1310479361" name="Picture 1"/>
+          <wp:inline distT="0" distB="0" distL="0" distR="0" wp14:anchorId="7B9E4A1E" wp14:editId="0AE229BD">
+            <wp:extent cx="6598285" cy="4140835"/>
+            <wp:effectExtent l="0" t="0" r="0" b="0"/>
+            <wp:docPr id="1001791233" name="Picture 1"/>
             <wp:cNvGraphicFramePr>
               <a:graphicFrameLocks xmlns:a="http://schemas.openxmlformats.org/drawingml/2006/main" noChangeAspect="1"/>
             </wp:cNvGraphicFramePr>
@@ -16928,11 +17703,11 @@
               <a:graphicData uri="http://schemas.openxmlformats.org/drawingml/2006/picture">
                 <pic:pic xmlns:pic="http://schemas.openxmlformats.org/drawingml/2006/picture">
                   <pic:nvPicPr>
-                    <pic:cNvPr id="1310479361" name=""/>
+                    <pic:cNvPr id="1001791233" name=""/>
                     <pic:cNvPicPr/>
                   </pic:nvPicPr>
                   <pic:blipFill>
-                    <a:blip r:embed="rId21"/>
+                    <a:blip r:embed="rId22"/>
                     <a:stretch>
                       <a:fillRect/>
                     </a:stretch>
@@ -16940,7 +17715,7 @@
                   <pic:spPr>
                     <a:xfrm>
                       <a:off x="0" y="0"/>
-                      <a:ext cx="6598285" cy="4032250"/>
+                      <a:ext cx="6598285" cy="4140835"/>
                     </a:xfrm>
                     <a:prstGeom prst="rect">
                       <a:avLst/>
@@ -17479,7 +18254,7 @@
         </w:trPr>
         <w:tc>
           <w:tcPr>
-            <w:tcW w:w="3027" w:type="dxa"/>
+            <w:tcW w:w="3028" w:type="dxa"/>
             <w:tcMar>
               <w:top w:w="100" w:type="dxa"/>
               <w:left w:w="100" w:type="dxa"/>
@@ -17594,113 +18369,6 @@
                 <w:shd w:val="clear" w:color="auto" w:fill="1F4E78"/>
               </w:rPr>
               <w:t>Ý nghĩa</w:t>
-            </w:r>
-          </w:p>
-        </w:tc>
-      </w:tr>
-      <w:tr>
-        <w:trPr>
-          <w:trHeight w:val="442"/>
-        </w:trPr>
-        <w:tc>
-          <w:tcPr>
-            <w:tcW w:w="3027" w:type="dxa"/>
-            <w:tcMar>
-              <w:top w:w="100" w:type="dxa"/>
-              <w:left w:w="100" w:type="dxa"/>
-              <w:bottom w:w="100" w:type="dxa"/>
-              <w:right w:w="100" w:type="dxa"/>
-            </w:tcMar>
-          </w:tcPr>
-          <w:p>
-            <w:pPr>
-              <w:widowControl w:val="0"/>
-              <w:pBdr>
-                <w:top w:val="nil"/>
-                <w:left w:val="nil"/>
-                <w:bottom w:val="nil"/>
-                <w:right w:val="nil"/>
-                <w:between w:val="nil"/>
-              </w:pBdr>
-              <w:spacing w:line="240" w:lineRule="auto"/>
-              <w:ind w:left="109"/>
-              <w:rPr>
-                <w:color w:val="000000"/>
-              </w:rPr>
-            </w:pPr>
-            <w:r>
-              <w:rPr>
-                <w:color w:val="000000"/>
-              </w:rPr>
-              <w:t xml:space="preserve">txtMa </w:t>
-            </w:r>
-          </w:p>
-        </w:tc>
-        <w:tc>
-          <w:tcPr>
-            <w:tcW w:w="2419" w:type="dxa"/>
-            <w:tcMar>
-              <w:top w:w="100" w:type="dxa"/>
-              <w:left w:w="100" w:type="dxa"/>
-              <w:bottom w:w="100" w:type="dxa"/>
-              <w:right w:w="100" w:type="dxa"/>
-            </w:tcMar>
-          </w:tcPr>
-          <w:p>
-            <w:pPr>
-              <w:widowControl w:val="0"/>
-              <w:pBdr>
-                <w:top w:val="nil"/>
-                <w:left w:val="nil"/>
-                <w:bottom w:val="nil"/>
-                <w:right w:val="nil"/>
-                <w:between w:val="nil"/>
-              </w:pBdr>
-              <w:spacing w:line="240" w:lineRule="auto"/>
-              <w:ind w:left="110"/>
-              <w:rPr>
-                <w:color w:val="000000"/>
-              </w:rPr>
-            </w:pPr>
-            <w:r>
-              <w:rPr>
-                <w:color w:val="000000"/>
-              </w:rPr>
-              <w:t xml:space="preserve">TextBox </w:t>
-            </w:r>
-          </w:p>
-        </w:tc>
-        <w:tc>
-          <w:tcPr>
-            <w:tcW w:w="4841" w:type="dxa"/>
-            <w:tcMar>
-              <w:top w:w="100" w:type="dxa"/>
-              <w:left w:w="100" w:type="dxa"/>
-              <w:bottom w:w="100" w:type="dxa"/>
-              <w:right w:w="100" w:type="dxa"/>
-            </w:tcMar>
-          </w:tcPr>
-          <w:p>
-            <w:pPr>
-              <w:widowControl w:val="0"/>
-              <w:pBdr>
-                <w:top w:val="nil"/>
-                <w:left w:val="nil"/>
-                <w:bottom w:val="nil"/>
-                <w:right w:val="nil"/>
-                <w:between w:val="nil"/>
-              </w:pBdr>
-              <w:spacing w:line="240" w:lineRule="auto"/>
-              <w:ind w:left="121"/>
-              <w:rPr>
-                <w:color w:val="000000"/>
-              </w:rPr>
-            </w:pPr>
-            <w:r>
-              <w:rPr>
-                <w:color w:val="000000"/>
-              </w:rPr>
-              <w:t>Mã độc giả</w:t>
             </w:r>
           </w:p>
         </w:tc>
@@ -17711,13 +18379,14 @@
         </w:trPr>
         <w:tc>
           <w:tcPr>
-            <w:tcW w:w="3027" w:type="dxa"/>
-            <w:tcMar>
-              <w:top w:w="100" w:type="dxa"/>
-              <w:left w:w="100" w:type="dxa"/>
-              <w:bottom w:w="100" w:type="dxa"/>
-              <w:right w:w="100" w:type="dxa"/>
-            </w:tcMar>
+            <w:tcW w:w="3028" w:type="dxa"/>
+            <w:tcMar>
+              <w:top w:w="100" w:type="dxa"/>
+              <w:left w:w="100" w:type="dxa"/>
+              <w:bottom w:w="100" w:type="dxa"/>
+              <w:right w:w="100" w:type="dxa"/>
+            </w:tcMar>
+            <w:vAlign w:val="center"/>
           </w:tcPr>
           <w:p>
             <w:pPr>
@@ -17739,7 +18408,7 @@
               <w:rPr>
                 <w:color w:val="000000"/>
               </w:rPr>
-              <w:t xml:space="preserve">dtNgaySinh </w:t>
+              <w:t>txtMaDG</w:t>
             </w:r>
           </w:p>
         </w:tc>
@@ -17752,6 +18421,7 @@
               <w:bottom w:w="100" w:type="dxa"/>
               <w:right w:w="100" w:type="dxa"/>
             </w:tcMar>
+            <w:vAlign w:val="center"/>
           </w:tcPr>
           <w:p>
             <w:pPr>
@@ -17773,7 +18443,7 @@
               <w:rPr>
                 <w:color w:val="000000"/>
               </w:rPr>
-              <w:t xml:space="preserve">DateTimePicker </w:t>
+              <w:t>TextBox</w:t>
             </w:r>
           </w:p>
         </w:tc>
@@ -17786,6 +18456,7 @@
               <w:bottom w:w="100" w:type="dxa"/>
               <w:right w:w="100" w:type="dxa"/>
             </w:tcMar>
+            <w:vAlign w:val="center"/>
           </w:tcPr>
           <w:p>
             <w:pPr>
@@ -17807,7 +18478,7 @@
               <w:rPr>
                 <w:color w:val="000000"/>
               </w:rPr>
-              <w:t>Ngày sinh</w:t>
+              <w:t>Mã độc giả</w:t>
             </w:r>
           </w:p>
         </w:tc>
@@ -17818,13 +18489,14 @@
         </w:trPr>
         <w:tc>
           <w:tcPr>
-            <w:tcW w:w="3027" w:type="dxa"/>
-            <w:tcMar>
-              <w:top w:w="100" w:type="dxa"/>
-              <w:left w:w="100" w:type="dxa"/>
-              <w:bottom w:w="100" w:type="dxa"/>
-              <w:right w:w="100" w:type="dxa"/>
-            </w:tcMar>
+            <w:tcW w:w="3028" w:type="dxa"/>
+            <w:tcMar>
+              <w:top w:w="100" w:type="dxa"/>
+              <w:left w:w="100" w:type="dxa"/>
+              <w:bottom w:w="100" w:type="dxa"/>
+              <w:right w:w="100" w:type="dxa"/>
+            </w:tcMar>
+            <w:vAlign w:val="center"/>
           </w:tcPr>
           <w:p>
             <w:pPr>
@@ -17846,7 +18518,7 @@
               <w:rPr>
                 <w:color w:val="000000"/>
               </w:rPr>
-              <w:t xml:space="preserve">cboPhai </w:t>
+              <w:t>dtpNgaySinh</w:t>
             </w:r>
           </w:p>
         </w:tc>
@@ -17859,6 +18531,7 @@
               <w:bottom w:w="100" w:type="dxa"/>
               <w:right w:w="100" w:type="dxa"/>
             </w:tcMar>
+            <w:vAlign w:val="center"/>
           </w:tcPr>
           <w:p>
             <w:pPr>
@@ -17880,7 +18553,7 @@
               <w:rPr>
                 <w:color w:val="000000"/>
               </w:rPr>
-              <w:t xml:space="preserve">ComboBox </w:t>
+              <w:t>DateTimePicker</w:t>
             </w:r>
           </w:p>
         </w:tc>
@@ -17893,6 +18566,7 @@
               <w:bottom w:w="100" w:type="dxa"/>
               <w:right w:w="100" w:type="dxa"/>
             </w:tcMar>
+            <w:vAlign w:val="center"/>
           </w:tcPr>
           <w:p>
             <w:pPr>
@@ -17914,7 +18588,7 @@
               <w:rPr>
                 <w:color w:val="000000"/>
               </w:rPr>
-              <w:t>Phái</w:t>
+              <w:t>Ngày sinh độc giả</w:t>
             </w:r>
           </w:p>
         </w:tc>
@@ -17925,13 +18599,14 @@
         </w:trPr>
         <w:tc>
           <w:tcPr>
-            <w:tcW w:w="3027" w:type="dxa"/>
-            <w:tcMar>
-              <w:top w:w="100" w:type="dxa"/>
-              <w:left w:w="100" w:type="dxa"/>
-              <w:bottom w:w="100" w:type="dxa"/>
-              <w:right w:w="100" w:type="dxa"/>
-            </w:tcMar>
+            <w:tcW w:w="3028" w:type="dxa"/>
+            <w:tcMar>
+              <w:top w:w="100" w:type="dxa"/>
+              <w:left w:w="100" w:type="dxa"/>
+              <w:bottom w:w="100" w:type="dxa"/>
+              <w:right w:w="100" w:type="dxa"/>
+            </w:tcMar>
+            <w:vAlign w:val="center"/>
           </w:tcPr>
           <w:p>
             <w:pPr>
@@ -17953,8 +18628,7 @@
               <w:rPr>
                 <w:color w:val="000000"/>
               </w:rPr>
-              <w:lastRenderedPageBreak/>
-              <w:t xml:space="preserve">txtEmail </w:t>
+              <w:t>cboPhai</w:t>
             </w:r>
           </w:p>
         </w:tc>
@@ -17967,6 +18641,7 @@
               <w:bottom w:w="100" w:type="dxa"/>
               <w:right w:w="100" w:type="dxa"/>
             </w:tcMar>
+            <w:vAlign w:val="center"/>
           </w:tcPr>
           <w:p>
             <w:pPr>
@@ -17988,7 +18663,7 @@
               <w:rPr>
                 <w:color w:val="000000"/>
               </w:rPr>
-              <w:t xml:space="preserve">TextBox </w:t>
+              <w:t>ComboBox</w:t>
             </w:r>
           </w:p>
         </w:tc>
@@ -18001,6 +18676,7 @@
               <w:bottom w:w="100" w:type="dxa"/>
               <w:right w:w="100" w:type="dxa"/>
             </w:tcMar>
+            <w:vAlign w:val="center"/>
           </w:tcPr>
           <w:p>
             <w:pPr>
@@ -18022,7 +18698,7 @@
               <w:rPr>
                 <w:color w:val="000000"/>
               </w:rPr>
-              <w:t>Email</w:t>
+              <w:t>Giới tính (Nam/Nữ)</w:t>
             </w:r>
           </w:p>
         </w:tc>
@@ -18033,13 +18709,14 @@
         </w:trPr>
         <w:tc>
           <w:tcPr>
-            <w:tcW w:w="3027" w:type="dxa"/>
-            <w:tcMar>
-              <w:top w:w="100" w:type="dxa"/>
-              <w:left w:w="100" w:type="dxa"/>
-              <w:bottom w:w="100" w:type="dxa"/>
-              <w:right w:w="100" w:type="dxa"/>
-            </w:tcMar>
+            <w:tcW w:w="3028" w:type="dxa"/>
+            <w:tcMar>
+              <w:top w:w="100" w:type="dxa"/>
+              <w:left w:w="100" w:type="dxa"/>
+              <w:bottom w:w="100" w:type="dxa"/>
+              <w:right w:w="100" w:type="dxa"/>
+            </w:tcMar>
+            <w:vAlign w:val="center"/>
           </w:tcPr>
           <w:p>
             <w:pPr>
@@ -18061,7 +18738,8 @@
               <w:rPr>
                 <w:color w:val="000000"/>
               </w:rPr>
-              <w:t xml:space="preserve">txtAnh </w:t>
+              <w:lastRenderedPageBreak/>
+              <w:t>txtEmail</w:t>
             </w:r>
           </w:p>
         </w:tc>
@@ -18074,6 +18752,7 @@
               <w:bottom w:w="100" w:type="dxa"/>
               <w:right w:w="100" w:type="dxa"/>
             </w:tcMar>
+            <w:vAlign w:val="center"/>
           </w:tcPr>
           <w:p>
             <w:pPr>
@@ -18095,7 +18774,7 @@
               <w:rPr>
                 <w:color w:val="000000"/>
               </w:rPr>
-              <w:t xml:space="preserve">TextBox </w:t>
+              <w:t>TextBox</w:t>
             </w:r>
           </w:p>
         </w:tc>
@@ -18108,6 +18787,7 @@
               <w:bottom w:w="100" w:type="dxa"/>
               <w:right w:w="100" w:type="dxa"/>
             </w:tcMar>
+            <w:vAlign w:val="center"/>
           </w:tcPr>
           <w:p>
             <w:pPr>
@@ -18129,7 +18809,7 @@
               <w:rPr>
                 <w:color w:val="000000"/>
               </w:rPr>
-              <w:t>Đường dẫn ảnh 3x4</w:t>
+              <w:t>Địa chỉ Email</w:t>
             </w:r>
           </w:p>
         </w:tc>
@@ -18140,13 +18820,14 @@
         </w:trPr>
         <w:tc>
           <w:tcPr>
-            <w:tcW w:w="3027" w:type="dxa"/>
-            <w:tcMar>
-              <w:top w:w="100" w:type="dxa"/>
-              <w:left w:w="100" w:type="dxa"/>
-              <w:bottom w:w="100" w:type="dxa"/>
-              <w:right w:w="100" w:type="dxa"/>
-            </w:tcMar>
+            <w:tcW w:w="3028" w:type="dxa"/>
+            <w:tcMar>
+              <w:top w:w="100" w:type="dxa"/>
+              <w:left w:w="100" w:type="dxa"/>
+              <w:bottom w:w="100" w:type="dxa"/>
+              <w:right w:w="100" w:type="dxa"/>
+            </w:tcMar>
+            <w:vAlign w:val="center"/>
           </w:tcPr>
           <w:p>
             <w:pPr>
@@ -18168,7 +18849,7 @@
               <w:rPr>
                 <w:color w:val="000000"/>
               </w:rPr>
-              <w:t xml:space="preserve">dtNgayCap/dtHan </w:t>
+              <w:t>dtpNgayCap</w:t>
             </w:r>
           </w:p>
         </w:tc>
@@ -18181,6 +18862,7 @@
               <w:bottom w:w="100" w:type="dxa"/>
               <w:right w:w="100" w:type="dxa"/>
             </w:tcMar>
+            <w:vAlign w:val="center"/>
           </w:tcPr>
           <w:p>
             <w:pPr>
@@ -18202,7 +18884,7 @@
               <w:rPr>
                 <w:color w:val="000000"/>
               </w:rPr>
-              <w:t xml:space="preserve">DateTimePicker </w:t>
+              <w:t>DateTimePicker</w:t>
             </w:r>
           </w:p>
         </w:tc>
@@ -18215,6 +18897,7 @@
               <w:bottom w:w="100" w:type="dxa"/>
               <w:right w:w="100" w:type="dxa"/>
             </w:tcMar>
+            <w:vAlign w:val="center"/>
           </w:tcPr>
           <w:p>
             <w:pPr>
@@ -18236,7 +18919,7 @@
               <w:rPr>
                 <w:color w:val="000000"/>
               </w:rPr>
-              <w:t>Thời hạn thẻ</w:t>
+              <w:t>Ngày cấp thẻ</w:t>
             </w:r>
           </w:p>
         </w:tc>
@@ -18247,13 +18930,14 @@
         </w:trPr>
         <w:tc>
           <w:tcPr>
-            <w:tcW w:w="3027" w:type="dxa"/>
-            <w:tcMar>
-              <w:top w:w="100" w:type="dxa"/>
-              <w:left w:w="100" w:type="dxa"/>
-              <w:bottom w:w="100" w:type="dxa"/>
-              <w:right w:w="100" w:type="dxa"/>
-            </w:tcMar>
+            <w:tcW w:w="3028" w:type="dxa"/>
+            <w:tcMar>
+              <w:top w:w="100" w:type="dxa"/>
+              <w:left w:w="100" w:type="dxa"/>
+              <w:bottom w:w="100" w:type="dxa"/>
+              <w:right w:w="100" w:type="dxa"/>
+            </w:tcMar>
+            <w:vAlign w:val="center"/>
           </w:tcPr>
           <w:p>
             <w:pPr>
@@ -18275,7 +18959,7 @@
               <w:rPr>
                 <w:color w:val="000000"/>
               </w:rPr>
-              <w:t xml:space="preserve">chkLePhi </w:t>
+              <w:t>dtpHanThe</w:t>
             </w:r>
           </w:p>
         </w:tc>
@@ -18288,6 +18972,7 @@
               <w:bottom w:w="100" w:type="dxa"/>
               <w:right w:w="100" w:type="dxa"/>
             </w:tcMar>
+            <w:vAlign w:val="center"/>
           </w:tcPr>
           <w:p>
             <w:pPr>
@@ -18309,7 +18994,7 @@
               <w:rPr>
                 <w:color w:val="000000"/>
               </w:rPr>
-              <w:t xml:space="preserve">CheckBox </w:t>
+              <w:t>DateTimePicker</w:t>
             </w:r>
           </w:p>
         </w:tc>
@@ -18322,6 +19007,7 @@
               <w:bottom w:w="100" w:type="dxa"/>
               <w:right w:w="100" w:type="dxa"/>
             </w:tcMar>
+            <w:vAlign w:val="center"/>
           </w:tcPr>
           <w:p>
             <w:pPr>
@@ -18343,7 +19029,1217 @@
               <w:rPr>
                 <w:color w:val="000000"/>
               </w:rPr>
-              <w:t>Đã đóng lệ phí</w:t>
+              <w:t>Hạn sử dụng thẻ</w:t>
+            </w:r>
+          </w:p>
+        </w:tc>
+      </w:tr>
+      <w:tr>
+        <w:trPr>
+          <w:trHeight w:val="443"/>
+        </w:trPr>
+        <w:tc>
+          <w:tcPr>
+            <w:tcW w:w="3028" w:type="dxa"/>
+            <w:tcMar>
+              <w:top w:w="100" w:type="dxa"/>
+              <w:left w:w="100" w:type="dxa"/>
+              <w:bottom w:w="100" w:type="dxa"/>
+              <w:right w:w="100" w:type="dxa"/>
+            </w:tcMar>
+            <w:vAlign w:val="center"/>
+          </w:tcPr>
+          <w:p>
+            <w:pPr>
+              <w:widowControl w:val="0"/>
+              <w:pBdr>
+                <w:top w:val="nil"/>
+                <w:left w:val="nil"/>
+                <w:bottom w:val="nil"/>
+                <w:right w:val="nil"/>
+                <w:between w:val="nil"/>
+              </w:pBdr>
+              <w:spacing w:line="240" w:lineRule="auto"/>
+              <w:ind w:left="114"/>
+              <w:rPr>
+                <w:color w:val="000000"/>
+              </w:rPr>
+            </w:pPr>
+            <w:r>
+              <w:rPr>
+                <w:color w:val="000000"/>
+              </w:rPr>
+              <w:t>chkLePhi</w:t>
+            </w:r>
+          </w:p>
+        </w:tc>
+        <w:tc>
+          <w:tcPr>
+            <w:tcW w:w="2419" w:type="dxa"/>
+            <w:tcMar>
+              <w:top w:w="100" w:type="dxa"/>
+              <w:left w:w="100" w:type="dxa"/>
+              <w:bottom w:w="100" w:type="dxa"/>
+              <w:right w:w="100" w:type="dxa"/>
+            </w:tcMar>
+            <w:vAlign w:val="center"/>
+          </w:tcPr>
+          <w:p>
+            <w:pPr>
+              <w:widowControl w:val="0"/>
+              <w:pBdr>
+                <w:top w:val="nil"/>
+                <w:left w:val="nil"/>
+                <w:bottom w:val="nil"/>
+                <w:right w:val="nil"/>
+                <w:between w:val="nil"/>
+              </w:pBdr>
+              <w:spacing w:line="240" w:lineRule="auto"/>
+              <w:ind w:left="116"/>
+              <w:rPr>
+                <w:color w:val="000000"/>
+              </w:rPr>
+            </w:pPr>
+            <w:r>
+              <w:rPr>
+                <w:color w:val="000000"/>
+              </w:rPr>
+              <w:t>CheckBox</w:t>
+            </w:r>
+          </w:p>
+        </w:tc>
+        <w:tc>
+          <w:tcPr>
+            <w:tcW w:w="4841" w:type="dxa"/>
+            <w:tcMar>
+              <w:top w:w="100" w:type="dxa"/>
+              <w:left w:w="100" w:type="dxa"/>
+              <w:bottom w:w="100" w:type="dxa"/>
+              <w:right w:w="100" w:type="dxa"/>
+            </w:tcMar>
+            <w:vAlign w:val="center"/>
+          </w:tcPr>
+          <w:p>
+            <w:pPr>
+              <w:widowControl w:val="0"/>
+              <w:pBdr>
+                <w:top w:val="nil"/>
+                <w:left w:val="nil"/>
+                <w:bottom w:val="nil"/>
+                <w:right w:val="nil"/>
+                <w:between w:val="nil"/>
+              </w:pBdr>
+              <w:spacing w:line="240" w:lineRule="auto"/>
+              <w:ind w:left="105"/>
+              <w:rPr>
+                <w:color w:val="000000"/>
+              </w:rPr>
+            </w:pPr>
+            <w:r>
+              <w:rPr>
+                <w:color w:val="000000"/>
+              </w:rPr>
+              <w:t>Trạng thái đóng lệ phí</w:t>
+            </w:r>
+          </w:p>
+        </w:tc>
+      </w:tr>
+      <w:tr>
+        <w:trPr>
+          <w:trHeight w:val="443"/>
+        </w:trPr>
+        <w:tc>
+          <w:tcPr>
+            <w:tcW w:w="3028" w:type="dxa"/>
+            <w:tcMar>
+              <w:top w:w="100" w:type="dxa"/>
+              <w:left w:w="100" w:type="dxa"/>
+              <w:bottom w:w="100" w:type="dxa"/>
+              <w:right w:w="100" w:type="dxa"/>
+            </w:tcMar>
+            <w:vAlign w:val="center"/>
+          </w:tcPr>
+          <w:p>
+            <w:pPr>
+              <w:widowControl w:val="0"/>
+              <w:pBdr>
+                <w:top w:val="nil"/>
+                <w:left w:val="nil"/>
+                <w:bottom w:val="nil"/>
+                <w:right w:val="nil"/>
+                <w:between w:val="nil"/>
+              </w:pBdr>
+              <w:spacing w:line="240" w:lineRule="auto"/>
+              <w:ind w:left="114"/>
+              <w:rPr>
+                <w:color w:val="000000"/>
+              </w:rPr>
+            </w:pPr>
+            <w:r>
+              <w:rPr>
+                <w:color w:val="000000"/>
+              </w:rPr>
+              <w:t>txtTimKiem</w:t>
+            </w:r>
+          </w:p>
+        </w:tc>
+        <w:tc>
+          <w:tcPr>
+            <w:tcW w:w="2419" w:type="dxa"/>
+            <w:tcMar>
+              <w:top w:w="100" w:type="dxa"/>
+              <w:left w:w="100" w:type="dxa"/>
+              <w:bottom w:w="100" w:type="dxa"/>
+              <w:right w:w="100" w:type="dxa"/>
+            </w:tcMar>
+            <w:vAlign w:val="center"/>
+          </w:tcPr>
+          <w:p>
+            <w:pPr>
+              <w:widowControl w:val="0"/>
+              <w:pBdr>
+                <w:top w:val="nil"/>
+                <w:left w:val="nil"/>
+                <w:bottom w:val="nil"/>
+                <w:right w:val="nil"/>
+                <w:between w:val="nil"/>
+              </w:pBdr>
+              <w:spacing w:line="240" w:lineRule="auto"/>
+              <w:ind w:left="116"/>
+              <w:rPr>
+                <w:color w:val="000000"/>
+              </w:rPr>
+            </w:pPr>
+            <w:r>
+              <w:rPr>
+                <w:color w:val="000000"/>
+              </w:rPr>
+              <w:t>TextBox</w:t>
+            </w:r>
+          </w:p>
+        </w:tc>
+        <w:tc>
+          <w:tcPr>
+            <w:tcW w:w="4841" w:type="dxa"/>
+            <w:tcMar>
+              <w:top w:w="100" w:type="dxa"/>
+              <w:left w:w="100" w:type="dxa"/>
+              <w:bottom w:w="100" w:type="dxa"/>
+              <w:right w:w="100" w:type="dxa"/>
+            </w:tcMar>
+            <w:vAlign w:val="center"/>
+          </w:tcPr>
+          <w:p>
+            <w:pPr>
+              <w:widowControl w:val="0"/>
+              <w:pBdr>
+                <w:top w:val="nil"/>
+                <w:left w:val="nil"/>
+                <w:bottom w:val="nil"/>
+                <w:right w:val="nil"/>
+                <w:between w:val="nil"/>
+              </w:pBdr>
+              <w:spacing w:line="240" w:lineRule="auto"/>
+              <w:ind w:left="105"/>
+              <w:rPr>
+                <w:color w:val="000000"/>
+              </w:rPr>
+            </w:pPr>
+            <w:r>
+              <w:rPr>
+                <w:color w:val="000000"/>
+              </w:rPr>
+              <w:t>Từ khóa tìm kiếm</w:t>
+            </w:r>
+          </w:p>
+        </w:tc>
+      </w:tr>
+      <w:tr>
+        <w:trPr>
+          <w:trHeight w:val="443"/>
+        </w:trPr>
+        <w:tc>
+          <w:tcPr>
+            <w:tcW w:w="3028" w:type="dxa"/>
+            <w:tcMar>
+              <w:top w:w="100" w:type="dxa"/>
+              <w:left w:w="100" w:type="dxa"/>
+              <w:bottom w:w="100" w:type="dxa"/>
+              <w:right w:w="100" w:type="dxa"/>
+            </w:tcMar>
+            <w:vAlign w:val="center"/>
+          </w:tcPr>
+          <w:p>
+            <w:pPr>
+              <w:widowControl w:val="0"/>
+              <w:pBdr>
+                <w:top w:val="nil"/>
+                <w:left w:val="nil"/>
+                <w:bottom w:val="nil"/>
+                <w:right w:val="nil"/>
+                <w:between w:val="nil"/>
+              </w:pBdr>
+              <w:spacing w:line="240" w:lineRule="auto"/>
+              <w:ind w:left="114"/>
+              <w:rPr>
+                <w:color w:val="000000"/>
+              </w:rPr>
+            </w:pPr>
+            <w:r>
+              <w:rPr>
+                <w:color w:val="000000"/>
+              </w:rPr>
+              <w:t>btnTim</w:t>
+            </w:r>
+          </w:p>
+        </w:tc>
+        <w:tc>
+          <w:tcPr>
+            <w:tcW w:w="2419" w:type="dxa"/>
+            <w:tcMar>
+              <w:top w:w="100" w:type="dxa"/>
+              <w:left w:w="100" w:type="dxa"/>
+              <w:bottom w:w="100" w:type="dxa"/>
+              <w:right w:w="100" w:type="dxa"/>
+            </w:tcMar>
+            <w:vAlign w:val="center"/>
+          </w:tcPr>
+          <w:p>
+            <w:pPr>
+              <w:widowControl w:val="0"/>
+              <w:pBdr>
+                <w:top w:val="nil"/>
+                <w:left w:val="nil"/>
+                <w:bottom w:val="nil"/>
+                <w:right w:val="nil"/>
+                <w:between w:val="nil"/>
+              </w:pBdr>
+              <w:spacing w:line="240" w:lineRule="auto"/>
+              <w:ind w:left="116"/>
+              <w:rPr>
+                <w:color w:val="000000"/>
+              </w:rPr>
+            </w:pPr>
+            <w:r>
+              <w:rPr>
+                <w:color w:val="000000"/>
+              </w:rPr>
+              <w:t>Button</w:t>
+            </w:r>
+          </w:p>
+        </w:tc>
+        <w:tc>
+          <w:tcPr>
+            <w:tcW w:w="4841" w:type="dxa"/>
+            <w:tcMar>
+              <w:top w:w="100" w:type="dxa"/>
+              <w:left w:w="100" w:type="dxa"/>
+              <w:bottom w:w="100" w:type="dxa"/>
+              <w:right w:w="100" w:type="dxa"/>
+            </w:tcMar>
+            <w:vAlign w:val="center"/>
+          </w:tcPr>
+          <w:p>
+            <w:pPr>
+              <w:widowControl w:val="0"/>
+              <w:pBdr>
+                <w:top w:val="nil"/>
+                <w:left w:val="nil"/>
+                <w:bottom w:val="nil"/>
+                <w:right w:val="nil"/>
+                <w:between w:val="nil"/>
+              </w:pBdr>
+              <w:spacing w:line="240" w:lineRule="auto"/>
+              <w:ind w:left="105"/>
+              <w:rPr>
+                <w:color w:val="000000"/>
+              </w:rPr>
+            </w:pPr>
+            <w:r>
+              <w:rPr>
+                <w:color w:val="000000"/>
+              </w:rPr>
+              <w:t>Tìm kiếm độc giả</w:t>
+            </w:r>
+          </w:p>
+        </w:tc>
+      </w:tr>
+      <w:tr>
+        <w:trPr>
+          <w:trHeight w:val="443"/>
+        </w:trPr>
+        <w:tc>
+          <w:tcPr>
+            <w:tcW w:w="3028" w:type="dxa"/>
+            <w:tcMar>
+              <w:top w:w="100" w:type="dxa"/>
+              <w:left w:w="100" w:type="dxa"/>
+              <w:bottom w:w="100" w:type="dxa"/>
+              <w:right w:w="100" w:type="dxa"/>
+            </w:tcMar>
+            <w:vAlign w:val="center"/>
+          </w:tcPr>
+          <w:p>
+            <w:pPr>
+              <w:widowControl w:val="0"/>
+              <w:pBdr>
+                <w:top w:val="nil"/>
+                <w:left w:val="nil"/>
+                <w:bottom w:val="nil"/>
+                <w:right w:val="nil"/>
+                <w:between w:val="nil"/>
+              </w:pBdr>
+              <w:spacing w:line="240" w:lineRule="auto"/>
+              <w:ind w:left="114"/>
+              <w:rPr>
+                <w:color w:val="000000"/>
+              </w:rPr>
+            </w:pPr>
+            <w:r>
+              <w:rPr>
+                <w:color w:val="000000"/>
+              </w:rPr>
+              <w:t>picAvatar</w:t>
+            </w:r>
+          </w:p>
+        </w:tc>
+        <w:tc>
+          <w:tcPr>
+            <w:tcW w:w="2419" w:type="dxa"/>
+            <w:tcMar>
+              <w:top w:w="100" w:type="dxa"/>
+              <w:left w:w="100" w:type="dxa"/>
+              <w:bottom w:w="100" w:type="dxa"/>
+              <w:right w:w="100" w:type="dxa"/>
+            </w:tcMar>
+            <w:vAlign w:val="center"/>
+          </w:tcPr>
+          <w:p>
+            <w:pPr>
+              <w:widowControl w:val="0"/>
+              <w:pBdr>
+                <w:top w:val="nil"/>
+                <w:left w:val="nil"/>
+                <w:bottom w:val="nil"/>
+                <w:right w:val="nil"/>
+                <w:between w:val="nil"/>
+              </w:pBdr>
+              <w:spacing w:line="240" w:lineRule="auto"/>
+              <w:ind w:left="116"/>
+              <w:rPr>
+                <w:color w:val="000000"/>
+              </w:rPr>
+            </w:pPr>
+            <w:r>
+              <w:rPr>
+                <w:color w:val="000000"/>
+              </w:rPr>
+              <w:t>PictureBox</w:t>
+            </w:r>
+          </w:p>
+        </w:tc>
+        <w:tc>
+          <w:tcPr>
+            <w:tcW w:w="4841" w:type="dxa"/>
+            <w:tcMar>
+              <w:top w:w="100" w:type="dxa"/>
+              <w:left w:w="100" w:type="dxa"/>
+              <w:bottom w:w="100" w:type="dxa"/>
+              <w:right w:w="100" w:type="dxa"/>
+            </w:tcMar>
+            <w:vAlign w:val="center"/>
+          </w:tcPr>
+          <w:p>
+            <w:pPr>
+              <w:widowControl w:val="0"/>
+              <w:pBdr>
+                <w:top w:val="nil"/>
+                <w:left w:val="nil"/>
+                <w:bottom w:val="nil"/>
+                <w:right w:val="nil"/>
+                <w:between w:val="nil"/>
+              </w:pBdr>
+              <w:spacing w:line="240" w:lineRule="auto"/>
+              <w:ind w:left="105"/>
+              <w:rPr>
+                <w:color w:val="000000"/>
+              </w:rPr>
+            </w:pPr>
+            <w:r>
+              <w:rPr>
+                <w:color w:val="000000"/>
+              </w:rPr>
+              <w:t>Ảnh đại diện độc giả</w:t>
+            </w:r>
+          </w:p>
+        </w:tc>
+      </w:tr>
+      <w:tr>
+        <w:trPr>
+          <w:trHeight w:val="443"/>
+        </w:trPr>
+        <w:tc>
+          <w:tcPr>
+            <w:tcW w:w="3028" w:type="dxa"/>
+            <w:tcMar>
+              <w:top w:w="100" w:type="dxa"/>
+              <w:left w:w="100" w:type="dxa"/>
+              <w:bottom w:w="100" w:type="dxa"/>
+              <w:right w:w="100" w:type="dxa"/>
+            </w:tcMar>
+            <w:vAlign w:val="center"/>
+          </w:tcPr>
+          <w:p>
+            <w:pPr>
+              <w:widowControl w:val="0"/>
+              <w:pBdr>
+                <w:top w:val="nil"/>
+                <w:left w:val="nil"/>
+                <w:bottom w:val="nil"/>
+                <w:right w:val="nil"/>
+                <w:between w:val="nil"/>
+              </w:pBdr>
+              <w:spacing w:line="240" w:lineRule="auto"/>
+              <w:ind w:left="114"/>
+              <w:rPr>
+                <w:color w:val="000000"/>
+              </w:rPr>
+            </w:pPr>
+            <w:r>
+              <w:rPr>
+                <w:color w:val="000000"/>
+              </w:rPr>
+              <w:t>btnChonAnh</w:t>
+            </w:r>
+          </w:p>
+        </w:tc>
+        <w:tc>
+          <w:tcPr>
+            <w:tcW w:w="2419" w:type="dxa"/>
+            <w:tcMar>
+              <w:top w:w="100" w:type="dxa"/>
+              <w:left w:w="100" w:type="dxa"/>
+              <w:bottom w:w="100" w:type="dxa"/>
+              <w:right w:w="100" w:type="dxa"/>
+            </w:tcMar>
+            <w:vAlign w:val="center"/>
+          </w:tcPr>
+          <w:p>
+            <w:pPr>
+              <w:widowControl w:val="0"/>
+              <w:pBdr>
+                <w:top w:val="nil"/>
+                <w:left w:val="nil"/>
+                <w:bottom w:val="nil"/>
+                <w:right w:val="nil"/>
+                <w:between w:val="nil"/>
+              </w:pBdr>
+              <w:spacing w:line="240" w:lineRule="auto"/>
+              <w:ind w:left="116"/>
+              <w:rPr>
+                <w:color w:val="000000"/>
+              </w:rPr>
+            </w:pPr>
+            <w:r>
+              <w:rPr>
+                <w:color w:val="000000"/>
+              </w:rPr>
+              <w:t>Button</w:t>
+            </w:r>
+          </w:p>
+        </w:tc>
+        <w:tc>
+          <w:tcPr>
+            <w:tcW w:w="4841" w:type="dxa"/>
+            <w:tcMar>
+              <w:top w:w="100" w:type="dxa"/>
+              <w:left w:w="100" w:type="dxa"/>
+              <w:bottom w:w="100" w:type="dxa"/>
+              <w:right w:w="100" w:type="dxa"/>
+            </w:tcMar>
+            <w:vAlign w:val="center"/>
+          </w:tcPr>
+          <w:p>
+            <w:pPr>
+              <w:widowControl w:val="0"/>
+              <w:pBdr>
+                <w:top w:val="nil"/>
+                <w:left w:val="nil"/>
+                <w:bottom w:val="nil"/>
+                <w:right w:val="nil"/>
+                <w:between w:val="nil"/>
+              </w:pBdr>
+              <w:spacing w:line="240" w:lineRule="auto"/>
+              <w:ind w:left="105"/>
+              <w:rPr>
+                <w:color w:val="000000"/>
+              </w:rPr>
+            </w:pPr>
+            <w:r>
+              <w:rPr>
+                <w:color w:val="000000"/>
+              </w:rPr>
+              <w:t>Chọn tệp ảnh</w:t>
+            </w:r>
+          </w:p>
+        </w:tc>
+      </w:tr>
+      <w:tr>
+        <w:trPr>
+          <w:trHeight w:val="443"/>
+        </w:trPr>
+        <w:tc>
+          <w:tcPr>
+            <w:tcW w:w="3028" w:type="dxa"/>
+            <w:tcMar>
+              <w:top w:w="100" w:type="dxa"/>
+              <w:left w:w="100" w:type="dxa"/>
+              <w:bottom w:w="100" w:type="dxa"/>
+              <w:right w:w="100" w:type="dxa"/>
+            </w:tcMar>
+            <w:vAlign w:val="center"/>
+          </w:tcPr>
+          <w:p>
+            <w:pPr>
+              <w:widowControl w:val="0"/>
+              <w:pBdr>
+                <w:top w:val="nil"/>
+                <w:left w:val="nil"/>
+                <w:bottom w:val="nil"/>
+                <w:right w:val="nil"/>
+                <w:between w:val="nil"/>
+              </w:pBdr>
+              <w:spacing w:line="240" w:lineRule="auto"/>
+              <w:ind w:left="114"/>
+              <w:rPr>
+                <w:color w:val="000000"/>
+              </w:rPr>
+            </w:pPr>
+            <w:r>
+              <w:rPr>
+                <w:color w:val="000000"/>
+              </w:rPr>
+              <w:t>btnThem</w:t>
+            </w:r>
+          </w:p>
+        </w:tc>
+        <w:tc>
+          <w:tcPr>
+            <w:tcW w:w="2419" w:type="dxa"/>
+            <w:tcMar>
+              <w:top w:w="100" w:type="dxa"/>
+              <w:left w:w="100" w:type="dxa"/>
+              <w:bottom w:w="100" w:type="dxa"/>
+              <w:right w:w="100" w:type="dxa"/>
+            </w:tcMar>
+            <w:vAlign w:val="center"/>
+          </w:tcPr>
+          <w:p>
+            <w:pPr>
+              <w:widowControl w:val="0"/>
+              <w:pBdr>
+                <w:top w:val="nil"/>
+                <w:left w:val="nil"/>
+                <w:bottom w:val="nil"/>
+                <w:right w:val="nil"/>
+                <w:between w:val="nil"/>
+              </w:pBdr>
+              <w:spacing w:line="240" w:lineRule="auto"/>
+              <w:ind w:left="116"/>
+              <w:rPr>
+                <w:color w:val="000000"/>
+              </w:rPr>
+            </w:pPr>
+            <w:r>
+              <w:rPr>
+                <w:color w:val="000000"/>
+              </w:rPr>
+              <w:t>Button</w:t>
+            </w:r>
+          </w:p>
+        </w:tc>
+        <w:tc>
+          <w:tcPr>
+            <w:tcW w:w="4841" w:type="dxa"/>
+            <w:tcMar>
+              <w:top w:w="100" w:type="dxa"/>
+              <w:left w:w="100" w:type="dxa"/>
+              <w:bottom w:w="100" w:type="dxa"/>
+              <w:right w:w="100" w:type="dxa"/>
+            </w:tcMar>
+            <w:vAlign w:val="center"/>
+          </w:tcPr>
+          <w:p>
+            <w:pPr>
+              <w:widowControl w:val="0"/>
+              <w:pBdr>
+                <w:top w:val="nil"/>
+                <w:left w:val="nil"/>
+                <w:bottom w:val="nil"/>
+                <w:right w:val="nil"/>
+                <w:between w:val="nil"/>
+              </w:pBdr>
+              <w:spacing w:line="240" w:lineRule="auto"/>
+              <w:ind w:left="105"/>
+              <w:rPr>
+                <w:color w:val="000000"/>
+              </w:rPr>
+            </w:pPr>
+            <w:r>
+              <w:rPr>
+                <w:color w:val="000000"/>
+              </w:rPr>
+              <w:t>Thêm độc giả mới</w:t>
+            </w:r>
+          </w:p>
+        </w:tc>
+      </w:tr>
+      <w:tr>
+        <w:trPr>
+          <w:trHeight w:val="443"/>
+        </w:trPr>
+        <w:tc>
+          <w:tcPr>
+            <w:tcW w:w="3028" w:type="dxa"/>
+            <w:tcMar>
+              <w:top w:w="100" w:type="dxa"/>
+              <w:left w:w="100" w:type="dxa"/>
+              <w:bottom w:w="100" w:type="dxa"/>
+              <w:right w:w="100" w:type="dxa"/>
+            </w:tcMar>
+            <w:vAlign w:val="center"/>
+          </w:tcPr>
+          <w:p>
+            <w:pPr>
+              <w:widowControl w:val="0"/>
+              <w:pBdr>
+                <w:top w:val="nil"/>
+                <w:left w:val="nil"/>
+                <w:bottom w:val="nil"/>
+                <w:right w:val="nil"/>
+                <w:between w:val="nil"/>
+              </w:pBdr>
+              <w:spacing w:line="240" w:lineRule="auto"/>
+              <w:ind w:left="114"/>
+              <w:rPr>
+                <w:color w:val="000000"/>
+              </w:rPr>
+            </w:pPr>
+            <w:r>
+              <w:rPr>
+                <w:color w:val="000000"/>
+              </w:rPr>
+              <w:t>btnSua</w:t>
+            </w:r>
+          </w:p>
+        </w:tc>
+        <w:tc>
+          <w:tcPr>
+            <w:tcW w:w="2419" w:type="dxa"/>
+            <w:tcMar>
+              <w:top w:w="100" w:type="dxa"/>
+              <w:left w:w="100" w:type="dxa"/>
+              <w:bottom w:w="100" w:type="dxa"/>
+              <w:right w:w="100" w:type="dxa"/>
+            </w:tcMar>
+            <w:vAlign w:val="center"/>
+          </w:tcPr>
+          <w:p>
+            <w:pPr>
+              <w:widowControl w:val="0"/>
+              <w:pBdr>
+                <w:top w:val="nil"/>
+                <w:left w:val="nil"/>
+                <w:bottom w:val="nil"/>
+                <w:right w:val="nil"/>
+                <w:between w:val="nil"/>
+              </w:pBdr>
+              <w:spacing w:line="240" w:lineRule="auto"/>
+              <w:ind w:left="116"/>
+              <w:rPr>
+                <w:color w:val="000000"/>
+              </w:rPr>
+            </w:pPr>
+            <w:r>
+              <w:rPr>
+                <w:color w:val="000000"/>
+              </w:rPr>
+              <w:t>Button</w:t>
+            </w:r>
+          </w:p>
+        </w:tc>
+        <w:tc>
+          <w:tcPr>
+            <w:tcW w:w="4841" w:type="dxa"/>
+            <w:tcMar>
+              <w:top w:w="100" w:type="dxa"/>
+              <w:left w:w="100" w:type="dxa"/>
+              <w:bottom w:w="100" w:type="dxa"/>
+              <w:right w:w="100" w:type="dxa"/>
+            </w:tcMar>
+            <w:vAlign w:val="center"/>
+          </w:tcPr>
+          <w:p>
+            <w:pPr>
+              <w:widowControl w:val="0"/>
+              <w:pBdr>
+                <w:top w:val="nil"/>
+                <w:left w:val="nil"/>
+                <w:bottom w:val="nil"/>
+                <w:right w:val="nil"/>
+                <w:between w:val="nil"/>
+              </w:pBdr>
+              <w:spacing w:line="240" w:lineRule="auto"/>
+              <w:ind w:left="105"/>
+              <w:rPr>
+                <w:color w:val="000000"/>
+              </w:rPr>
+            </w:pPr>
+            <w:r>
+              <w:rPr>
+                <w:color w:val="000000"/>
+              </w:rPr>
+              <w:t>Sửa thông tin độc giả</w:t>
+            </w:r>
+          </w:p>
+        </w:tc>
+      </w:tr>
+      <w:tr>
+        <w:trPr>
+          <w:trHeight w:val="443"/>
+        </w:trPr>
+        <w:tc>
+          <w:tcPr>
+            <w:tcW w:w="3028" w:type="dxa"/>
+            <w:tcMar>
+              <w:top w:w="100" w:type="dxa"/>
+              <w:left w:w="100" w:type="dxa"/>
+              <w:bottom w:w="100" w:type="dxa"/>
+              <w:right w:w="100" w:type="dxa"/>
+            </w:tcMar>
+            <w:vAlign w:val="center"/>
+          </w:tcPr>
+          <w:p>
+            <w:pPr>
+              <w:widowControl w:val="0"/>
+              <w:pBdr>
+                <w:top w:val="nil"/>
+                <w:left w:val="nil"/>
+                <w:bottom w:val="nil"/>
+                <w:right w:val="nil"/>
+                <w:between w:val="nil"/>
+              </w:pBdr>
+              <w:spacing w:line="240" w:lineRule="auto"/>
+              <w:ind w:left="114"/>
+              <w:rPr>
+                <w:color w:val="000000"/>
+              </w:rPr>
+            </w:pPr>
+            <w:r>
+              <w:rPr>
+                <w:color w:val="000000"/>
+              </w:rPr>
+              <w:t>btnXoa</w:t>
+            </w:r>
+          </w:p>
+        </w:tc>
+        <w:tc>
+          <w:tcPr>
+            <w:tcW w:w="2419" w:type="dxa"/>
+            <w:tcMar>
+              <w:top w:w="100" w:type="dxa"/>
+              <w:left w:w="100" w:type="dxa"/>
+              <w:bottom w:w="100" w:type="dxa"/>
+              <w:right w:w="100" w:type="dxa"/>
+            </w:tcMar>
+            <w:vAlign w:val="center"/>
+          </w:tcPr>
+          <w:p>
+            <w:pPr>
+              <w:widowControl w:val="0"/>
+              <w:pBdr>
+                <w:top w:val="nil"/>
+                <w:left w:val="nil"/>
+                <w:bottom w:val="nil"/>
+                <w:right w:val="nil"/>
+                <w:between w:val="nil"/>
+              </w:pBdr>
+              <w:spacing w:line="240" w:lineRule="auto"/>
+              <w:ind w:left="116"/>
+              <w:rPr>
+                <w:color w:val="000000"/>
+              </w:rPr>
+            </w:pPr>
+            <w:r>
+              <w:rPr>
+                <w:color w:val="000000"/>
+              </w:rPr>
+              <w:t>Button</w:t>
+            </w:r>
+          </w:p>
+        </w:tc>
+        <w:tc>
+          <w:tcPr>
+            <w:tcW w:w="4841" w:type="dxa"/>
+            <w:tcMar>
+              <w:top w:w="100" w:type="dxa"/>
+              <w:left w:w="100" w:type="dxa"/>
+              <w:bottom w:w="100" w:type="dxa"/>
+              <w:right w:w="100" w:type="dxa"/>
+            </w:tcMar>
+            <w:vAlign w:val="center"/>
+          </w:tcPr>
+          <w:p>
+            <w:pPr>
+              <w:widowControl w:val="0"/>
+              <w:pBdr>
+                <w:top w:val="nil"/>
+                <w:left w:val="nil"/>
+                <w:bottom w:val="nil"/>
+                <w:right w:val="nil"/>
+                <w:between w:val="nil"/>
+              </w:pBdr>
+              <w:spacing w:line="240" w:lineRule="auto"/>
+              <w:ind w:left="105"/>
+              <w:rPr>
+                <w:color w:val="000000"/>
+              </w:rPr>
+            </w:pPr>
+            <w:r>
+              <w:rPr>
+                <w:color w:val="000000"/>
+              </w:rPr>
+              <w:t>Xóa độc giả</w:t>
+            </w:r>
+          </w:p>
+        </w:tc>
+      </w:tr>
+      <w:tr>
+        <w:trPr>
+          <w:trHeight w:val="443"/>
+        </w:trPr>
+        <w:tc>
+          <w:tcPr>
+            <w:tcW w:w="3028" w:type="dxa"/>
+            <w:tcMar>
+              <w:top w:w="100" w:type="dxa"/>
+              <w:left w:w="100" w:type="dxa"/>
+              <w:bottom w:w="100" w:type="dxa"/>
+              <w:right w:w="100" w:type="dxa"/>
+            </w:tcMar>
+            <w:vAlign w:val="center"/>
+          </w:tcPr>
+          <w:p>
+            <w:pPr>
+              <w:widowControl w:val="0"/>
+              <w:pBdr>
+                <w:top w:val="nil"/>
+                <w:left w:val="nil"/>
+                <w:bottom w:val="nil"/>
+                <w:right w:val="nil"/>
+                <w:between w:val="nil"/>
+              </w:pBdr>
+              <w:spacing w:line="240" w:lineRule="auto"/>
+              <w:ind w:left="114"/>
+              <w:rPr>
+                <w:color w:val="000000"/>
+              </w:rPr>
+            </w:pPr>
+            <w:r>
+              <w:rPr>
+                <w:color w:val="000000"/>
+              </w:rPr>
+              <w:t>btnLuu</w:t>
+            </w:r>
+          </w:p>
+        </w:tc>
+        <w:tc>
+          <w:tcPr>
+            <w:tcW w:w="2419" w:type="dxa"/>
+            <w:tcMar>
+              <w:top w:w="100" w:type="dxa"/>
+              <w:left w:w="100" w:type="dxa"/>
+              <w:bottom w:w="100" w:type="dxa"/>
+              <w:right w:w="100" w:type="dxa"/>
+            </w:tcMar>
+            <w:vAlign w:val="center"/>
+          </w:tcPr>
+          <w:p>
+            <w:pPr>
+              <w:widowControl w:val="0"/>
+              <w:pBdr>
+                <w:top w:val="nil"/>
+                <w:left w:val="nil"/>
+                <w:bottom w:val="nil"/>
+                <w:right w:val="nil"/>
+                <w:between w:val="nil"/>
+              </w:pBdr>
+              <w:spacing w:line="240" w:lineRule="auto"/>
+              <w:ind w:left="116"/>
+              <w:rPr>
+                <w:color w:val="000000"/>
+              </w:rPr>
+            </w:pPr>
+            <w:r>
+              <w:rPr>
+                <w:color w:val="000000"/>
+              </w:rPr>
+              <w:t>Button</w:t>
+            </w:r>
+          </w:p>
+        </w:tc>
+        <w:tc>
+          <w:tcPr>
+            <w:tcW w:w="4841" w:type="dxa"/>
+            <w:tcMar>
+              <w:top w:w="100" w:type="dxa"/>
+              <w:left w:w="100" w:type="dxa"/>
+              <w:bottom w:w="100" w:type="dxa"/>
+              <w:right w:w="100" w:type="dxa"/>
+            </w:tcMar>
+            <w:vAlign w:val="center"/>
+          </w:tcPr>
+          <w:p>
+            <w:pPr>
+              <w:widowControl w:val="0"/>
+              <w:pBdr>
+                <w:top w:val="nil"/>
+                <w:left w:val="nil"/>
+                <w:bottom w:val="nil"/>
+                <w:right w:val="nil"/>
+                <w:between w:val="nil"/>
+              </w:pBdr>
+              <w:spacing w:line="240" w:lineRule="auto"/>
+              <w:ind w:left="105"/>
+              <w:rPr>
+                <w:color w:val="000000"/>
+              </w:rPr>
+            </w:pPr>
+            <w:r>
+              <w:rPr>
+                <w:color w:val="000000"/>
+              </w:rPr>
+              <w:t>Lưu dữ liệu</w:t>
+            </w:r>
+          </w:p>
+        </w:tc>
+      </w:tr>
+      <w:tr>
+        <w:trPr>
+          <w:trHeight w:val="443"/>
+        </w:trPr>
+        <w:tc>
+          <w:tcPr>
+            <w:tcW w:w="3028" w:type="dxa"/>
+            <w:tcMar>
+              <w:top w:w="100" w:type="dxa"/>
+              <w:left w:w="100" w:type="dxa"/>
+              <w:bottom w:w="100" w:type="dxa"/>
+              <w:right w:w="100" w:type="dxa"/>
+            </w:tcMar>
+            <w:vAlign w:val="center"/>
+          </w:tcPr>
+          <w:p>
+            <w:pPr>
+              <w:widowControl w:val="0"/>
+              <w:pBdr>
+                <w:top w:val="nil"/>
+                <w:left w:val="nil"/>
+                <w:bottom w:val="nil"/>
+                <w:right w:val="nil"/>
+                <w:between w:val="nil"/>
+              </w:pBdr>
+              <w:spacing w:line="240" w:lineRule="auto"/>
+              <w:ind w:left="114"/>
+              <w:rPr>
+                <w:color w:val="000000"/>
+              </w:rPr>
+            </w:pPr>
+            <w:r>
+              <w:rPr>
+                <w:color w:val="000000"/>
+              </w:rPr>
+              <w:t>btnHuy</w:t>
+            </w:r>
+          </w:p>
+        </w:tc>
+        <w:tc>
+          <w:tcPr>
+            <w:tcW w:w="2419" w:type="dxa"/>
+            <w:tcMar>
+              <w:top w:w="100" w:type="dxa"/>
+              <w:left w:w="100" w:type="dxa"/>
+              <w:bottom w:w="100" w:type="dxa"/>
+              <w:right w:w="100" w:type="dxa"/>
+            </w:tcMar>
+            <w:vAlign w:val="center"/>
+          </w:tcPr>
+          <w:p>
+            <w:pPr>
+              <w:widowControl w:val="0"/>
+              <w:pBdr>
+                <w:top w:val="nil"/>
+                <w:left w:val="nil"/>
+                <w:bottom w:val="nil"/>
+                <w:right w:val="nil"/>
+                <w:between w:val="nil"/>
+              </w:pBdr>
+              <w:spacing w:line="240" w:lineRule="auto"/>
+              <w:ind w:left="116"/>
+              <w:rPr>
+                <w:color w:val="000000"/>
+              </w:rPr>
+            </w:pPr>
+            <w:r>
+              <w:rPr>
+                <w:color w:val="000000"/>
+              </w:rPr>
+              <w:t>Button</w:t>
+            </w:r>
+          </w:p>
+        </w:tc>
+        <w:tc>
+          <w:tcPr>
+            <w:tcW w:w="4841" w:type="dxa"/>
+            <w:tcMar>
+              <w:top w:w="100" w:type="dxa"/>
+              <w:left w:w="100" w:type="dxa"/>
+              <w:bottom w:w="100" w:type="dxa"/>
+              <w:right w:w="100" w:type="dxa"/>
+            </w:tcMar>
+            <w:vAlign w:val="center"/>
+          </w:tcPr>
+          <w:p>
+            <w:pPr>
+              <w:widowControl w:val="0"/>
+              <w:pBdr>
+                <w:top w:val="nil"/>
+                <w:left w:val="nil"/>
+                <w:bottom w:val="nil"/>
+                <w:right w:val="nil"/>
+                <w:between w:val="nil"/>
+              </w:pBdr>
+              <w:spacing w:line="240" w:lineRule="auto"/>
+              <w:ind w:left="105"/>
+              <w:rPr>
+                <w:color w:val="000000"/>
+              </w:rPr>
+            </w:pPr>
+            <w:r>
+              <w:rPr>
+                <w:color w:val="000000"/>
+              </w:rPr>
+              <w:t>Hủy thao tác</w:t>
+            </w:r>
+          </w:p>
+        </w:tc>
+      </w:tr>
+      <w:tr>
+        <w:trPr>
+          <w:trHeight w:val="443"/>
+        </w:trPr>
+        <w:tc>
+          <w:tcPr>
+            <w:tcW w:w="3028" w:type="dxa"/>
+            <w:tcMar>
+              <w:top w:w="100" w:type="dxa"/>
+              <w:left w:w="100" w:type="dxa"/>
+              <w:bottom w:w="100" w:type="dxa"/>
+              <w:right w:w="100" w:type="dxa"/>
+            </w:tcMar>
+            <w:vAlign w:val="center"/>
+          </w:tcPr>
+          <w:p>
+            <w:pPr>
+              <w:widowControl w:val="0"/>
+              <w:pBdr>
+                <w:top w:val="nil"/>
+                <w:left w:val="nil"/>
+                <w:bottom w:val="nil"/>
+                <w:right w:val="nil"/>
+                <w:between w:val="nil"/>
+              </w:pBdr>
+              <w:spacing w:line="240" w:lineRule="auto"/>
+              <w:ind w:left="114"/>
+              <w:rPr>
+                <w:color w:val="000000"/>
+              </w:rPr>
+            </w:pPr>
+            <w:r>
+              <w:rPr>
+                <w:color w:val="000000"/>
+              </w:rPr>
+              <w:t>dgvDocGia</w:t>
+            </w:r>
+          </w:p>
+        </w:tc>
+        <w:tc>
+          <w:tcPr>
+            <w:tcW w:w="2419" w:type="dxa"/>
+            <w:tcMar>
+              <w:top w:w="100" w:type="dxa"/>
+              <w:left w:w="100" w:type="dxa"/>
+              <w:bottom w:w="100" w:type="dxa"/>
+              <w:right w:w="100" w:type="dxa"/>
+            </w:tcMar>
+            <w:vAlign w:val="center"/>
+          </w:tcPr>
+          <w:p>
+            <w:pPr>
+              <w:widowControl w:val="0"/>
+              <w:pBdr>
+                <w:top w:val="nil"/>
+                <w:left w:val="nil"/>
+                <w:bottom w:val="nil"/>
+                <w:right w:val="nil"/>
+                <w:between w:val="nil"/>
+              </w:pBdr>
+              <w:spacing w:line="240" w:lineRule="auto"/>
+              <w:ind w:left="116"/>
+              <w:rPr>
+                <w:color w:val="000000"/>
+              </w:rPr>
+            </w:pPr>
+            <w:r>
+              <w:rPr>
+                <w:color w:val="000000"/>
+              </w:rPr>
+              <w:t>DataGridView</w:t>
+            </w:r>
+          </w:p>
+        </w:tc>
+        <w:tc>
+          <w:tcPr>
+            <w:tcW w:w="4841" w:type="dxa"/>
+            <w:tcMar>
+              <w:top w:w="100" w:type="dxa"/>
+              <w:left w:w="100" w:type="dxa"/>
+              <w:bottom w:w="100" w:type="dxa"/>
+              <w:right w:w="100" w:type="dxa"/>
+            </w:tcMar>
+            <w:vAlign w:val="center"/>
+          </w:tcPr>
+          <w:p>
+            <w:pPr>
+              <w:widowControl w:val="0"/>
+              <w:pBdr>
+                <w:top w:val="nil"/>
+                <w:left w:val="nil"/>
+                <w:bottom w:val="nil"/>
+                <w:right w:val="nil"/>
+                <w:between w:val="nil"/>
+              </w:pBdr>
+              <w:spacing w:line="240" w:lineRule="auto"/>
+              <w:ind w:left="105"/>
+              <w:rPr>
+                <w:color w:val="000000"/>
+              </w:rPr>
+            </w:pPr>
+            <w:r>
+              <w:rPr>
+                <w:color w:val="000000"/>
+              </w:rPr>
+              <w:t>Danh sách độc giả</w:t>
             </w:r>
           </w:p>
         </w:tc>
@@ -18410,21 +20306,2378 @@
           <w:right w:val="nil"/>
           <w:between w:val="nil"/>
         </w:pBdr>
-        <w:spacing w:line="240" w:lineRule="auto"/>
-        <w:ind w:right="141"/>
+        <w:rPr>
+          <w:b/>
+          <w:bCs/>
+          <w:color w:val="1F4E78"/>
+          <w:sz w:val="24"/>
+          <w:szCs w:val="24"/>
+        </w:rPr>
+      </w:pPr>
+      <w:r>
         <w:rPr>
           <w:color w:val="004E9A"/>
           <w:sz w:val="21"/>
           <w:szCs w:val="21"/>
         </w:rPr>
-      </w:pPr>
+        <w:t xml:space="preserve"> </w:t>
+      </w:r>
       <w:r>
+        <w:rPr>
+          <w:b/>
+          <w:bCs/>
+          <w:color w:val="1F4E78"/>
+          <w:sz w:val="24"/>
+          <w:szCs w:val="24"/>
+        </w:rPr>
+        <w:t>Kết nối database</w:t>
+      </w:r>
+      <w:r>
+        <w:rPr>
+          <w:b/>
+          <w:bCs/>
+          <w:color w:val="1F4E78"/>
+          <w:sz w:val="24"/>
+          <w:szCs w:val="24"/>
+          <w:lang w:val="vi-VN"/>
+        </w:rPr>
+        <w:t xml:space="preserve"> với Frm</w:t>
+      </w:r>
+      <w:r>
+        <w:rPr>
+          <w:b/>
+          <w:bCs/>
+          <w:color w:val="1F4E78"/>
+          <w:sz w:val="24"/>
+          <w:szCs w:val="24"/>
+        </w:rPr>
+        <w:t>DocGia</w:t>
+      </w:r>
+    </w:p>
+    <w:p>
+      <w:pPr>
+        <w:widowControl w:val="0"/>
+        <w:pBdr>
+          <w:top w:val="nil"/>
+          <w:left w:val="nil"/>
+          <w:bottom w:val="nil"/>
+          <w:right w:val="nil"/>
+          <w:between w:val="nil"/>
+        </w:pBdr>
+        <w:spacing w:line="240" w:lineRule="auto"/>
+        <w:ind w:right="141"/>
         <w:rPr>
           <w:color w:val="004E9A"/>
           <w:sz w:val="21"/>
           <w:szCs w:val="21"/>
         </w:rPr>
-        <w:t xml:space="preserve"> </w:t>
+      </w:pPr>
+      <w:r>
+        <w:rPr>
+          <w:noProof/>
+          <w:color w:val="004E9A"/>
+          <w:sz w:val="21"/>
+          <w:szCs w:val="21"/>
+        </w:rPr>
+        <w:lastRenderedPageBreak/>
+        <w:drawing>
+          <wp:inline distT="0" distB="0" distL="0" distR="0" wp14:anchorId="1E45B37E" wp14:editId="3971F7B7">
+            <wp:extent cx="6598285" cy="4975225"/>
+            <wp:effectExtent l="0" t="0" r="0" b="0"/>
+            <wp:docPr id="1788593554" name="Picture 1"/>
+            <wp:cNvGraphicFramePr>
+              <a:graphicFrameLocks xmlns:a="http://schemas.openxmlformats.org/drawingml/2006/main" noChangeAspect="1"/>
+            </wp:cNvGraphicFramePr>
+            <a:graphic xmlns:a="http://schemas.openxmlformats.org/drawingml/2006/main">
+              <a:graphicData uri="http://schemas.openxmlformats.org/drawingml/2006/picture">
+                <pic:pic xmlns:pic="http://schemas.openxmlformats.org/drawingml/2006/picture">
+                  <pic:nvPicPr>
+                    <pic:cNvPr id="1788593554" name="Picture 1788593554"/>
+                    <pic:cNvPicPr/>
+                  </pic:nvPicPr>
+                  <pic:blipFill>
+                    <a:blip r:embed="rId23">
+                      <a:extLst>
+                        <a:ext uri="{28A0092B-C50C-407E-A947-70E740481C1C}">
+                          <a14:useLocalDpi xmlns:a14="http://schemas.microsoft.com/office/drawing/2010/main" val="0"/>
+                        </a:ext>
+                      </a:extLst>
+                    </a:blip>
+                    <a:stretch>
+                      <a:fillRect/>
+                    </a:stretch>
+                  </pic:blipFill>
+                  <pic:spPr>
+                    <a:xfrm>
+                      <a:off x="0" y="0"/>
+                      <a:ext cx="6598285" cy="4975225"/>
+                    </a:xfrm>
+                    <a:prstGeom prst="rect">
+                      <a:avLst/>
+                    </a:prstGeom>
+                  </pic:spPr>
+                </pic:pic>
+              </a:graphicData>
+            </a:graphic>
+          </wp:inline>
+        </w:drawing>
+      </w:r>
+    </w:p>
+    <w:p>
+      <w:pPr>
+        <w:widowControl w:val="0"/>
+        <w:pBdr>
+          <w:top w:val="nil"/>
+          <w:left w:val="nil"/>
+          <w:bottom w:val="nil"/>
+          <w:right w:val="nil"/>
+          <w:between w:val="nil"/>
+        </w:pBdr>
+        <w:spacing w:line="240" w:lineRule="auto"/>
+        <w:ind w:right="141"/>
+        <w:rPr>
+          <w:color w:val="004E9A"/>
+          <w:sz w:val="21"/>
+          <w:szCs w:val="21"/>
+        </w:rPr>
+      </w:pPr>
+    </w:p>
+    <w:p>
+      <w:pPr>
+        <w:widowControl w:val="0"/>
+        <w:pBdr>
+          <w:top w:val="nil"/>
+          <w:left w:val="nil"/>
+          <w:bottom w:val="nil"/>
+          <w:right w:val="nil"/>
+          <w:between w:val="nil"/>
+        </w:pBdr>
+        <w:spacing w:line="240" w:lineRule="auto"/>
+        <w:ind w:left="166"/>
+        <w:rPr>
+          <w:b/>
+          <w:bCs/>
+          <w:color w:val="1F4E78"/>
+          <w:sz w:val="24"/>
+          <w:szCs w:val="24"/>
+        </w:rPr>
+      </w:pPr>
+      <w:r>
+        <w:rPr>
+          <w:b/>
+          <w:bCs/>
+          <w:color w:val="1F4E78"/>
+          <w:sz w:val="24"/>
+          <w:szCs w:val="24"/>
+        </w:rPr>
+        <w:t>6.</w:t>
+      </w:r>
+      <w:r>
+        <w:rPr>
+          <w:b/>
+          <w:bCs/>
+          <w:color w:val="1F4E78"/>
+          <w:sz w:val="24"/>
+          <w:szCs w:val="24"/>
+        </w:rPr>
+        <w:t>4</w:t>
+      </w:r>
+      <w:r>
+        <w:rPr>
+          <w:b/>
+          <w:bCs/>
+          <w:color w:val="1F4E78"/>
+          <w:sz w:val="24"/>
+          <w:szCs w:val="24"/>
+        </w:rPr>
+        <w:t xml:space="preserve">. FrmMuonTra </w:t>
+      </w:r>
+    </w:p>
+    <w:p>
+      <w:pPr>
+        <w:widowControl w:val="0"/>
+        <w:pBdr>
+          <w:top w:val="nil"/>
+          <w:left w:val="nil"/>
+          <w:bottom w:val="nil"/>
+          <w:right w:val="nil"/>
+          <w:between w:val="nil"/>
+        </w:pBdr>
+        <w:spacing w:before="152" w:line="208" w:lineRule="auto"/>
+        <w:ind w:left="1150" w:right="1151"/>
+        <w:jc w:val="center"/>
+        <w:rPr>
+          <w:b/>
+          <w:bCs/>
+          <w:noProof/>
+          <w:color w:val="1F4E78"/>
+          <w:sz w:val="24"/>
+          <w:szCs w:val="24"/>
+          <w:lang w:val="vi-VN"/>
+        </w:rPr>
+      </w:pPr>
+      <w:r>
+        <w:rPr>
+          <w:b/>
+          <w:bCs/>
+          <w:noProof/>
+          <w:color w:val="1F4E78"/>
+          <w:sz w:val="24"/>
+          <w:szCs w:val="24"/>
+          <w:lang w:val="vi-VN"/>
+        </w:rPr>
+        <w:drawing>
+          <wp:inline distT="0" distB="0" distL="0" distR="0" wp14:anchorId="1CABDC71" wp14:editId="5F571A0D">
+            <wp:extent cx="5416030" cy="3333743"/>
+            <wp:effectExtent l="0" t="0" r="0" b="635"/>
+            <wp:docPr id="1484530938" name="Picture 1"/>
+            <wp:cNvGraphicFramePr>
+              <a:graphicFrameLocks xmlns:a="http://schemas.openxmlformats.org/drawingml/2006/main" noChangeAspect="1"/>
+            </wp:cNvGraphicFramePr>
+            <a:graphic xmlns:a="http://schemas.openxmlformats.org/drawingml/2006/main">
+              <a:graphicData uri="http://schemas.openxmlformats.org/drawingml/2006/picture">
+                <pic:pic xmlns:pic="http://schemas.openxmlformats.org/drawingml/2006/picture">
+                  <pic:nvPicPr>
+                    <pic:cNvPr id="1484530938" name=""/>
+                    <pic:cNvPicPr/>
+                  </pic:nvPicPr>
+                  <pic:blipFill>
+                    <a:blip r:embed="rId24"/>
+                    <a:stretch>
+                      <a:fillRect/>
+                    </a:stretch>
+                  </pic:blipFill>
+                  <pic:spPr>
+                    <a:xfrm>
+                      <a:off x="0" y="0"/>
+                      <a:ext cx="5419059" cy="3335607"/>
+                    </a:xfrm>
+                    <a:prstGeom prst="rect">
+                      <a:avLst/>
+                    </a:prstGeom>
+                  </pic:spPr>
+                </pic:pic>
+              </a:graphicData>
+            </a:graphic>
+          </wp:inline>
+        </w:drawing>
+      </w:r>
+    </w:p>
+    <w:p>
+      <w:pPr>
+        <w:widowControl w:val="0"/>
+        <w:pBdr>
+          <w:top w:val="nil"/>
+          <w:left w:val="nil"/>
+          <w:bottom w:val="nil"/>
+          <w:right w:val="nil"/>
+          <w:between w:val="nil"/>
+        </w:pBdr>
+        <w:spacing w:before="152" w:line="208" w:lineRule="auto"/>
+        <w:ind w:left="1150" w:right="1151"/>
+        <w:jc w:val="center"/>
+        <w:rPr>
+          <w:color w:val="263238"/>
+          <w:sz w:val="24"/>
+          <w:szCs w:val="24"/>
+        </w:rPr>
+      </w:pPr>
+      <w:r>
+        <w:rPr>
+          <w:color w:val="263238"/>
+          <w:sz w:val="24"/>
+          <w:szCs w:val="24"/>
+        </w:rPr>
+        <w:lastRenderedPageBreak/>
+        <w:t>Phác thảo Form FrmMuonTra</w:t>
+      </w:r>
+    </w:p>
+    <w:tbl>
+      <w:tblPr>
+        <w:tblW w:w="10288" w:type="dxa"/>
+        <w:tblInd w:w="50" w:type="dxa"/>
+        <w:tblBorders>
+          <w:top w:val="single" w:sz="8" w:space="0" w:color="000000"/>
+          <w:left w:val="single" w:sz="8" w:space="0" w:color="000000"/>
+          <w:bottom w:val="single" w:sz="8" w:space="0" w:color="000000"/>
+          <w:right w:val="single" w:sz="8" w:space="0" w:color="000000"/>
+          <w:insideH w:val="single" w:sz="8" w:space="0" w:color="000000"/>
+          <w:insideV w:val="single" w:sz="8" w:space="0" w:color="000000"/>
+        </w:tblBorders>
+        <w:tblLayout w:type="fixed"/>
+        <w:tblLook w:val="0600" w:firstRow="0" w:lastRow="0" w:firstColumn="0" w:lastColumn="0" w:noHBand="1" w:noVBand="1"/>
+      </w:tblPr>
+      <w:tblGrid>
+        <w:gridCol w:w="2419"/>
+        <w:gridCol w:w="7869"/>
+      </w:tblGrid>
+      <w:tr>
+        <w:trPr>
+          <w:trHeight w:val="444"/>
+        </w:trPr>
+        <w:tc>
+          <w:tcPr>
+            <w:tcW w:w="2419" w:type="dxa"/>
+            <w:tcMar>
+              <w:top w:w="100" w:type="dxa"/>
+              <w:left w:w="100" w:type="dxa"/>
+              <w:bottom w:w="100" w:type="dxa"/>
+              <w:right w:w="100" w:type="dxa"/>
+            </w:tcMar>
+          </w:tcPr>
+          <w:p>
+            <w:pPr>
+              <w:widowControl w:val="0"/>
+              <w:pBdr>
+                <w:top w:val="nil"/>
+                <w:left w:val="nil"/>
+                <w:bottom w:val="nil"/>
+                <w:right w:val="nil"/>
+                <w:between w:val="nil"/>
+              </w:pBdr>
+              <w:spacing w:line="240" w:lineRule="auto"/>
+              <w:ind w:left="110"/>
+              <w:rPr>
+                <w:b/>
+                <w:bCs/>
+                <w:color w:val="FFFFFF"/>
+                <w:shd w:val="clear" w:color="auto" w:fill="1F4E78"/>
+              </w:rPr>
+            </w:pPr>
+            <w:r>
+              <w:rPr>
+                <w:b/>
+                <w:bCs/>
+                <w:color w:val="FFFFFF"/>
+                <w:shd w:val="clear" w:color="auto" w:fill="1F4E78"/>
+              </w:rPr>
+              <w:t xml:space="preserve">Thuộc tính </w:t>
+            </w:r>
+          </w:p>
+        </w:tc>
+        <w:tc>
+          <w:tcPr>
+            <w:tcW w:w="7869" w:type="dxa"/>
+            <w:tcMar>
+              <w:top w:w="100" w:type="dxa"/>
+              <w:left w:w="100" w:type="dxa"/>
+              <w:bottom w:w="100" w:type="dxa"/>
+              <w:right w:w="100" w:type="dxa"/>
+            </w:tcMar>
+          </w:tcPr>
+          <w:p>
+            <w:pPr>
+              <w:widowControl w:val="0"/>
+              <w:pBdr>
+                <w:top w:val="nil"/>
+                <w:left w:val="nil"/>
+                <w:bottom w:val="nil"/>
+                <w:right w:val="nil"/>
+                <w:between w:val="nil"/>
+              </w:pBdr>
+              <w:spacing w:line="240" w:lineRule="auto"/>
+              <w:ind w:left="110"/>
+              <w:rPr>
+                <w:b/>
+                <w:bCs/>
+                <w:color w:val="FFFFFF"/>
+                <w:shd w:val="clear" w:color="auto" w:fill="1F4E78"/>
+              </w:rPr>
+            </w:pPr>
+            <w:r>
+              <w:rPr>
+                <w:b/>
+                <w:bCs/>
+                <w:color w:val="FFFFFF"/>
+                <w:shd w:val="clear" w:color="auto" w:fill="1F4E78"/>
+              </w:rPr>
+              <w:t>Thiết kế</w:t>
+            </w:r>
+          </w:p>
+        </w:tc>
+      </w:tr>
+      <w:tr>
+        <w:trPr>
+          <w:trHeight w:val="441"/>
+        </w:trPr>
+        <w:tc>
+          <w:tcPr>
+            <w:tcW w:w="2419" w:type="dxa"/>
+            <w:tcMar>
+              <w:top w:w="100" w:type="dxa"/>
+              <w:left w:w="100" w:type="dxa"/>
+              <w:bottom w:w="100" w:type="dxa"/>
+              <w:right w:w="100" w:type="dxa"/>
+            </w:tcMar>
+          </w:tcPr>
+          <w:p>
+            <w:pPr>
+              <w:widowControl w:val="0"/>
+              <w:pBdr>
+                <w:top w:val="nil"/>
+                <w:left w:val="nil"/>
+                <w:bottom w:val="nil"/>
+                <w:right w:val="nil"/>
+                <w:between w:val="nil"/>
+              </w:pBdr>
+              <w:spacing w:line="240" w:lineRule="auto"/>
+              <w:ind w:left="121"/>
+              <w:rPr>
+                <w:color w:val="000000"/>
+              </w:rPr>
+            </w:pPr>
+            <w:r>
+              <w:rPr>
+                <w:color w:val="000000"/>
+              </w:rPr>
+              <w:t xml:space="preserve">Mục đích </w:t>
+            </w:r>
+          </w:p>
+        </w:tc>
+        <w:tc>
+          <w:tcPr>
+            <w:tcW w:w="7869" w:type="dxa"/>
+            <w:tcMar>
+              <w:top w:w="100" w:type="dxa"/>
+              <w:left w:w="100" w:type="dxa"/>
+              <w:bottom w:w="100" w:type="dxa"/>
+              <w:right w:w="100" w:type="dxa"/>
+            </w:tcMar>
+          </w:tcPr>
+          <w:p>
+            <w:pPr>
+              <w:widowControl w:val="0"/>
+              <w:pBdr>
+                <w:top w:val="nil"/>
+                <w:left w:val="nil"/>
+                <w:bottom w:val="nil"/>
+                <w:right w:val="nil"/>
+                <w:between w:val="nil"/>
+              </w:pBdr>
+              <w:spacing w:line="240" w:lineRule="auto"/>
+              <w:ind w:left="121"/>
+              <w:rPr>
+                <w:color w:val="000000"/>
+              </w:rPr>
+            </w:pPr>
+            <w:r>
+              <w:rPr>
+                <w:color w:val="000000"/>
+              </w:rPr>
+              <w:t>Lập phiếu mượn; nhận trả; lập phạt</w:t>
+            </w:r>
+          </w:p>
+        </w:tc>
+      </w:tr>
+      <w:tr>
+        <w:trPr>
+          <w:trHeight w:val="444"/>
+        </w:trPr>
+        <w:tc>
+          <w:tcPr>
+            <w:tcW w:w="2419" w:type="dxa"/>
+            <w:tcMar>
+              <w:top w:w="100" w:type="dxa"/>
+              <w:left w:w="100" w:type="dxa"/>
+              <w:bottom w:w="100" w:type="dxa"/>
+              <w:right w:w="100" w:type="dxa"/>
+            </w:tcMar>
+          </w:tcPr>
+          <w:p>
+            <w:pPr>
+              <w:widowControl w:val="0"/>
+              <w:pBdr>
+                <w:top w:val="nil"/>
+                <w:left w:val="nil"/>
+                <w:bottom w:val="nil"/>
+                <w:right w:val="nil"/>
+                <w:between w:val="nil"/>
+              </w:pBdr>
+              <w:spacing w:line="240" w:lineRule="auto"/>
+              <w:ind w:left="105"/>
+              <w:rPr>
+                <w:color w:val="000000"/>
+              </w:rPr>
+            </w:pPr>
+            <w:r>
+              <w:rPr>
+                <w:color w:val="000000"/>
+              </w:rPr>
+              <w:t xml:space="preserve">Đối tượng sử dụng </w:t>
+            </w:r>
+          </w:p>
+        </w:tc>
+        <w:tc>
+          <w:tcPr>
+            <w:tcW w:w="7869" w:type="dxa"/>
+            <w:tcMar>
+              <w:top w:w="100" w:type="dxa"/>
+              <w:left w:w="100" w:type="dxa"/>
+              <w:bottom w:w="100" w:type="dxa"/>
+              <w:right w:w="100" w:type="dxa"/>
+            </w:tcMar>
+          </w:tcPr>
+          <w:p>
+            <w:pPr>
+              <w:widowControl w:val="0"/>
+              <w:pBdr>
+                <w:top w:val="nil"/>
+                <w:left w:val="nil"/>
+                <w:bottom w:val="nil"/>
+                <w:right w:val="nil"/>
+                <w:between w:val="nil"/>
+              </w:pBdr>
+              <w:spacing w:line="240" w:lineRule="auto"/>
+              <w:ind w:left="110"/>
+              <w:rPr>
+                <w:color w:val="000000"/>
+              </w:rPr>
+            </w:pPr>
+            <w:r>
+              <w:rPr>
+                <w:color w:val="000000"/>
+              </w:rPr>
+              <w:t>Thủ thư</w:t>
+            </w:r>
+          </w:p>
+        </w:tc>
+      </w:tr>
+      <w:tr>
+        <w:trPr>
+          <w:trHeight w:val="444"/>
+        </w:trPr>
+        <w:tc>
+          <w:tcPr>
+            <w:tcW w:w="2419" w:type="dxa"/>
+            <w:tcMar>
+              <w:top w:w="100" w:type="dxa"/>
+              <w:left w:w="100" w:type="dxa"/>
+              <w:bottom w:w="100" w:type="dxa"/>
+              <w:right w:w="100" w:type="dxa"/>
+            </w:tcMar>
+          </w:tcPr>
+          <w:p>
+            <w:pPr>
+              <w:widowControl w:val="0"/>
+              <w:pBdr>
+                <w:top w:val="nil"/>
+                <w:left w:val="nil"/>
+                <w:bottom w:val="nil"/>
+                <w:right w:val="nil"/>
+                <w:between w:val="nil"/>
+              </w:pBdr>
+              <w:spacing w:line="240" w:lineRule="auto"/>
+              <w:ind w:left="105"/>
+              <w:rPr>
+                <w:color w:val="000000"/>
+              </w:rPr>
+            </w:pPr>
+            <w:r>
+              <w:rPr>
+                <w:color w:val="000000"/>
+              </w:rPr>
+              <w:t xml:space="preserve">Đọc/Ghi dữ liệu </w:t>
+            </w:r>
+          </w:p>
+        </w:tc>
+        <w:tc>
+          <w:tcPr>
+            <w:tcW w:w="7869" w:type="dxa"/>
+            <w:tcMar>
+              <w:top w:w="100" w:type="dxa"/>
+              <w:left w:w="100" w:type="dxa"/>
+              <w:bottom w:w="100" w:type="dxa"/>
+              <w:right w:w="100" w:type="dxa"/>
+            </w:tcMar>
+          </w:tcPr>
+          <w:p>
+            <w:pPr>
+              <w:widowControl w:val="0"/>
+              <w:pBdr>
+                <w:top w:val="nil"/>
+                <w:left w:val="nil"/>
+                <w:bottom w:val="nil"/>
+                <w:right w:val="nil"/>
+                <w:between w:val="nil"/>
+              </w:pBdr>
+              <w:spacing w:line="240" w:lineRule="auto"/>
+              <w:ind w:left="122"/>
+              <w:rPr>
+                <w:color w:val="000000"/>
+              </w:rPr>
+            </w:pPr>
+            <w:r>
+              <w:rPr>
+                <w:color w:val="000000"/>
+              </w:rPr>
+              <w:t>PhieuMuon, ChiTietPhieuMuon, DauSach, PhieuPhat</w:t>
+            </w:r>
+          </w:p>
+        </w:tc>
+      </w:tr>
+      <w:tr>
+        <w:trPr>
+          <w:trHeight w:val="441"/>
+        </w:trPr>
+        <w:tc>
+          <w:tcPr>
+            <w:tcW w:w="2419" w:type="dxa"/>
+            <w:tcMar>
+              <w:top w:w="100" w:type="dxa"/>
+              <w:left w:w="100" w:type="dxa"/>
+              <w:bottom w:w="100" w:type="dxa"/>
+              <w:right w:w="100" w:type="dxa"/>
+            </w:tcMar>
+          </w:tcPr>
+          <w:p>
+            <w:pPr>
+              <w:widowControl w:val="0"/>
+              <w:pBdr>
+                <w:top w:val="nil"/>
+                <w:left w:val="nil"/>
+                <w:bottom w:val="nil"/>
+                <w:right w:val="nil"/>
+                <w:between w:val="nil"/>
+              </w:pBdr>
+              <w:spacing w:line="240" w:lineRule="auto"/>
+              <w:ind w:left="126"/>
+              <w:rPr>
+                <w:color w:val="000000"/>
+              </w:rPr>
+            </w:pPr>
+            <w:r>
+              <w:rPr>
+                <w:color w:val="000000"/>
+              </w:rPr>
+              <w:t xml:space="preserve">Input/Output </w:t>
+            </w:r>
+          </w:p>
+        </w:tc>
+        <w:tc>
+          <w:tcPr>
+            <w:tcW w:w="7869" w:type="dxa"/>
+            <w:tcMar>
+              <w:top w:w="100" w:type="dxa"/>
+              <w:left w:w="100" w:type="dxa"/>
+              <w:bottom w:w="100" w:type="dxa"/>
+              <w:right w:w="100" w:type="dxa"/>
+            </w:tcMar>
+          </w:tcPr>
+          <w:p>
+            <w:pPr>
+              <w:widowControl w:val="0"/>
+              <w:pBdr>
+                <w:top w:val="nil"/>
+                <w:left w:val="nil"/>
+                <w:bottom w:val="nil"/>
+                <w:right w:val="nil"/>
+                <w:between w:val="nil"/>
+              </w:pBdr>
+              <w:spacing w:line="240" w:lineRule="auto"/>
+              <w:ind w:left="112"/>
+              <w:rPr>
+                <w:color w:val="000000"/>
+              </w:rPr>
+            </w:pPr>
+            <w:r>
+              <w:rPr>
+                <w:color w:val="000000"/>
+              </w:rPr>
+              <w:t>2 Tab: Mượn / Trả</w:t>
+            </w:r>
+          </w:p>
+        </w:tc>
+      </w:tr>
+      <w:tr>
+        <w:trPr>
+          <w:trHeight w:val="443"/>
+        </w:trPr>
+        <w:tc>
+          <w:tcPr>
+            <w:tcW w:w="2419" w:type="dxa"/>
+            <w:tcMar>
+              <w:top w:w="100" w:type="dxa"/>
+              <w:left w:w="100" w:type="dxa"/>
+              <w:bottom w:w="100" w:type="dxa"/>
+              <w:right w:w="100" w:type="dxa"/>
+            </w:tcMar>
+          </w:tcPr>
+          <w:p>
+            <w:pPr>
+              <w:widowControl w:val="0"/>
+              <w:pBdr>
+                <w:top w:val="nil"/>
+                <w:left w:val="nil"/>
+                <w:bottom w:val="nil"/>
+                <w:right w:val="nil"/>
+                <w:between w:val="nil"/>
+              </w:pBdr>
+              <w:spacing w:line="240" w:lineRule="auto"/>
+              <w:ind w:left="121"/>
+              <w:rPr>
+                <w:color w:val="000000"/>
+              </w:rPr>
+            </w:pPr>
+            <w:r>
+              <w:rPr>
+                <w:color w:val="000000"/>
+              </w:rPr>
+              <w:t xml:space="preserve">Kịch bản/Validation </w:t>
+            </w:r>
+          </w:p>
+        </w:tc>
+        <w:tc>
+          <w:tcPr>
+            <w:tcW w:w="7869" w:type="dxa"/>
+            <w:tcMar>
+              <w:top w:w="100" w:type="dxa"/>
+              <w:left w:w="100" w:type="dxa"/>
+              <w:bottom w:w="100" w:type="dxa"/>
+              <w:right w:w="100" w:type="dxa"/>
+            </w:tcMar>
+          </w:tcPr>
+          <w:p>
+            <w:pPr>
+              <w:widowControl w:val="0"/>
+              <w:pBdr>
+                <w:top w:val="nil"/>
+                <w:left w:val="nil"/>
+                <w:bottom w:val="nil"/>
+                <w:right w:val="nil"/>
+                <w:between w:val="nil"/>
+              </w:pBdr>
+              <w:spacing w:line="240" w:lineRule="auto"/>
+              <w:ind w:left="116"/>
+              <w:rPr>
+                <w:color w:val="000000"/>
+              </w:rPr>
+            </w:pPr>
+            <w:r>
+              <w:rPr>
+                <w:color w:val="000000"/>
+              </w:rPr>
+              <w:t>Chặn vượt 3, quá hạn, thẻ không hợp lệ, hết sách; phí &gt;0 khi cần phạt</w:t>
+            </w:r>
+          </w:p>
+        </w:tc>
+      </w:tr>
+    </w:tbl>
+    <w:p>
+      <w:pPr>
+        <w:widowControl w:val="0"/>
+        <w:pBdr>
+          <w:top w:val="nil"/>
+          <w:left w:val="nil"/>
+          <w:bottom w:val="nil"/>
+          <w:right w:val="nil"/>
+          <w:between w:val="nil"/>
+        </w:pBdr>
+        <w:rPr>
+          <w:color w:val="000000"/>
+        </w:rPr>
+      </w:pPr>
+    </w:p>
+    <w:p>
+      <w:pPr>
+        <w:widowControl w:val="0"/>
+        <w:pBdr>
+          <w:top w:val="nil"/>
+          <w:left w:val="nil"/>
+          <w:bottom w:val="nil"/>
+          <w:right w:val="nil"/>
+          <w:between w:val="nil"/>
+        </w:pBdr>
+        <w:rPr>
+          <w:color w:val="000000"/>
+        </w:rPr>
+      </w:pPr>
+    </w:p>
+    <w:tbl>
+      <w:tblPr>
+        <w:tblW w:w="10288" w:type="dxa"/>
+        <w:tblInd w:w="50" w:type="dxa"/>
+        <w:tblBorders>
+          <w:top w:val="single" w:sz="8" w:space="0" w:color="000000"/>
+          <w:left w:val="single" w:sz="8" w:space="0" w:color="000000"/>
+          <w:bottom w:val="single" w:sz="8" w:space="0" w:color="000000"/>
+          <w:right w:val="single" w:sz="8" w:space="0" w:color="000000"/>
+          <w:insideH w:val="single" w:sz="8" w:space="0" w:color="000000"/>
+          <w:insideV w:val="single" w:sz="8" w:space="0" w:color="000000"/>
+        </w:tblBorders>
+        <w:tblLayout w:type="fixed"/>
+        <w:tblLook w:val="0600" w:firstRow="0" w:lastRow="0" w:firstColumn="0" w:lastColumn="0" w:noHBand="1" w:noVBand="1"/>
+      </w:tblPr>
+      <w:tblGrid>
+        <w:gridCol w:w="3028"/>
+        <w:gridCol w:w="2419"/>
+        <w:gridCol w:w="4841"/>
+      </w:tblGrid>
+      <w:tr>
+        <w:trPr>
+          <w:trHeight w:val="444"/>
+        </w:trPr>
+        <w:tc>
+          <w:tcPr>
+            <w:tcW w:w="3028" w:type="dxa"/>
+            <w:tcMar>
+              <w:top w:w="100" w:type="dxa"/>
+              <w:left w:w="100" w:type="dxa"/>
+              <w:bottom w:w="100" w:type="dxa"/>
+              <w:right w:w="100" w:type="dxa"/>
+            </w:tcMar>
+          </w:tcPr>
+          <w:p>
+            <w:pPr>
+              <w:widowControl w:val="0"/>
+              <w:pBdr>
+                <w:top w:val="nil"/>
+                <w:left w:val="nil"/>
+                <w:bottom w:val="nil"/>
+                <w:right w:val="nil"/>
+                <w:between w:val="nil"/>
+              </w:pBdr>
+              <w:spacing w:line="240" w:lineRule="auto"/>
+              <w:ind w:left="117"/>
+              <w:rPr>
+                <w:b/>
+                <w:bCs/>
+                <w:color w:val="FFFFFF"/>
+                <w:shd w:val="clear" w:color="auto" w:fill="1F4E78"/>
+              </w:rPr>
+            </w:pPr>
+            <w:r>
+              <w:rPr>
+                <w:b/>
+                <w:bCs/>
+                <w:color w:val="FFFFFF"/>
+                <w:shd w:val="clear" w:color="auto" w:fill="1F4E78"/>
+              </w:rPr>
+              <w:t xml:space="preserve">(Name) </w:t>
+            </w:r>
+          </w:p>
+        </w:tc>
+        <w:tc>
+          <w:tcPr>
+            <w:tcW w:w="2419" w:type="dxa"/>
+            <w:tcMar>
+              <w:top w:w="100" w:type="dxa"/>
+              <w:left w:w="100" w:type="dxa"/>
+              <w:bottom w:w="100" w:type="dxa"/>
+              <w:right w:w="100" w:type="dxa"/>
+            </w:tcMar>
+          </w:tcPr>
+          <w:p>
+            <w:pPr>
+              <w:widowControl w:val="0"/>
+              <w:pBdr>
+                <w:top w:val="nil"/>
+                <w:left w:val="nil"/>
+                <w:bottom w:val="nil"/>
+                <w:right w:val="nil"/>
+                <w:between w:val="nil"/>
+              </w:pBdr>
+              <w:spacing w:line="240" w:lineRule="auto"/>
+              <w:ind w:left="115"/>
+              <w:rPr>
+                <w:b/>
+                <w:bCs/>
+                <w:color w:val="FFFFFF"/>
+                <w:shd w:val="clear" w:color="auto" w:fill="1F4E78"/>
+              </w:rPr>
+            </w:pPr>
+            <w:r>
+              <w:rPr>
+                <w:b/>
+                <w:bCs/>
+                <w:color w:val="FFFFFF"/>
+                <w:shd w:val="clear" w:color="auto" w:fill="1F4E78"/>
+              </w:rPr>
+              <w:t xml:space="preserve">Control </w:t>
+            </w:r>
+          </w:p>
+        </w:tc>
+        <w:tc>
+          <w:tcPr>
+            <w:tcW w:w="4841" w:type="dxa"/>
+            <w:tcMar>
+              <w:top w:w="100" w:type="dxa"/>
+              <w:left w:w="100" w:type="dxa"/>
+              <w:bottom w:w="100" w:type="dxa"/>
+              <w:right w:w="100" w:type="dxa"/>
+            </w:tcMar>
+          </w:tcPr>
+          <w:p>
+            <w:pPr>
+              <w:widowControl w:val="0"/>
+              <w:pBdr>
+                <w:top w:val="nil"/>
+                <w:left w:val="nil"/>
+                <w:bottom w:val="nil"/>
+                <w:right w:val="nil"/>
+                <w:between w:val="nil"/>
+              </w:pBdr>
+              <w:spacing w:line="240" w:lineRule="auto"/>
+              <w:ind w:left="105"/>
+              <w:rPr>
+                <w:b/>
+                <w:bCs/>
+                <w:color w:val="FFFFFF"/>
+                <w:shd w:val="clear" w:color="auto" w:fill="1F4E78"/>
+              </w:rPr>
+            </w:pPr>
+            <w:r>
+              <w:rPr>
+                <w:b/>
+                <w:bCs/>
+                <w:color w:val="FFFFFF"/>
+                <w:shd w:val="clear" w:color="auto" w:fill="1F4E78"/>
+              </w:rPr>
+              <w:t>Ý nghĩa</w:t>
+            </w:r>
+          </w:p>
+        </w:tc>
+      </w:tr>
+      <w:tr>
+        <w:trPr>
+          <w:trHeight w:val="441"/>
+        </w:trPr>
+        <w:tc>
+          <w:tcPr>
+            <w:tcW w:w="3028" w:type="dxa"/>
+            <w:tcMar>
+              <w:top w:w="100" w:type="dxa"/>
+              <w:left w:w="100" w:type="dxa"/>
+              <w:bottom w:w="100" w:type="dxa"/>
+              <w:right w:w="100" w:type="dxa"/>
+            </w:tcMar>
+            <w:vAlign w:val="center"/>
+          </w:tcPr>
+          <w:p>
+            <w:pPr>
+              <w:widowControl w:val="0"/>
+              <w:pBdr>
+                <w:top w:val="nil"/>
+                <w:left w:val="nil"/>
+                <w:bottom w:val="nil"/>
+                <w:right w:val="nil"/>
+                <w:between w:val="nil"/>
+              </w:pBdr>
+              <w:spacing w:line="240" w:lineRule="auto"/>
+              <w:ind w:left="113"/>
+              <w:rPr>
+                <w:color w:val="000000"/>
+              </w:rPr>
+            </w:pPr>
+            <w:r>
+              <w:rPr>
+                <w:color w:val="000000"/>
+              </w:rPr>
+              <w:t>cboDocGia</w:t>
+            </w:r>
+          </w:p>
+        </w:tc>
+        <w:tc>
+          <w:tcPr>
+            <w:tcW w:w="2419" w:type="dxa"/>
+            <w:tcMar>
+              <w:top w:w="100" w:type="dxa"/>
+              <w:left w:w="100" w:type="dxa"/>
+              <w:bottom w:w="100" w:type="dxa"/>
+              <w:right w:w="100" w:type="dxa"/>
+            </w:tcMar>
+            <w:vAlign w:val="center"/>
+          </w:tcPr>
+          <w:p>
+            <w:pPr>
+              <w:widowControl w:val="0"/>
+              <w:pBdr>
+                <w:top w:val="nil"/>
+                <w:left w:val="nil"/>
+                <w:bottom w:val="nil"/>
+                <w:right w:val="nil"/>
+                <w:between w:val="nil"/>
+              </w:pBdr>
+              <w:spacing w:line="240" w:lineRule="auto"/>
+              <w:ind w:left="122"/>
+              <w:rPr>
+                <w:color w:val="000000"/>
+              </w:rPr>
+            </w:pPr>
+            <w:r>
+              <w:rPr>
+                <w:color w:val="000000"/>
+              </w:rPr>
+              <w:t>ComboBox</w:t>
+            </w:r>
+          </w:p>
+        </w:tc>
+        <w:tc>
+          <w:tcPr>
+            <w:tcW w:w="4841" w:type="dxa"/>
+            <w:tcMar>
+              <w:top w:w="100" w:type="dxa"/>
+              <w:left w:w="100" w:type="dxa"/>
+              <w:bottom w:w="100" w:type="dxa"/>
+              <w:right w:w="100" w:type="dxa"/>
+            </w:tcMar>
+            <w:vAlign w:val="center"/>
+          </w:tcPr>
+          <w:p>
+            <w:pPr>
+              <w:widowControl w:val="0"/>
+              <w:pBdr>
+                <w:top w:val="nil"/>
+                <w:left w:val="nil"/>
+                <w:bottom w:val="nil"/>
+                <w:right w:val="nil"/>
+                <w:between w:val="nil"/>
+              </w:pBdr>
+              <w:spacing w:line="240" w:lineRule="auto"/>
+              <w:ind w:left="115"/>
+              <w:rPr>
+                <w:color w:val="000000"/>
+              </w:rPr>
+            </w:pPr>
+            <w:r>
+              <w:rPr>
+                <w:color w:val="000000"/>
+              </w:rPr>
+              <w:t>Chọn độc giả mượn</w:t>
+            </w:r>
+          </w:p>
+        </w:tc>
+      </w:tr>
+      <w:tr>
+        <w:trPr>
+          <w:trHeight w:val="443"/>
+        </w:trPr>
+        <w:tc>
+          <w:tcPr>
+            <w:tcW w:w="3028" w:type="dxa"/>
+            <w:tcMar>
+              <w:top w:w="100" w:type="dxa"/>
+              <w:left w:w="100" w:type="dxa"/>
+              <w:bottom w:w="100" w:type="dxa"/>
+              <w:right w:w="100" w:type="dxa"/>
+            </w:tcMar>
+            <w:vAlign w:val="center"/>
+          </w:tcPr>
+          <w:p>
+            <w:pPr>
+              <w:widowControl w:val="0"/>
+              <w:pBdr>
+                <w:top w:val="nil"/>
+                <w:left w:val="nil"/>
+                <w:bottom w:val="nil"/>
+                <w:right w:val="nil"/>
+                <w:between w:val="nil"/>
+              </w:pBdr>
+              <w:spacing w:line="240" w:lineRule="auto"/>
+              <w:ind w:left="113"/>
+              <w:rPr>
+                <w:color w:val="000000"/>
+              </w:rPr>
+            </w:pPr>
+            <w:r>
+              <w:rPr>
+                <w:color w:val="000000"/>
+              </w:rPr>
+              <w:t>dtNgayMuon</w:t>
+            </w:r>
+          </w:p>
+        </w:tc>
+        <w:tc>
+          <w:tcPr>
+            <w:tcW w:w="2419" w:type="dxa"/>
+            <w:tcMar>
+              <w:top w:w="100" w:type="dxa"/>
+              <w:left w:w="100" w:type="dxa"/>
+              <w:bottom w:w="100" w:type="dxa"/>
+              <w:right w:w="100" w:type="dxa"/>
+            </w:tcMar>
+            <w:vAlign w:val="center"/>
+          </w:tcPr>
+          <w:p>
+            <w:pPr>
+              <w:widowControl w:val="0"/>
+              <w:pBdr>
+                <w:top w:val="nil"/>
+                <w:left w:val="nil"/>
+                <w:bottom w:val="nil"/>
+                <w:right w:val="nil"/>
+                <w:between w:val="nil"/>
+              </w:pBdr>
+              <w:spacing w:line="240" w:lineRule="auto"/>
+              <w:ind w:left="122"/>
+              <w:rPr>
+                <w:color w:val="000000"/>
+              </w:rPr>
+            </w:pPr>
+            <w:r>
+              <w:rPr>
+                <w:color w:val="000000"/>
+              </w:rPr>
+              <w:t>DateTimePicker</w:t>
+            </w:r>
+          </w:p>
+        </w:tc>
+        <w:tc>
+          <w:tcPr>
+            <w:tcW w:w="4841" w:type="dxa"/>
+            <w:tcMar>
+              <w:top w:w="100" w:type="dxa"/>
+              <w:left w:w="100" w:type="dxa"/>
+              <w:bottom w:w="100" w:type="dxa"/>
+              <w:right w:w="100" w:type="dxa"/>
+            </w:tcMar>
+            <w:vAlign w:val="center"/>
+          </w:tcPr>
+          <w:p>
+            <w:pPr>
+              <w:widowControl w:val="0"/>
+              <w:pBdr>
+                <w:top w:val="nil"/>
+                <w:left w:val="nil"/>
+                <w:bottom w:val="nil"/>
+                <w:right w:val="nil"/>
+                <w:between w:val="nil"/>
+              </w:pBdr>
+              <w:spacing w:line="240" w:lineRule="auto"/>
+              <w:ind w:left="115"/>
+              <w:rPr>
+                <w:color w:val="000000"/>
+              </w:rPr>
+            </w:pPr>
+            <w:r>
+              <w:rPr>
+                <w:color w:val="000000"/>
+              </w:rPr>
+              <w:t>Ngày mượn sách</w:t>
+            </w:r>
+          </w:p>
+        </w:tc>
+      </w:tr>
+      <w:tr>
+        <w:trPr>
+          <w:trHeight w:val="441"/>
+        </w:trPr>
+        <w:tc>
+          <w:tcPr>
+            <w:tcW w:w="3028" w:type="dxa"/>
+            <w:tcMar>
+              <w:top w:w="100" w:type="dxa"/>
+              <w:left w:w="100" w:type="dxa"/>
+              <w:bottom w:w="100" w:type="dxa"/>
+              <w:right w:w="100" w:type="dxa"/>
+            </w:tcMar>
+            <w:vAlign w:val="center"/>
+          </w:tcPr>
+          <w:p>
+            <w:pPr>
+              <w:widowControl w:val="0"/>
+              <w:pBdr>
+                <w:top w:val="nil"/>
+                <w:left w:val="nil"/>
+                <w:bottom w:val="nil"/>
+                <w:right w:val="nil"/>
+                <w:between w:val="nil"/>
+              </w:pBdr>
+              <w:spacing w:line="240" w:lineRule="auto"/>
+              <w:ind w:left="113"/>
+              <w:rPr>
+                <w:color w:val="000000"/>
+              </w:rPr>
+            </w:pPr>
+            <w:r>
+              <w:rPr>
+                <w:color w:val="000000"/>
+              </w:rPr>
+              <w:t>dtHenTra</w:t>
+            </w:r>
+          </w:p>
+        </w:tc>
+        <w:tc>
+          <w:tcPr>
+            <w:tcW w:w="2419" w:type="dxa"/>
+            <w:tcMar>
+              <w:top w:w="100" w:type="dxa"/>
+              <w:left w:w="100" w:type="dxa"/>
+              <w:bottom w:w="100" w:type="dxa"/>
+              <w:right w:w="100" w:type="dxa"/>
+            </w:tcMar>
+            <w:vAlign w:val="center"/>
+          </w:tcPr>
+          <w:p>
+            <w:pPr>
+              <w:widowControl w:val="0"/>
+              <w:pBdr>
+                <w:top w:val="nil"/>
+                <w:left w:val="nil"/>
+                <w:bottom w:val="nil"/>
+                <w:right w:val="nil"/>
+                <w:between w:val="nil"/>
+              </w:pBdr>
+              <w:spacing w:line="240" w:lineRule="auto"/>
+              <w:ind w:left="122"/>
+              <w:rPr>
+                <w:color w:val="000000"/>
+              </w:rPr>
+            </w:pPr>
+            <w:r>
+              <w:rPr>
+                <w:color w:val="000000"/>
+              </w:rPr>
+              <w:t>DateTimePicker</w:t>
+            </w:r>
+          </w:p>
+        </w:tc>
+        <w:tc>
+          <w:tcPr>
+            <w:tcW w:w="4841" w:type="dxa"/>
+            <w:tcMar>
+              <w:top w:w="100" w:type="dxa"/>
+              <w:left w:w="100" w:type="dxa"/>
+              <w:bottom w:w="100" w:type="dxa"/>
+              <w:right w:w="100" w:type="dxa"/>
+            </w:tcMar>
+            <w:vAlign w:val="center"/>
+          </w:tcPr>
+          <w:p>
+            <w:pPr>
+              <w:widowControl w:val="0"/>
+              <w:pBdr>
+                <w:top w:val="nil"/>
+                <w:left w:val="nil"/>
+                <w:bottom w:val="nil"/>
+                <w:right w:val="nil"/>
+                <w:between w:val="nil"/>
+              </w:pBdr>
+              <w:spacing w:line="240" w:lineRule="auto"/>
+              <w:ind w:left="110"/>
+              <w:rPr>
+                <w:color w:val="000000"/>
+              </w:rPr>
+            </w:pPr>
+            <w:r>
+              <w:rPr>
+                <w:color w:val="000000"/>
+              </w:rPr>
+              <w:t>Ngày hẹn trả sách</w:t>
+            </w:r>
+          </w:p>
+        </w:tc>
+      </w:tr>
+      <w:tr>
+        <w:trPr>
+          <w:trHeight w:val="443"/>
+        </w:trPr>
+        <w:tc>
+          <w:tcPr>
+            <w:tcW w:w="3028" w:type="dxa"/>
+            <w:tcMar>
+              <w:top w:w="100" w:type="dxa"/>
+              <w:left w:w="100" w:type="dxa"/>
+              <w:bottom w:w="100" w:type="dxa"/>
+              <w:right w:w="100" w:type="dxa"/>
+            </w:tcMar>
+            <w:vAlign w:val="center"/>
+          </w:tcPr>
+          <w:p>
+            <w:pPr>
+              <w:widowControl w:val="0"/>
+              <w:pBdr>
+                <w:top w:val="nil"/>
+                <w:left w:val="nil"/>
+                <w:bottom w:val="nil"/>
+                <w:right w:val="nil"/>
+                <w:between w:val="nil"/>
+              </w:pBdr>
+              <w:spacing w:line="240" w:lineRule="auto"/>
+              <w:ind w:left="113"/>
+              <w:rPr>
+                <w:color w:val="000000"/>
+              </w:rPr>
+            </w:pPr>
+            <w:r>
+              <w:rPr>
+                <w:color w:val="000000"/>
+              </w:rPr>
+              <w:t>dgvSachCon</w:t>
+            </w:r>
+          </w:p>
+        </w:tc>
+        <w:tc>
+          <w:tcPr>
+            <w:tcW w:w="2419" w:type="dxa"/>
+            <w:tcMar>
+              <w:top w:w="100" w:type="dxa"/>
+              <w:left w:w="100" w:type="dxa"/>
+              <w:bottom w:w="100" w:type="dxa"/>
+              <w:right w:w="100" w:type="dxa"/>
+            </w:tcMar>
+            <w:vAlign w:val="center"/>
+          </w:tcPr>
+          <w:p>
+            <w:pPr>
+              <w:widowControl w:val="0"/>
+              <w:pBdr>
+                <w:top w:val="nil"/>
+                <w:left w:val="nil"/>
+                <w:bottom w:val="nil"/>
+                <w:right w:val="nil"/>
+                <w:between w:val="nil"/>
+              </w:pBdr>
+              <w:spacing w:line="240" w:lineRule="auto"/>
+              <w:ind w:left="122"/>
+              <w:rPr>
+                <w:color w:val="000000"/>
+              </w:rPr>
+            </w:pPr>
+            <w:r>
+              <w:rPr>
+                <w:color w:val="000000"/>
+              </w:rPr>
+              <w:t>DataGridView</w:t>
+            </w:r>
+          </w:p>
+        </w:tc>
+        <w:tc>
+          <w:tcPr>
+            <w:tcW w:w="4841" w:type="dxa"/>
+            <w:tcMar>
+              <w:top w:w="100" w:type="dxa"/>
+              <w:left w:w="100" w:type="dxa"/>
+              <w:bottom w:w="100" w:type="dxa"/>
+              <w:right w:w="100" w:type="dxa"/>
+            </w:tcMar>
+            <w:vAlign w:val="center"/>
+          </w:tcPr>
+          <w:p>
+            <w:pPr>
+              <w:widowControl w:val="0"/>
+              <w:pBdr>
+                <w:top w:val="nil"/>
+                <w:left w:val="nil"/>
+                <w:bottom w:val="nil"/>
+                <w:right w:val="nil"/>
+                <w:between w:val="nil"/>
+              </w:pBdr>
+              <w:spacing w:line="240" w:lineRule="auto"/>
+              <w:ind w:left="115"/>
+              <w:rPr>
+                <w:color w:val="000000"/>
+              </w:rPr>
+            </w:pPr>
+            <w:r>
+              <w:rPr>
+                <w:color w:val="000000"/>
+              </w:rPr>
+              <w:t>Danh sách sách còn trong kho</w:t>
+            </w:r>
+          </w:p>
+        </w:tc>
+      </w:tr>
+      <w:tr>
+        <w:trPr>
+          <w:trHeight w:val="441"/>
+        </w:trPr>
+        <w:tc>
+          <w:tcPr>
+            <w:tcW w:w="3028" w:type="dxa"/>
+            <w:tcMar>
+              <w:top w:w="100" w:type="dxa"/>
+              <w:left w:w="100" w:type="dxa"/>
+              <w:bottom w:w="100" w:type="dxa"/>
+              <w:right w:w="100" w:type="dxa"/>
+            </w:tcMar>
+            <w:vAlign w:val="center"/>
+          </w:tcPr>
+          <w:p>
+            <w:pPr>
+              <w:widowControl w:val="0"/>
+              <w:pBdr>
+                <w:top w:val="nil"/>
+                <w:left w:val="nil"/>
+                <w:bottom w:val="nil"/>
+                <w:right w:val="nil"/>
+                <w:between w:val="nil"/>
+              </w:pBdr>
+              <w:spacing w:line="240" w:lineRule="auto"/>
+              <w:ind w:left="114"/>
+              <w:rPr>
+                <w:color w:val="000000"/>
+              </w:rPr>
+            </w:pPr>
+            <w:r>
+              <w:rPr>
+                <w:color w:val="000000"/>
+              </w:rPr>
+              <w:t>btnChonSach</w:t>
+            </w:r>
+          </w:p>
+        </w:tc>
+        <w:tc>
+          <w:tcPr>
+            <w:tcW w:w="2419" w:type="dxa"/>
+            <w:tcMar>
+              <w:top w:w="100" w:type="dxa"/>
+              <w:left w:w="100" w:type="dxa"/>
+              <w:bottom w:w="100" w:type="dxa"/>
+              <w:right w:w="100" w:type="dxa"/>
+            </w:tcMar>
+            <w:vAlign w:val="center"/>
+          </w:tcPr>
+          <w:p>
+            <w:pPr>
+              <w:widowControl w:val="0"/>
+              <w:pBdr>
+                <w:top w:val="nil"/>
+                <w:left w:val="nil"/>
+                <w:bottom w:val="nil"/>
+                <w:right w:val="nil"/>
+                <w:between w:val="nil"/>
+              </w:pBdr>
+              <w:spacing w:line="240" w:lineRule="auto"/>
+              <w:ind w:left="116"/>
+              <w:rPr>
+                <w:color w:val="000000"/>
+              </w:rPr>
+            </w:pPr>
+            <w:r>
+              <w:rPr>
+                <w:color w:val="000000"/>
+              </w:rPr>
+              <w:t>Button</w:t>
+            </w:r>
+          </w:p>
+        </w:tc>
+        <w:tc>
+          <w:tcPr>
+            <w:tcW w:w="4841" w:type="dxa"/>
+            <w:tcMar>
+              <w:top w:w="100" w:type="dxa"/>
+              <w:left w:w="100" w:type="dxa"/>
+              <w:bottom w:w="100" w:type="dxa"/>
+              <w:right w:w="100" w:type="dxa"/>
+            </w:tcMar>
+            <w:vAlign w:val="center"/>
+          </w:tcPr>
+          <w:p>
+            <w:pPr>
+              <w:widowControl w:val="0"/>
+              <w:pBdr>
+                <w:top w:val="nil"/>
+                <w:left w:val="nil"/>
+                <w:bottom w:val="nil"/>
+                <w:right w:val="nil"/>
+                <w:between w:val="nil"/>
+              </w:pBdr>
+              <w:spacing w:line="240" w:lineRule="auto"/>
+              <w:ind w:left="121"/>
+              <w:rPr>
+                <w:color w:val="000000"/>
+              </w:rPr>
+            </w:pPr>
+            <w:r>
+              <w:rPr>
+                <w:color w:val="000000"/>
+              </w:rPr>
+              <w:t>Chọn sách vào danh sách mượn</w:t>
+            </w:r>
+          </w:p>
+        </w:tc>
+      </w:tr>
+      <w:tr>
+        <w:trPr>
+          <w:trHeight w:val="444"/>
+        </w:trPr>
+        <w:tc>
+          <w:tcPr>
+            <w:tcW w:w="3028" w:type="dxa"/>
+            <w:tcMar>
+              <w:top w:w="100" w:type="dxa"/>
+              <w:left w:w="100" w:type="dxa"/>
+              <w:bottom w:w="100" w:type="dxa"/>
+              <w:right w:w="100" w:type="dxa"/>
+            </w:tcMar>
+            <w:vAlign w:val="center"/>
+          </w:tcPr>
+          <w:p>
+            <w:pPr>
+              <w:widowControl w:val="0"/>
+              <w:pBdr>
+                <w:top w:val="nil"/>
+                <w:left w:val="nil"/>
+                <w:bottom w:val="nil"/>
+                <w:right w:val="nil"/>
+                <w:between w:val="nil"/>
+              </w:pBdr>
+              <w:spacing w:line="240" w:lineRule="auto"/>
+              <w:ind w:left="120"/>
+              <w:rPr>
+                <w:color w:val="000000"/>
+              </w:rPr>
+            </w:pPr>
+            <w:r>
+              <w:rPr>
+                <w:color w:val="000000"/>
+              </w:rPr>
+              <w:t>btnBỏChon</w:t>
+            </w:r>
+          </w:p>
+        </w:tc>
+        <w:tc>
+          <w:tcPr>
+            <w:tcW w:w="2419" w:type="dxa"/>
+            <w:tcMar>
+              <w:top w:w="100" w:type="dxa"/>
+              <w:left w:w="100" w:type="dxa"/>
+              <w:bottom w:w="100" w:type="dxa"/>
+              <w:right w:w="100" w:type="dxa"/>
+            </w:tcMar>
+            <w:vAlign w:val="center"/>
+          </w:tcPr>
+          <w:p>
+            <w:pPr>
+              <w:widowControl w:val="0"/>
+              <w:pBdr>
+                <w:top w:val="nil"/>
+                <w:left w:val="nil"/>
+                <w:bottom w:val="nil"/>
+                <w:right w:val="nil"/>
+                <w:between w:val="nil"/>
+              </w:pBdr>
+              <w:spacing w:line="240" w:lineRule="auto"/>
+              <w:ind w:left="122"/>
+              <w:rPr>
+                <w:color w:val="000000"/>
+              </w:rPr>
+            </w:pPr>
+            <w:r>
+              <w:rPr>
+                <w:color w:val="000000"/>
+              </w:rPr>
+              <w:t>Button</w:t>
+            </w:r>
+          </w:p>
+        </w:tc>
+        <w:tc>
+          <w:tcPr>
+            <w:tcW w:w="4841" w:type="dxa"/>
+            <w:tcMar>
+              <w:top w:w="100" w:type="dxa"/>
+              <w:left w:w="100" w:type="dxa"/>
+              <w:bottom w:w="100" w:type="dxa"/>
+              <w:right w:w="100" w:type="dxa"/>
+            </w:tcMar>
+            <w:vAlign w:val="center"/>
+          </w:tcPr>
+          <w:p>
+            <w:pPr>
+              <w:widowControl w:val="0"/>
+              <w:pBdr>
+                <w:top w:val="nil"/>
+                <w:left w:val="nil"/>
+                <w:bottom w:val="nil"/>
+                <w:right w:val="nil"/>
+                <w:between w:val="nil"/>
+              </w:pBdr>
+              <w:spacing w:line="240" w:lineRule="auto"/>
+              <w:ind w:left="122"/>
+              <w:rPr>
+                <w:color w:val="000000"/>
+              </w:rPr>
+            </w:pPr>
+            <w:r>
+              <w:rPr>
+                <w:color w:val="000000"/>
+              </w:rPr>
+              <w:t>Bỏ sách khỏi danh sách mượn</w:t>
+            </w:r>
+          </w:p>
+        </w:tc>
+      </w:tr>
+      <w:tr>
+        <w:trPr>
+          <w:trHeight w:val="444"/>
+        </w:trPr>
+        <w:tc>
+          <w:tcPr>
+            <w:tcW w:w="3028" w:type="dxa"/>
+            <w:tcMar>
+              <w:top w:w="100" w:type="dxa"/>
+              <w:left w:w="100" w:type="dxa"/>
+              <w:bottom w:w="100" w:type="dxa"/>
+              <w:right w:w="100" w:type="dxa"/>
+            </w:tcMar>
+            <w:vAlign w:val="center"/>
+          </w:tcPr>
+          <w:p>
+            <w:pPr>
+              <w:widowControl w:val="0"/>
+              <w:pBdr>
+                <w:top w:val="nil"/>
+                <w:left w:val="nil"/>
+                <w:bottom w:val="nil"/>
+                <w:right w:val="nil"/>
+                <w:between w:val="nil"/>
+              </w:pBdr>
+              <w:spacing w:line="240" w:lineRule="auto"/>
+              <w:ind w:left="120"/>
+              <w:rPr>
+                <w:color w:val="000000"/>
+              </w:rPr>
+            </w:pPr>
+            <w:r>
+              <w:rPr>
+                <w:color w:val="000000"/>
+              </w:rPr>
+              <w:t>dgvSachChon</w:t>
+            </w:r>
+          </w:p>
+        </w:tc>
+        <w:tc>
+          <w:tcPr>
+            <w:tcW w:w="2419" w:type="dxa"/>
+            <w:tcMar>
+              <w:top w:w="100" w:type="dxa"/>
+              <w:left w:w="100" w:type="dxa"/>
+              <w:bottom w:w="100" w:type="dxa"/>
+              <w:right w:w="100" w:type="dxa"/>
+            </w:tcMar>
+            <w:vAlign w:val="center"/>
+          </w:tcPr>
+          <w:p>
+            <w:pPr>
+              <w:widowControl w:val="0"/>
+              <w:pBdr>
+                <w:top w:val="nil"/>
+                <w:left w:val="nil"/>
+                <w:bottom w:val="nil"/>
+                <w:right w:val="nil"/>
+                <w:between w:val="nil"/>
+              </w:pBdr>
+              <w:spacing w:line="240" w:lineRule="auto"/>
+              <w:ind w:left="122"/>
+              <w:rPr>
+                <w:color w:val="000000"/>
+              </w:rPr>
+            </w:pPr>
+            <w:r>
+              <w:rPr>
+                <w:color w:val="000000"/>
+              </w:rPr>
+              <w:t>DataGridView</w:t>
+            </w:r>
+          </w:p>
+        </w:tc>
+        <w:tc>
+          <w:tcPr>
+            <w:tcW w:w="4841" w:type="dxa"/>
+            <w:tcMar>
+              <w:top w:w="100" w:type="dxa"/>
+              <w:left w:w="100" w:type="dxa"/>
+              <w:bottom w:w="100" w:type="dxa"/>
+              <w:right w:w="100" w:type="dxa"/>
+            </w:tcMar>
+            <w:vAlign w:val="center"/>
+          </w:tcPr>
+          <w:p>
+            <w:pPr>
+              <w:widowControl w:val="0"/>
+              <w:pBdr>
+                <w:top w:val="nil"/>
+                <w:left w:val="nil"/>
+                <w:bottom w:val="nil"/>
+                <w:right w:val="nil"/>
+                <w:between w:val="nil"/>
+              </w:pBdr>
+              <w:spacing w:line="240" w:lineRule="auto"/>
+              <w:ind w:left="122"/>
+              <w:rPr>
+                <w:color w:val="000000"/>
+              </w:rPr>
+            </w:pPr>
+            <w:r>
+              <w:rPr>
+                <w:color w:val="000000"/>
+              </w:rPr>
+              <w:t>Danh sách sách đã chọn mượn</w:t>
+            </w:r>
+          </w:p>
+        </w:tc>
+      </w:tr>
+      <w:tr>
+        <w:trPr>
+          <w:trHeight w:val="444"/>
+        </w:trPr>
+        <w:tc>
+          <w:tcPr>
+            <w:tcW w:w="3028" w:type="dxa"/>
+            <w:tcMar>
+              <w:top w:w="100" w:type="dxa"/>
+              <w:left w:w="100" w:type="dxa"/>
+              <w:bottom w:w="100" w:type="dxa"/>
+              <w:right w:w="100" w:type="dxa"/>
+            </w:tcMar>
+            <w:vAlign w:val="center"/>
+          </w:tcPr>
+          <w:p>
+            <w:pPr>
+              <w:widowControl w:val="0"/>
+              <w:pBdr>
+                <w:top w:val="nil"/>
+                <w:left w:val="nil"/>
+                <w:bottom w:val="nil"/>
+                <w:right w:val="nil"/>
+                <w:between w:val="nil"/>
+              </w:pBdr>
+              <w:spacing w:line="240" w:lineRule="auto"/>
+              <w:ind w:left="120"/>
+              <w:rPr>
+                <w:color w:val="000000"/>
+              </w:rPr>
+            </w:pPr>
+            <w:r>
+              <w:rPr>
+                <w:color w:val="000000"/>
+              </w:rPr>
+              <w:t>btnXacNhanMuon</w:t>
+            </w:r>
+          </w:p>
+        </w:tc>
+        <w:tc>
+          <w:tcPr>
+            <w:tcW w:w="2419" w:type="dxa"/>
+            <w:tcMar>
+              <w:top w:w="100" w:type="dxa"/>
+              <w:left w:w="100" w:type="dxa"/>
+              <w:bottom w:w="100" w:type="dxa"/>
+              <w:right w:w="100" w:type="dxa"/>
+            </w:tcMar>
+            <w:vAlign w:val="center"/>
+          </w:tcPr>
+          <w:p>
+            <w:pPr>
+              <w:widowControl w:val="0"/>
+              <w:pBdr>
+                <w:top w:val="nil"/>
+                <w:left w:val="nil"/>
+                <w:bottom w:val="nil"/>
+                <w:right w:val="nil"/>
+                <w:between w:val="nil"/>
+              </w:pBdr>
+              <w:spacing w:line="240" w:lineRule="auto"/>
+              <w:ind w:left="122"/>
+              <w:rPr>
+                <w:color w:val="000000"/>
+              </w:rPr>
+            </w:pPr>
+            <w:r>
+              <w:rPr>
+                <w:color w:val="000000"/>
+              </w:rPr>
+              <w:t>Button</w:t>
+            </w:r>
+          </w:p>
+        </w:tc>
+        <w:tc>
+          <w:tcPr>
+            <w:tcW w:w="4841" w:type="dxa"/>
+            <w:tcMar>
+              <w:top w:w="100" w:type="dxa"/>
+              <w:left w:w="100" w:type="dxa"/>
+              <w:bottom w:w="100" w:type="dxa"/>
+              <w:right w:w="100" w:type="dxa"/>
+            </w:tcMar>
+            <w:vAlign w:val="center"/>
+          </w:tcPr>
+          <w:p>
+            <w:pPr>
+              <w:widowControl w:val="0"/>
+              <w:pBdr>
+                <w:top w:val="nil"/>
+                <w:left w:val="nil"/>
+                <w:bottom w:val="nil"/>
+                <w:right w:val="nil"/>
+                <w:between w:val="nil"/>
+              </w:pBdr>
+              <w:spacing w:line="240" w:lineRule="auto"/>
+              <w:ind w:left="122"/>
+              <w:rPr>
+                <w:color w:val="000000"/>
+              </w:rPr>
+            </w:pPr>
+            <w:r>
+              <w:rPr>
+                <w:color w:val="000000"/>
+              </w:rPr>
+              <w:t>Xác nhận lập phiếu mượn</w:t>
+            </w:r>
+          </w:p>
+        </w:tc>
+      </w:tr>
+      <w:tr>
+        <w:trPr>
+          <w:trHeight w:val="444"/>
+        </w:trPr>
+        <w:tc>
+          <w:tcPr>
+            <w:tcW w:w="3028" w:type="dxa"/>
+            <w:tcMar>
+              <w:top w:w="100" w:type="dxa"/>
+              <w:left w:w="100" w:type="dxa"/>
+              <w:bottom w:w="100" w:type="dxa"/>
+              <w:right w:w="100" w:type="dxa"/>
+            </w:tcMar>
+            <w:vAlign w:val="center"/>
+          </w:tcPr>
+          <w:p>
+            <w:pPr>
+              <w:widowControl w:val="0"/>
+              <w:pBdr>
+                <w:top w:val="nil"/>
+                <w:left w:val="nil"/>
+                <w:bottom w:val="nil"/>
+                <w:right w:val="nil"/>
+                <w:between w:val="nil"/>
+              </w:pBdr>
+              <w:spacing w:line="240" w:lineRule="auto"/>
+              <w:ind w:left="120"/>
+              <w:rPr>
+                <w:color w:val="000000"/>
+              </w:rPr>
+            </w:pPr>
+            <w:r>
+              <w:rPr>
+                <w:color w:val="000000"/>
+              </w:rPr>
+              <w:t>dgvDangMuon</w:t>
+            </w:r>
+          </w:p>
+        </w:tc>
+        <w:tc>
+          <w:tcPr>
+            <w:tcW w:w="2419" w:type="dxa"/>
+            <w:tcMar>
+              <w:top w:w="100" w:type="dxa"/>
+              <w:left w:w="100" w:type="dxa"/>
+              <w:bottom w:w="100" w:type="dxa"/>
+              <w:right w:w="100" w:type="dxa"/>
+            </w:tcMar>
+            <w:vAlign w:val="center"/>
+          </w:tcPr>
+          <w:p>
+            <w:pPr>
+              <w:widowControl w:val="0"/>
+              <w:pBdr>
+                <w:top w:val="nil"/>
+                <w:left w:val="nil"/>
+                <w:bottom w:val="nil"/>
+                <w:right w:val="nil"/>
+                <w:between w:val="nil"/>
+              </w:pBdr>
+              <w:spacing w:line="240" w:lineRule="auto"/>
+              <w:ind w:left="122"/>
+              <w:rPr>
+                <w:color w:val="000000"/>
+              </w:rPr>
+            </w:pPr>
+            <w:r>
+              <w:rPr>
+                <w:color w:val="000000"/>
+              </w:rPr>
+              <w:t>DataGridView</w:t>
+            </w:r>
+          </w:p>
+        </w:tc>
+        <w:tc>
+          <w:tcPr>
+            <w:tcW w:w="4841" w:type="dxa"/>
+            <w:tcMar>
+              <w:top w:w="100" w:type="dxa"/>
+              <w:left w:w="100" w:type="dxa"/>
+              <w:bottom w:w="100" w:type="dxa"/>
+              <w:right w:w="100" w:type="dxa"/>
+            </w:tcMar>
+            <w:vAlign w:val="center"/>
+          </w:tcPr>
+          <w:p>
+            <w:pPr>
+              <w:widowControl w:val="0"/>
+              <w:pBdr>
+                <w:top w:val="nil"/>
+                <w:left w:val="nil"/>
+                <w:bottom w:val="nil"/>
+                <w:right w:val="nil"/>
+                <w:between w:val="nil"/>
+              </w:pBdr>
+              <w:spacing w:line="240" w:lineRule="auto"/>
+              <w:ind w:left="122"/>
+              <w:rPr>
+                <w:color w:val="000000"/>
+              </w:rPr>
+            </w:pPr>
+            <w:r>
+              <w:rPr>
+                <w:color w:val="000000"/>
+              </w:rPr>
+              <w:t>Danh sách sách đang được mượn</w:t>
+            </w:r>
+          </w:p>
+        </w:tc>
+      </w:tr>
+      <w:tr>
+        <w:trPr>
+          <w:trHeight w:val="444"/>
+        </w:trPr>
+        <w:tc>
+          <w:tcPr>
+            <w:tcW w:w="3028" w:type="dxa"/>
+            <w:tcMar>
+              <w:top w:w="100" w:type="dxa"/>
+              <w:left w:w="100" w:type="dxa"/>
+              <w:bottom w:w="100" w:type="dxa"/>
+              <w:right w:w="100" w:type="dxa"/>
+            </w:tcMar>
+            <w:vAlign w:val="center"/>
+          </w:tcPr>
+          <w:p>
+            <w:pPr>
+              <w:widowControl w:val="0"/>
+              <w:pBdr>
+                <w:top w:val="nil"/>
+                <w:left w:val="nil"/>
+                <w:bottom w:val="nil"/>
+                <w:right w:val="nil"/>
+                <w:between w:val="nil"/>
+              </w:pBdr>
+              <w:spacing w:line="240" w:lineRule="auto"/>
+              <w:ind w:left="120"/>
+              <w:rPr>
+                <w:color w:val="000000"/>
+              </w:rPr>
+            </w:pPr>
+            <w:r>
+              <w:rPr>
+                <w:color w:val="000000"/>
+              </w:rPr>
+              <w:t>cboTinhTrang</w:t>
+            </w:r>
+          </w:p>
+        </w:tc>
+        <w:tc>
+          <w:tcPr>
+            <w:tcW w:w="2419" w:type="dxa"/>
+            <w:tcMar>
+              <w:top w:w="100" w:type="dxa"/>
+              <w:left w:w="100" w:type="dxa"/>
+              <w:bottom w:w="100" w:type="dxa"/>
+              <w:right w:w="100" w:type="dxa"/>
+            </w:tcMar>
+            <w:vAlign w:val="center"/>
+          </w:tcPr>
+          <w:p>
+            <w:pPr>
+              <w:widowControl w:val="0"/>
+              <w:pBdr>
+                <w:top w:val="nil"/>
+                <w:left w:val="nil"/>
+                <w:bottom w:val="nil"/>
+                <w:right w:val="nil"/>
+                <w:between w:val="nil"/>
+              </w:pBdr>
+              <w:spacing w:line="240" w:lineRule="auto"/>
+              <w:ind w:left="122"/>
+              <w:rPr>
+                <w:color w:val="000000"/>
+              </w:rPr>
+            </w:pPr>
+            <w:r>
+              <w:rPr>
+                <w:color w:val="000000"/>
+              </w:rPr>
+              <w:t>ComboBox</w:t>
+            </w:r>
+          </w:p>
+        </w:tc>
+        <w:tc>
+          <w:tcPr>
+            <w:tcW w:w="4841" w:type="dxa"/>
+            <w:tcMar>
+              <w:top w:w="100" w:type="dxa"/>
+              <w:left w:w="100" w:type="dxa"/>
+              <w:bottom w:w="100" w:type="dxa"/>
+              <w:right w:w="100" w:type="dxa"/>
+            </w:tcMar>
+            <w:vAlign w:val="center"/>
+          </w:tcPr>
+          <w:p>
+            <w:pPr>
+              <w:widowControl w:val="0"/>
+              <w:pBdr>
+                <w:top w:val="nil"/>
+                <w:left w:val="nil"/>
+                <w:bottom w:val="nil"/>
+                <w:right w:val="nil"/>
+                <w:between w:val="nil"/>
+              </w:pBdr>
+              <w:spacing w:line="240" w:lineRule="auto"/>
+              <w:ind w:left="122"/>
+              <w:rPr>
+                <w:color w:val="000000"/>
+              </w:rPr>
+            </w:pPr>
+            <w:r>
+              <w:rPr>
+                <w:color w:val="000000"/>
+              </w:rPr>
+              <w:t>Tình trạng sách khi trả</w:t>
+            </w:r>
+          </w:p>
+        </w:tc>
+      </w:tr>
+      <w:tr>
+        <w:trPr>
+          <w:trHeight w:val="444"/>
+        </w:trPr>
+        <w:tc>
+          <w:tcPr>
+            <w:tcW w:w="3028" w:type="dxa"/>
+            <w:tcMar>
+              <w:top w:w="100" w:type="dxa"/>
+              <w:left w:w="100" w:type="dxa"/>
+              <w:bottom w:w="100" w:type="dxa"/>
+              <w:right w:w="100" w:type="dxa"/>
+            </w:tcMar>
+            <w:vAlign w:val="center"/>
+          </w:tcPr>
+          <w:p>
+            <w:pPr>
+              <w:widowControl w:val="0"/>
+              <w:pBdr>
+                <w:top w:val="nil"/>
+                <w:left w:val="nil"/>
+                <w:bottom w:val="nil"/>
+                <w:right w:val="nil"/>
+                <w:between w:val="nil"/>
+              </w:pBdr>
+              <w:spacing w:line="240" w:lineRule="auto"/>
+              <w:ind w:left="120"/>
+              <w:rPr>
+                <w:color w:val="000000"/>
+              </w:rPr>
+            </w:pPr>
+            <w:r>
+              <w:rPr>
+                <w:color w:val="000000"/>
+              </w:rPr>
+              <w:t>numPhiPhat</w:t>
+            </w:r>
+          </w:p>
+        </w:tc>
+        <w:tc>
+          <w:tcPr>
+            <w:tcW w:w="2419" w:type="dxa"/>
+            <w:tcMar>
+              <w:top w:w="100" w:type="dxa"/>
+              <w:left w:w="100" w:type="dxa"/>
+              <w:bottom w:w="100" w:type="dxa"/>
+              <w:right w:w="100" w:type="dxa"/>
+            </w:tcMar>
+            <w:vAlign w:val="center"/>
+          </w:tcPr>
+          <w:p>
+            <w:pPr>
+              <w:widowControl w:val="0"/>
+              <w:pBdr>
+                <w:top w:val="nil"/>
+                <w:left w:val="nil"/>
+                <w:bottom w:val="nil"/>
+                <w:right w:val="nil"/>
+                <w:between w:val="nil"/>
+              </w:pBdr>
+              <w:spacing w:line="240" w:lineRule="auto"/>
+              <w:ind w:left="122"/>
+              <w:rPr>
+                <w:color w:val="000000"/>
+              </w:rPr>
+            </w:pPr>
+            <w:r>
+              <w:rPr>
+                <w:color w:val="000000"/>
+              </w:rPr>
+              <w:t>NumericUpDown</w:t>
+            </w:r>
+          </w:p>
+        </w:tc>
+        <w:tc>
+          <w:tcPr>
+            <w:tcW w:w="4841" w:type="dxa"/>
+            <w:tcMar>
+              <w:top w:w="100" w:type="dxa"/>
+              <w:left w:w="100" w:type="dxa"/>
+              <w:bottom w:w="100" w:type="dxa"/>
+              <w:right w:w="100" w:type="dxa"/>
+            </w:tcMar>
+            <w:vAlign w:val="center"/>
+          </w:tcPr>
+          <w:p>
+            <w:pPr>
+              <w:widowControl w:val="0"/>
+              <w:pBdr>
+                <w:top w:val="nil"/>
+                <w:left w:val="nil"/>
+                <w:bottom w:val="nil"/>
+                <w:right w:val="nil"/>
+                <w:between w:val="nil"/>
+              </w:pBdr>
+              <w:spacing w:line="240" w:lineRule="auto"/>
+              <w:ind w:left="122"/>
+              <w:rPr>
+                <w:color w:val="000000"/>
+              </w:rPr>
+            </w:pPr>
+            <w:r>
+              <w:rPr>
+                <w:color w:val="000000"/>
+              </w:rPr>
+              <w:t>Số tiền phạt cụ thể</w:t>
+            </w:r>
+          </w:p>
+        </w:tc>
+      </w:tr>
+      <w:tr>
+        <w:trPr>
+          <w:trHeight w:val="444"/>
+        </w:trPr>
+        <w:tc>
+          <w:tcPr>
+            <w:tcW w:w="3028" w:type="dxa"/>
+            <w:tcMar>
+              <w:top w:w="100" w:type="dxa"/>
+              <w:left w:w="100" w:type="dxa"/>
+              <w:bottom w:w="100" w:type="dxa"/>
+              <w:right w:w="100" w:type="dxa"/>
+            </w:tcMar>
+            <w:vAlign w:val="center"/>
+          </w:tcPr>
+          <w:p>
+            <w:pPr>
+              <w:widowControl w:val="0"/>
+              <w:pBdr>
+                <w:top w:val="nil"/>
+                <w:left w:val="nil"/>
+                <w:bottom w:val="nil"/>
+                <w:right w:val="nil"/>
+                <w:between w:val="nil"/>
+              </w:pBdr>
+              <w:spacing w:line="240" w:lineRule="auto"/>
+              <w:ind w:left="120"/>
+              <w:rPr>
+                <w:color w:val="000000"/>
+              </w:rPr>
+            </w:pPr>
+            <w:r>
+              <w:rPr>
+                <w:color w:val="000000"/>
+              </w:rPr>
+              <w:t>btnXacNhanTra</w:t>
+            </w:r>
+          </w:p>
+        </w:tc>
+        <w:tc>
+          <w:tcPr>
+            <w:tcW w:w="2419" w:type="dxa"/>
+            <w:tcMar>
+              <w:top w:w="100" w:type="dxa"/>
+              <w:left w:w="100" w:type="dxa"/>
+              <w:bottom w:w="100" w:type="dxa"/>
+              <w:right w:w="100" w:type="dxa"/>
+            </w:tcMar>
+            <w:vAlign w:val="center"/>
+          </w:tcPr>
+          <w:p>
+            <w:pPr>
+              <w:widowControl w:val="0"/>
+              <w:pBdr>
+                <w:top w:val="nil"/>
+                <w:left w:val="nil"/>
+                <w:bottom w:val="nil"/>
+                <w:right w:val="nil"/>
+                <w:between w:val="nil"/>
+              </w:pBdr>
+              <w:spacing w:line="240" w:lineRule="auto"/>
+              <w:ind w:left="122"/>
+              <w:rPr>
+                <w:color w:val="000000"/>
+              </w:rPr>
+            </w:pPr>
+            <w:r>
+              <w:rPr>
+                <w:color w:val="000000"/>
+              </w:rPr>
+              <w:t>Button</w:t>
+            </w:r>
+          </w:p>
+        </w:tc>
+        <w:tc>
+          <w:tcPr>
+            <w:tcW w:w="4841" w:type="dxa"/>
+            <w:tcMar>
+              <w:top w:w="100" w:type="dxa"/>
+              <w:left w:w="100" w:type="dxa"/>
+              <w:bottom w:w="100" w:type="dxa"/>
+              <w:right w:w="100" w:type="dxa"/>
+            </w:tcMar>
+            <w:vAlign w:val="center"/>
+          </w:tcPr>
+          <w:p>
+            <w:pPr>
+              <w:widowControl w:val="0"/>
+              <w:pBdr>
+                <w:top w:val="nil"/>
+                <w:left w:val="nil"/>
+                <w:bottom w:val="nil"/>
+                <w:right w:val="nil"/>
+                <w:between w:val="nil"/>
+              </w:pBdr>
+              <w:spacing w:line="240" w:lineRule="auto"/>
+              <w:ind w:left="122"/>
+              <w:rPr>
+                <w:color w:val="000000"/>
+              </w:rPr>
+            </w:pPr>
+            <w:r>
+              <w:rPr>
+                <w:color w:val="000000"/>
+              </w:rPr>
+              <w:t>Xác nhận trả sách &amp; thu phạt</w:t>
+            </w:r>
+          </w:p>
+        </w:tc>
+      </w:tr>
+    </w:tbl>
+    <w:p>
+      <w:pPr>
+        <w:widowControl w:val="0"/>
+        <w:pBdr>
+          <w:top w:val="nil"/>
+          <w:left w:val="nil"/>
+          <w:bottom w:val="nil"/>
+          <w:right w:val="nil"/>
+          <w:between w:val="nil"/>
+        </w:pBdr>
+        <w:spacing w:line="240" w:lineRule="auto"/>
+        <w:ind w:right="141"/>
+        <w:rPr>
+          <w:b/>
+          <w:bCs/>
+          <w:color w:val="1F4E78"/>
+          <w:sz w:val="24"/>
+          <w:szCs w:val="24"/>
+          <w:lang w:val="vi-VN"/>
+        </w:rPr>
+      </w:pPr>
+      <w:r>
+        <w:rPr>
+          <w:b/>
+          <w:bCs/>
+          <w:color w:val="1F4E78"/>
+          <w:sz w:val="24"/>
+          <w:szCs w:val="24"/>
+        </w:rPr>
+        <w:t>Kết nối database</w:t>
+      </w:r>
+      <w:r>
+        <w:rPr>
+          <w:b/>
+          <w:bCs/>
+          <w:color w:val="1F4E78"/>
+          <w:sz w:val="24"/>
+          <w:szCs w:val="24"/>
+          <w:lang w:val="vi-VN"/>
+        </w:rPr>
+        <w:t xml:space="preserve"> với </w:t>
+      </w:r>
+      <w:r>
+        <w:rPr>
+          <w:b/>
+          <w:bCs/>
+          <w:color w:val="1F4E78"/>
+          <w:sz w:val="24"/>
+          <w:szCs w:val="24"/>
+          <w:lang w:val="vi-VN"/>
+        </w:rPr>
+        <w:t>FrmMuontra</w:t>
+      </w:r>
+    </w:p>
+    <w:p>
+      <w:pPr>
+        <w:widowControl w:val="0"/>
+        <w:pBdr>
+          <w:top w:val="nil"/>
+          <w:left w:val="nil"/>
+          <w:bottom w:val="nil"/>
+          <w:right w:val="nil"/>
+          <w:between w:val="nil"/>
+        </w:pBdr>
+        <w:spacing w:line="240" w:lineRule="auto"/>
+        <w:ind w:right="141"/>
+        <w:rPr>
+          <w:b/>
+          <w:bCs/>
+          <w:color w:val="004E9A"/>
+          <w:sz w:val="21"/>
+          <w:szCs w:val="21"/>
+          <w:lang w:val="vi-VN"/>
+        </w:rPr>
+      </w:pPr>
+      <w:r>
+        <w:rPr>
+          <w:b/>
+          <w:bCs/>
+          <w:color w:val="004E9A"/>
+          <w:sz w:val="21"/>
+          <w:szCs w:val="21"/>
+          <w:lang w:val="vi-VN"/>
+        </w:rPr>
+        <w:lastRenderedPageBreak/>
+        <w:drawing>
+          <wp:inline distT="0" distB="0" distL="0" distR="0" wp14:anchorId="793C2A97" wp14:editId="6597EF1C">
+            <wp:extent cx="6598285" cy="5169535"/>
+            <wp:effectExtent l="0" t="0" r="0" b="0"/>
+            <wp:docPr id="637807497" name="Picture 1"/>
+            <wp:cNvGraphicFramePr>
+              <a:graphicFrameLocks xmlns:a="http://schemas.openxmlformats.org/drawingml/2006/main" noChangeAspect="1"/>
+            </wp:cNvGraphicFramePr>
+            <a:graphic xmlns:a="http://schemas.openxmlformats.org/drawingml/2006/main">
+              <a:graphicData uri="http://schemas.openxmlformats.org/drawingml/2006/picture">
+                <pic:pic xmlns:pic="http://schemas.openxmlformats.org/drawingml/2006/picture">
+                  <pic:nvPicPr>
+                    <pic:cNvPr id="637807497" name=""/>
+                    <pic:cNvPicPr/>
+                  </pic:nvPicPr>
+                  <pic:blipFill>
+                    <a:blip r:embed="rId25"/>
+                    <a:stretch>
+                      <a:fillRect/>
+                    </a:stretch>
+                  </pic:blipFill>
+                  <pic:spPr>
+                    <a:xfrm>
+                      <a:off x="0" y="0"/>
+                      <a:ext cx="6598285" cy="5169535"/>
+                    </a:xfrm>
+                    <a:prstGeom prst="rect">
+                      <a:avLst/>
+                    </a:prstGeom>
+                  </pic:spPr>
+                </pic:pic>
+              </a:graphicData>
+            </a:graphic>
+          </wp:inline>
+        </w:drawing>
       </w:r>
     </w:p>
     <w:sectPr>
@@ -18835,7 +23088,7 @@
   <w:style w:type="paragraph" w:default="1" w:styleId="Normal">
     <w:name w:val="Normal"/>
     <w:qFormat/>
-    <w:rsid w:val="00F10F4C"/>
+    <w:rsid w:val="00FF54F9"/>
   </w:style>
   <w:style w:type="paragraph" w:styleId="Heading1">
     <w:name w:val="heading 1"/>
@@ -18962,7 +23215,6 @@
   <w:style w:type="character" w:default="1" w:styleId="DefaultParagraphFont">
     <w:name w:val="Default Paragraph Font"/>
     <w:uiPriority w:val="1"/>
-    <w:semiHidden/>
     <w:unhideWhenUsed/>
   </w:style>
   <w:style w:type="table" w:default="1" w:styleId="TableNormal">
@@ -19392,6 +23644,30 @@
       <w:tblStyleColBandSize w:val="1"/>
     </w:tblPr>
   </w:style>
+  <w:style w:type="character" w:styleId="Strong">
+    <w:name w:val="Strong"/>
+    <w:basedOn w:val="DefaultParagraphFont"/>
+    <w:uiPriority w:val="22"/>
+    <w:qFormat/>
+    <w:rsid w:val="006F34D6"/>
+    <w:rPr>
+      <w:b/>
+      <w:bCs/>
+    </w:rPr>
+  </w:style>
+  <w:style w:type="character" w:styleId="HTMLCode">
+    <w:name w:val="HTML Code"/>
+    <w:basedOn w:val="DefaultParagraphFont"/>
+    <w:uiPriority w:val="99"/>
+    <w:semiHidden/>
+    <w:unhideWhenUsed/>
+    <w:rsid w:val="006F34D6"/>
+    <w:rPr>
+      <w:rFonts w:ascii="Courier New" w:eastAsia="Times New Roman" w:hAnsi="Courier New" w:cs="Courier New"/>
+      <w:sz w:val="20"/>
+      <w:szCs w:val="20"/>
+    </w:rPr>
+  </w:style>
 </w:styles>
 </file>
 
